--- a/courses/mathematical-physics/delta-dirac-green.docx
+++ b/courses/mathematical-physics/delta-dirac-green.docx
@@ -272,11 +272,17 @@
         </w:rPr>
         <w:t xml:space="preserve">Características:</w:t>
       </w:r>
-      <w:r>
-        <w:t xml:space="preserve"> </w:t>
-      </w:r>
-      <w:r>
-        <w:t xml:space="preserve">- É uma função com uma</w:t>
+    </w:p>
+    <w:p>
+      <w:pPr>
+        <w:pStyle w:val="Compact"/>
+        <w:numPr>
+          <w:ilvl w:val="0"/>
+          <w:numId w:val="1001"/>
+        </w:numPr>
+      </w:pPr>
+      <w:r>
+        <w:t xml:space="preserve">É uma função com uma</w:t>
       </w:r>
       <w:r>
         <w:t xml:space="preserve"> </w:t>
@@ -314,11 +320,17 @@
       <w:r>
         <w:t xml:space="preserve">.</w:t>
       </w:r>
-      <w:r>
-        <w:t xml:space="preserve"> </w:t>
-      </w:r>
-      <w:r>
-        <w:t xml:space="preserve">- Representa uma transição abrupta de 0 para 1.</w:t>
+    </w:p>
+    <w:p>
+      <w:pPr>
+        <w:pStyle w:val="Compact"/>
+        <w:numPr>
+          <w:ilvl w:val="0"/>
+          <w:numId w:val="1001"/>
+        </w:numPr>
+      </w:pPr>
+      <w:r>
+        <w:t xml:space="preserve">Representa uma transição abrupta de 0 para 1.</w:t>
       </w:r>
     </w:p>
     <w:p>
@@ -1394,7 +1406,7 @@
         <w:pStyle w:val="Compact"/>
         <w:numPr>
           <w:ilvl w:val="0"/>
-          <w:numId w:val="1001"/>
+          <w:numId w:val="1002"/>
         </w:numPr>
       </w:pPr>
       <w:r>
@@ -1453,7 +1465,7 @@
         <w:pStyle w:val="Compact"/>
         <w:numPr>
           <w:ilvl w:val="0"/>
-          <w:numId w:val="1001"/>
+          <w:numId w:val="1002"/>
         </w:numPr>
       </w:pPr>
       <w:r>
@@ -1547,7 +1559,7 @@
         <w:pStyle w:val="Compact"/>
         <w:numPr>
           <w:ilvl w:val="0"/>
-          <w:numId w:val="1001"/>
+          <w:numId w:val="1002"/>
         </w:numPr>
       </w:pPr>
       <w:r>
@@ -2009,11 +2021,17 @@
         </w:rPr>
         <w:t xml:space="preserve">Propriedades:</w:t>
       </w:r>
-      <w:r>
-        <w:t xml:space="preserve"> </w:t>
-      </w:r>
-      <w:r>
-        <w:t xml:space="preserve">- Normalizada:</w:t>
+    </w:p>
+    <w:p>
+      <w:pPr>
+        <w:pStyle w:val="Compact"/>
+        <w:numPr>
+          <w:ilvl w:val="0"/>
+          <w:numId w:val="1003"/>
+        </w:numPr>
+      </w:pPr>
+      <w:r>
+        <w:t xml:space="preserve">Normalizada:</w:t>
       </w:r>
       <w:r>
         <w:t xml:space="preserve"> </w:t>
@@ -2097,11 +2115,17 @@
           <m:t>1</m:t>
         </m:r>
       </m:oMath>
-      <w:r>
-        <w:t xml:space="preserve"> </w:t>
-      </w:r>
-      <w:r>
-        <w:t xml:space="preserve">- Simétrica:</w:t>
+    </w:p>
+    <w:p>
+      <w:pPr>
+        <w:pStyle w:val="Compact"/>
+        <w:numPr>
+          <w:ilvl w:val="0"/>
+          <w:numId w:val="1003"/>
+        </w:numPr>
+      </w:pPr>
+      <w:r>
+        <w:t xml:space="preserve">Simétrica:</w:t>
       </w:r>
       <w:r>
         <w:t xml:space="preserve"> </w:t>
@@ -2174,11 +2198,17 @@
           <m:t>)</m:t>
         </m:r>
       </m:oMath>
-      <w:r>
-        <w:t xml:space="preserve"> </w:t>
-      </w:r>
-      <w:r>
-        <w:t xml:space="preserve">- Quando</w:t>
+    </w:p>
+    <w:p>
+      <w:pPr>
+        <w:pStyle w:val="Compact"/>
+        <w:numPr>
+          <w:ilvl w:val="0"/>
+          <w:numId w:val="1003"/>
+        </w:numPr>
+      </w:pPr>
+      <w:r>
+        <w:t xml:space="preserve">Quando</w:t>
       </w:r>
       <w:r>
         <w:t xml:space="preserve"> </w:t>
@@ -2655,21 +2685,33 @@
         </w:rPr>
         <w:t xml:space="preserve">Por quê?</w:t>
       </w:r>
+    </w:p>
+    <w:p>
+      <w:pPr>
+        <w:pStyle w:val="Compact"/>
+        <w:numPr>
+          <w:ilvl w:val="0"/>
+          <w:numId w:val="1004"/>
+        </w:numPr>
+      </w:pPr>
+      <w:r>
+        <w:t xml:space="preserve">Termos ímpares se anulam por simetria (função par vezes função ímpar).</w:t>
+      </w:r>
+    </w:p>
+    <w:p>
+      <w:pPr>
+        <w:pStyle w:val="Compact"/>
+        <w:numPr>
+          <w:ilvl w:val="0"/>
+          <w:numId w:val="1004"/>
+        </w:numPr>
+      </w:pPr>
+      <w:r>
+        <w:t xml:space="preserve">Termos pares são proporcionais a potências positivas de</w:t>
+      </w:r>
       <w:r>
         <w:t xml:space="preserve"> </w:t>
       </w:r>
-      <w:r>
-        <w:t xml:space="preserve">- Termos ímpares se anulam por simetria (função par vezes função ímpar).</w:t>
-      </w:r>
-      <w:r>
-        <w:t xml:space="preserve"> </w:t>
-      </w:r>
-      <w:r>
-        <w:t xml:space="preserve">- Termos pares são proporcionais a potências positivas de</w:t>
-      </w:r>
-      <w:r>
-        <w:t xml:space="preserve"> </w:t>
-      </w:r>
       <m:oMath>
         <m:r>
           <m:t>σ</m:t>
@@ -2678,11 +2720,17 @@
       <w:r>
         <w:t xml:space="preserve">, então vão a zero.</w:t>
       </w:r>
-      <w:r>
-        <w:t xml:space="preserve"> </w:t>
-      </w:r>
-      <w:r>
-        <w:t xml:space="preserve">- Apenas o termo constante</w:t>
+    </w:p>
+    <w:p>
+      <w:pPr>
+        <w:pStyle w:val="Compact"/>
+        <w:numPr>
+          <w:ilvl w:val="0"/>
+          <w:numId w:val="1004"/>
+        </w:numPr>
+      </w:pPr>
+      <w:r>
+        <w:t xml:space="preserve">Apenas o termo constante</w:t>
       </w:r>
       <w:r>
         <w:t xml:space="preserve"> </w:t>
@@ -3368,7 +3416,7 @@
         <w:pStyle w:val="Compact"/>
         <w:numPr>
           <w:ilvl w:val="0"/>
-          <w:numId w:val="1002"/>
+          <w:numId w:val="1005"/>
         </w:numPr>
       </w:pPr>
       <w:r>
@@ -3419,7 +3467,7 @@
         <w:pStyle w:val="Compact"/>
         <w:numPr>
           <w:ilvl w:val="0"/>
-          <w:numId w:val="1002"/>
+          <w:numId w:val="1005"/>
         </w:numPr>
       </w:pPr>
       <w:r>
@@ -3447,7 +3495,7 @@
         <w:pStyle w:val="Compact"/>
         <w:numPr>
           <w:ilvl w:val="0"/>
-          <w:numId w:val="1002"/>
+          <w:numId w:val="1005"/>
         </w:numPr>
       </w:pPr>
       <w:r>
@@ -5041,6 +5089,15 @@
     <w:abstractNumId w:val="991"/>
   </w:num>
   <w:num w:numId="1002">
+    <w:abstractNumId w:val="991"/>
+  </w:num>
+  <w:num w:numId="1003">
+    <w:abstractNumId w:val="991"/>
+  </w:num>
+  <w:num w:numId="1004">
+    <w:abstractNumId w:val="991"/>
+  </w:num>
+  <w:num w:numId="1005">
     <w:abstractNumId w:val="991"/>
   </w:num>
 </w:numbering>

--- a/courses/mathematical-physics/delta-dirac-green.docx
+++ b/courses/mathematical-physics/delta-dirac-green.docx
@@ -3286,7 +3286,7 @@
               <w:pStyle w:val="Compact"/>
             </w:pPr>
             <w:r>
-              <w:t xml:space="preserve">Cresce logarithmicamente</w:t>
+              <w:t xml:space="preserve">Cresce logaritmicamente</w:t>
             </w:r>
           </w:p>
         </w:tc>
@@ -4868,7 +4868,4441 @@
         <w:t xml:space="preserve">Aproximação gaussiana da delta de Dirac para diferentes valores de sigma</w:t>
       </w:r>
     </w:p>
+    <w:p>
+      <w:r>
+        <w:pict>
+          <v:rect style="width:0;height:1.5pt" o:hralign="center" o:hrstd="t" o:hr="t"/>
+        </w:pict>
+      </w:r>
+    </w:p>
     <w:bookmarkEnd w:id="23"/>
+    <w:bookmarkStart w:id="36" w:name="exercícios"/>
+    <w:p>
+      <w:pPr>
+        <w:pStyle w:val="Heading1"/>
+      </w:pPr>
+      <w:r>
+        <w:t xml:space="preserve">Exercícios</w:t>
+      </w:r>
+    </w:p>
+    <w:bookmarkStart w:id="24" w:name="exercício-1-função-degrau-de-heaviside"/>
+    <w:p>
+      <w:pPr>
+        <w:pStyle w:val="Heading2"/>
+      </w:pPr>
+      <w:r>
+        <w:t xml:space="preserve">Exercício 1: Função Degrau de Heaviside</w:t>
+      </w:r>
+    </w:p>
+    <w:p>
+      <w:pPr>
+        <w:pStyle w:val="FirstParagraph"/>
+      </w:pPr>
+      <w:r>
+        <w:rPr>
+          <w:b/>
+          <w:bCs/>
+        </w:rPr>
+        <w:t xml:space="preserve">a)</w:t>
+      </w:r>
+      <w:r>
+        <w:t xml:space="preserve"> </w:t>
+      </w:r>
+      <w:r>
+        <w:t xml:space="preserve">Esboce o gráfico de</w:t>
+      </w:r>
+      <w:r>
+        <w:t xml:space="preserve"> </w:t>
+      </w:r>
+      <m:oMath>
+        <m:r>
+          <m:t>θ</m:t>
+        </m:r>
+        <m:r>
+          <m:rPr>
+            <m:sty m:val="p"/>
+          </m:rPr>
+          <m:t>(</m:t>
+        </m:r>
+        <m:r>
+          <m:t>x</m:t>
+        </m:r>
+        <m:r>
+          <m:rPr>
+            <m:sty m:val="p"/>
+          </m:rPr>
+          <m:t>)</m:t>
+        </m:r>
+      </m:oMath>
+      <w:r>
+        <w:t xml:space="preserve"> </w:t>
+      </w:r>
+      <w:r>
+        <w:t xml:space="preserve">e identifique o tipo de descontinuidade em</w:t>
+      </w:r>
+      <w:r>
+        <w:t xml:space="preserve"> </w:t>
+      </w:r>
+      <m:oMath>
+        <m:r>
+          <m:t>x</m:t>
+        </m:r>
+        <m:r>
+          <m:rPr>
+            <m:sty m:val="p"/>
+          </m:rPr>
+          <m:t>=</m:t>
+        </m:r>
+        <m:r>
+          <m:t>0</m:t>
+        </m:r>
+      </m:oMath>
+      <w:r>
+        <w:t xml:space="preserve">.</w:t>
+      </w:r>
+    </w:p>
+    <w:p>
+      <w:pPr>
+        <w:pStyle w:val="BodyText"/>
+      </w:pPr>
+      <w:r>
+        <w:rPr>
+          <w:b/>
+          <w:bCs/>
+        </w:rPr>
+        <w:t xml:space="preserve">b)</w:t>
+      </w:r>
+      <w:r>
+        <w:t xml:space="preserve"> </w:t>
+      </w:r>
+      <w:r>
+        <w:t xml:space="preserve">Calcule</w:t>
+      </w:r>
+      <w:r>
+        <w:t xml:space="preserve"> </w:t>
+      </w:r>
+      <m:oMath>
+        <m:r>
+          <m:t>θ</m:t>
+        </m:r>
+        <m:r>
+          <m:rPr>
+            <m:sty m:val="p"/>
+          </m:rPr>
+          <m:t>(</m:t>
+        </m:r>
+        <m:r>
+          <m:t>x</m:t>
+        </m:r>
+        <m:r>
+          <m:rPr>
+            <m:sty m:val="p"/>
+          </m:rPr>
+          <m:t>)</m:t>
+        </m:r>
+        <m:r>
+          <m:rPr>
+            <m:sty m:val="p"/>
+          </m:rPr>
+          <m:t>+</m:t>
+        </m:r>
+        <m:r>
+          <m:t>θ</m:t>
+        </m:r>
+        <m:r>
+          <m:rPr>
+            <m:sty m:val="p"/>
+          </m:rPr>
+          <m:t>(</m:t>
+        </m:r>
+        <m:r>
+          <m:rPr>
+            <m:sty m:val="p"/>
+          </m:rPr>
+          <m:t>−</m:t>
+        </m:r>
+        <m:r>
+          <m:t>x</m:t>
+        </m:r>
+        <m:r>
+          <m:rPr>
+            <m:sty m:val="p"/>
+          </m:rPr>
+          <m:t>)</m:t>
+        </m:r>
+      </m:oMath>
+      <w:r>
+        <w:t xml:space="preserve"> </w:t>
+      </w:r>
+      <w:r>
+        <w:t xml:space="preserve">para</w:t>
+      </w:r>
+      <w:r>
+        <w:t xml:space="preserve"> </w:t>
+      </w:r>
+      <m:oMath>
+        <m:r>
+          <m:t>x</m:t>
+        </m:r>
+        <m:r>
+          <m:rPr>
+            <m:sty m:val="p"/>
+          </m:rPr>
+          <m:t>≠</m:t>
+        </m:r>
+        <m:r>
+          <m:t>0</m:t>
+        </m:r>
+      </m:oMath>
+      <w:r>
+        <w:t xml:space="preserve">. O que acontece em</w:t>
+      </w:r>
+      <w:r>
+        <w:t xml:space="preserve"> </w:t>
+      </w:r>
+      <m:oMath>
+        <m:r>
+          <m:t>x</m:t>
+        </m:r>
+        <m:r>
+          <m:rPr>
+            <m:sty m:val="p"/>
+          </m:rPr>
+          <m:t>=</m:t>
+        </m:r>
+        <m:r>
+          <m:t>0</m:t>
+        </m:r>
+      </m:oMath>
+      <w:r>
+        <w:t xml:space="preserve">?</w:t>
+      </w:r>
+    </w:p>
+    <w:p>
+      <w:pPr>
+        <w:pStyle w:val="BodyText"/>
+      </w:pPr>
+      <w:r>
+        <w:rPr>
+          <w:b/>
+          <w:bCs/>
+        </w:rPr>
+        <w:t xml:space="preserve">c)</w:t>
+      </w:r>
+      <w:r>
+        <w:t xml:space="preserve"> </w:t>
+      </w:r>
+      <w:r>
+        <w:t xml:space="preserve">Mostre que</w:t>
+      </w:r>
+      <w:r>
+        <w:t xml:space="preserve"> </w:t>
+      </w:r>
+      <m:oMath>
+        <m:r>
+          <m:t>θ</m:t>
+        </m:r>
+        <m:r>
+          <m:rPr>
+            <m:sty m:val="p"/>
+          </m:rPr>
+          <m:t>(</m:t>
+        </m:r>
+        <m:r>
+          <m:t>x</m:t>
+        </m:r>
+        <m:r>
+          <m:rPr>
+            <m:sty m:val="p"/>
+          </m:rPr>
+          <m:t>−</m:t>
+        </m:r>
+        <m:sSub>
+          <m:e>
+            <m:r>
+              <m:t>x</m:t>
+            </m:r>
+          </m:e>
+          <m:sub>
+            <m:r>
+              <m:t>0</m:t>
+            </m:r>
+          </m:sub>
+        </m:sSub>
+        <m:r>
+          <m:rPr>
+            <m:sty m:val="p"/>
+          </m:rPr>
+          <m:t>)</m:t>
+        </m:r>
+      </m:oMath>
+      <w:r>
+        <w:t xml:space="preserve"> </w:t>
+      </w:r>
+      <w:r>
+        <w:t xml:space="preserve">representa um deslocamento da descontinuidade para</w:t>
+      </w:r>
+      <w:r>
+        <w:t xml:space="preserve"> </w:t>
+      </w:r>
+      <m:oMath>
+        <m:r>
+          <m:t>x</m:t>
+        </m:r>
+        <m:r>
+          <m:rPr>
+            <m:sty m:val="p"/>
+          </m:rPr>
+          <m:t>=</m:t>
+        </m:r>
+        <m:sSub>
+          <m:e>
+            <m:r>
+              <m:t>x</m:t>
+            </m:r>
+          </m:e>
+          <m:sub>
+            <m:r>
+              <m:t>0</m:t>
+            </m:r>
+          </m:sub>
+        </m:sSub>
+      </m:oMath>
+      <w:r>
+        <w:t xml:space="preserve">.</w:t>
+      </w:r>
+    </w:p>
+    <w:p>
+      <w:pPr>
+        <w:pStyle w:val="BodyText"/>
+      </w:pPr>
+      <w:r>
+        <w:rPr>
+          <w:b/>
+          <w:bCs/>
+        </w:rPr>
+        <w:t xml:space="preserve">d)</w:t>
+      </w:r>
+      <w:r>
+        <w:t xml:space="preserve"> </w:t>
+      </w:r>
+      <w:r>
+        <w:t xml:space="preserve">Por que a convenção do valor de</w:t>
+      </w:r>
+      <w:r>
+        <w:t xml:space="preserve"> </w:t>
+      </w:r>
+      <m:oMath>
+        <m:r>
+          <m:t>θ</m:t>
+        </m:r>
+        <m:r>
+          <m:rPr>
+            <m:sty m:val="p"/>
+          </m:rPr>
+          <m:t>(</m:t>
+        </m:r>
+        <m:r>
+          <m:t>0</m:t>
+        </m:r>
+        <m:r>
+          <m:rPr>
+            <m:sty m:val="p"/>
+          </m:rPr>
+          <m:t>)</m:t>
+        </m:r>
+      </m:oMath>
+      <w:r>
+        <w:t xml:space="preserve"> </w:t>
+      </w:r>
+      <w:r>
+        <w:t xml:space="preserve">(0, 1/2 ou indefinido) raramente afeta cálculos físicos?</w:t>
+      </w:r>
+    </w:p>
+    <w:bookmarkEnd w:id="24"/>
+    <w:bookmarkStart w:id="25" w:name="Xd7a6bf36572f55a3e901cf6f160f3f76218a918"/>
+    <w:p>
+      <w:pPr>
+        <w:pStyle w:val="Heading2"/>
+      </w:pPr>
+      <w:r>
+        <w:t xml:space="preserve">Exercício 2: Propriedade de Filtragem da Delta</w:t>
+      </w:r>
+    </w:p>
+    <w:p>
+      <w:pPr>
+        <w:pStyle w:val="FirstParagraph"/>
+      </w:pPr>
+      <w:r>
+        <w:rPr>
+          <w:b/>
+          <w:bCs/>
+        </w:rPr>
+        <w:t xml:space="preserve">a)</w:t>
+      </w:r>
+      <w:r>
+        <w:t xml:space="preserve"> </w:t>
+      </w:r>
+      <w:r>
+        <w:t xml:space="preserve">Use a definição de filtragem para calcular</w:t>
+      </w:r>
+      <w:r>
+        <w:t xml:space="preserve"> </w:t>
+      </w:r>
+      <m:oMath>
+        <m:nary>
+          <m:naryPr>
+            <m:chr m:val="∫"/>
+            <m:limLoc m:val="subSup"/>
+            <m:subHide m:val="off"/>
+            <m:supHide m:val="off"/>
+          </m:naryPr>
+          <m:sub>
+            <m:r>
+              <m:rPr>
+                <m:sty m:val="p"/>
+              </m:rPr>
+              <m:t>−</m:t>
+            </m:r>
+            <m:r>
+              <m:rPr>
+                <m:sty m:val="p"/>
+              </m:rPr>
+              <m:t>∞</m:t>
+            </m:r>
+          </m:sub>
+          <m:sup>
+            <m:r>
+              <m:rPr>
+                <m:sty m:val="p"/>
+              </m:rPr>
+              <m:t>∞</m:t>
+            </m:r>
+          </m:sup>
+          <m:e>
+            <m:r>
+              <m:t>δ</m:t>
+            </m:r>
+          </m:e>
+        </m:nary>
+        <m:r>
+          <m:rPr>
+            <m:sty m:val="p"/>
+          </m:rPr>
+          <m:t>(</m:t>
+        </m:r>
+        <m:r>
+          <m:t>x</m:t>
+        </m:r>
+        <m:r>
+          <m:rPr>
+            <m:sty m:val="p"/>
+          </m:rPr>
+          <m:t>−</m:t>
+        </m:r>
+        <m:r>
+          <m:t>3</m:t>
+        </m:r>
+        <m:r>
+          <m:rPr>
+            <m:sty m:val="p"/>
+          </m:rPr>
+          <m:t>)</m:t>
+        </m:r>
+        <m:r>
+          <m:t> </m:t>
+        </m:r>
+        <m:sSup>
+          <m:e>
+            <m:r>
+              <m:t>x</m:t>
+            </m:r>
+          </m:e>
+          <m:sup>
+            <m:r>
+              <m:t>2</m:t>
+            </m:r>
+          </m:sup>
+        </m:sSup>
+        <m:r>
+          <m:t> </m:t>
+        </m:r>
+        <m:r>
+          <m:t>d</m:t>
+        </m:r>
+        <m:r>
+          <m:t>x</m:t>
+        </m:r>
+      </m:oMath>
+      <w:r>
+        <w:t xml:space="preserve">.</w:t>
+      </w:r>
+    </w:p>
+    <w:p>
+      <w:pPr>
+        <w:pStyle w:val="BodyText"/>
+      </w:pPr>
+      <w:r>
+        <w:rPr>
+          <w:b/>
+          <w:bCs/>
+        </w:rPr>
+        <w:t xml:space="preserve">b)</w:t>
+      </w:r>
+      <w:r>
+        <w:t xml:space="preserve"> </w:t>
+      </w:r>
+      <w:r>
+        <w:t xml:space="preserve">Mostre que</w:t>
+      </w:r>
+      <w:r>
+        <w:t xml:space="preserve"> </w:t>
+      </w:r>
+      <m:oMath>
+        <m:r>
+          <m:t>δ</m:t>
+        </m:r>
+        <m:r>
+          <m:rPr>
+            <m:sty m:val="p"/>
+          </m:rPr>
+          <m:t>(</m:t>
+        </m:r>
+        <m:r>
+          <m:t>x</m:t>
+        </m:r>
+        <m:r>
+          <m:rPr>
+            <m:sty m:val="p"/>
+          </m:rPr>
+          <m:t>)</m:t>
+        </m:r>
+      </m:oMath>
+      <w:r>
+        <w:t xml:space="preserve"> </w:t>
+      </w:r>
+      <w:r>
+        <w:t xml:space="preserve">não é uma função no sentido usual (dica: considere seu valor em</w:t>
+      </w:r>
+      <w:r>
+        <w:t xml:space="preserve"> </w:t>
+      </w:r>
+      <m:oMath>
+        <m:r>
+          <m:t>x</m:t>
+        </m:r>
+        <m:r>
+          <m:rPr>
+            <m:sty m:val="p"/>
+          </m:rPr>
+          <m:t>=</m:t>
+        </m:r>
+        <m:r>
+          <m:t>0</m:t>
+        </m:r>
+      </m:oMath>
+      <w:r>
+        <w:t xml:space="preserve"> </w:t>
+      </w:r>
+      <w:r>
+        <w:t xml:space="preserve">e sua integral).</w:t>
+      </w:r>
+    </w:p>
+    <w:p>
+      <w:pPr>
+        <w:pStyle w:val="BodyText"/>
+      </w:pPr>
+      <w:r>
+        <w:rPr>
+          <w:b/>
+          <w:bCs/>
+        </w:rPr>
+        <w:t xml:space="preserve">c)</w:t>
+      </w:r>
+      <w:r>
+        <w:t xml:space="preserve"> </w:t>
+      </w:r>
+      <w:r>
+        <w:t xml:space="preserve">Calcule</w:t>
+      </w:r>
+      <w:r>
+        <w:t xml:space="preserve"> </w:t>
+      </w:r>
+      <m:oMath>
+        <m:nary>
+          <m:naryPr>
+            <m:chr m:val="∫"/>
+            <m:limLoc m:val="subSup"/>
+            <m:subHide m:val="off"/>
+            <m:supHide m:val="off"/>
+          </m:naryPr>
+          <m:sub>
+            <m:r>
+              <m:rPr>
+                <m:sty m:val="p"/>
+              </m:rPr>
+              <m:t>−</m:t>
+            </m:r>
+            <m:r>
+              <m:rPr>
+                <m:sty m:val="p"/>
+              </m:rPr>
+              <m:t>∞</m:t>
+            </m:r>
+          </m:sub>
+          <m:sup>
+            <m:r>
+              <m:rPr>
+                <m:sty m:val="p"/>
+              </m:rPr>
+              <m:t>∞</m:t>
+            </m:r>
+          </m:sup>
+          <m:e>
+            <m:r>
+              <m:t>δ</m:t>
+            </m:r>
+          </m:e>
+        </m:nary>
+        <m:r>
+          <m:rPr>
+            <m:sty m:val="p"/>
+          </m:rPr>
+          <m:t>(</m:t>
+        </m:r>
+        <m:r>
+          <m:t>2</m:t>
+        </m:r>
+        <m:r>
+          <m:t>x</m:t>
+        </m:r>
+        <m:r>
+          <m:rPr>
+            <m:sty m:val="p"/>
+          </m:rPr>
+          <m:t>)</m:t>
+        </m:r>
+        <m:r>
+          <m:t> </m:t>
+        </m:r>
+        <m:r>
+          <m:t>d</m:t>
+        </m:r>
+        <m:r>
+          <m:t>x</m:t>
+        </m:r>
+      </m:oMath>
+      <w:r>
+        <w:t xml:space="preserve"> </w:t>
+      </w:r>
+      <w:r>
+        <w:t xml:space="preserve">e generalize para</w:t>
+      </w:r>
+      <w:r>
+        <w:t xml:space="preserve"> </w:t>
+      </w:r>
+      <m:oMath>
+        <m:r>
+          <m:t>δ</m:t>
+        </m:r>
+        <m:r>
+          <m:rPr>
+            <m:sty m:val="p"/>
+          </m:rPr>
+          <m:t>(</m:t>
+        </m:r>
+        <m:r>
+          <m:t>a</m:t>
+        </m:r>
+        <m:r>
+          <m:t>x</m:t>
+        </m:r>
+        <m:r>
+          <m:rPr>
+            <m:sty m:val="p"/>
+          </m:rPr>
+          <m:t>)</m:t>
+        </m:r>
+      </m:oMath>
+      <w:r>
+        <w:t xml:space="preserve">.</w:t>
+      </w:r>
+    </w:p>
+    <w:p>
+      <w:pPr>
+        <w:pStyle w:val="BodyText"/>
+      </w:pPr>
+      <w:r>
+        <w:rPr>
+          <w:b/>
+          <w:bCs/>
+        </w:rPr>
+        <w:t xml:space="preserve">d)</w:t>
+      </w:r>
+      <w:r>
+        <w:t xml:space="preserve"> </w:t>
+      </w:r>
+      <w:r>
+        <w:t xml:space="preserve">Interprete fisicamente</w:t>
+      </w:r>
+      <w:r>
+        <w:t xml:space="preserve"> </w:t>
+      </w:r>
+      <m:oMath>
+        <m:r>
+          <m:t>δ</m:t>
+        </m:r>
+        <m:r>
+          <m:rPr>
+            <m:sty m:val="p"/>
+          </m:rPr>
+          <m:t>(</m:t>
+        </m:r>
+        <m:r>
+          <m:t>x</m:t>
+        </m:r>
+        <m:r>
+          <m:rPr>
+            <m:sty m:val="p"/>
+          </m:rPr>
+          <m:t>−</m:t>
+        </m:r>
+        <m:sSub>
+          <m:e>
+            <m:r>
+              <m:t>x</m:t>
+            </m:r>
+          </m:e>
+          <m:sub>
+            <m:r>
+              <m:t>0</m:t>
+            </m:r>
+          </m:sub>
+        </m:sSub>
+        <m:r>
+          <m:rPr>
+            <m:sty m:val="p"/>
+          </m:rPr>
+          <m:t>)</m:t>
+        </m:r>
+      </m:oMath>
+      <w:r>
+        <w:t xml:space="preserve"> </w:t>
+      </w:r>
+      <w:r>
+        <w:t xml:space="preserve">como densidade de uma partícula pontual.</w:t>
+      </w:r>
+    </w:p>
+    <w:bookmarkEnd w:id="25"/>
+    <w:bookmarkStart w:id="26" w:name="X2a5e406b12cc0472dd7c2a08ac7a9be0d4643e4"/>
+    <w:p>
+      <w:pPr>
+        <w:pStyle w:val="Heading2"/>
+      </w:pPr>
+      <w:r>
+        <w:t xml:space="preserve">Exercício 3: Delta como Derivada da Theta</w:t>
+      </w:r>
+      <w:r>
+        <w:t xml:space="preserve"> </w:t>
+      </w:r>
+      <w:r>
+        <w:rPr>
+          <w:b/>
+          <w:bCs/>
+        </w:rPr>
+        <w:t xml:space="preserve">(Essencial)</w:t>
+      </w:r>
+    </w:p>
+    <w:p>
+      <w:pPr>
+        <w:pStyle w:val="FirstParagraph"/>
+      </w:pPr>
+      <w:r>
+        <w:rPr>
+          <w:b/>
+          <w:bCs/>
+        </w:rPr>
+        <w:t xml:space="preserve">a)</w:t>
+      </w:r>
+      <w:r>
+        <w:t xml:space="preserve"> </w:t>
+      </w:r>
+      <w:r>
+        <w:t xml:space="preserve">Refaça a derivação de</w:t>
+      </w:r>
+      <w:r>
+        <w:t xml:space="preserve"> </w:t>
+      </w:r>
+      <m:oMath>
+        <m:borderBox>
+          <m:e>
+            <m:f>
+              <m:fPr>
+                <m:type m:val="bar"/>
+              </m:fPr>
+              <m:num>
+                <m:r>
+                  <m:t>d</m:t>
+                </m:r>
+              </m:num>
+              <m:den>
+                <m:r>
+                  <m:t>d</m:t>
+                </m:r>
+                <m:r>
+                  <m:t>x</m:t>
+                </m:r>
+              </m:den>
+            </m:f>
+            <m:r>
+              <m:t>θ</m:t>
+            </m:r>
+            <m:r>
+              <m:rPr>
+                <m:sty m:val="p"/>
+              </m:rPr>
+              <m:t>(</m:t>
+            </m:r>
+            <m:r>
+              <m:t>x</m:t>
+            </m:r>
+            <m:r>
+              <m:rPr>
+                <m:sty m:val="p"/>
+              </m:rPr>
+              <m:t>−</m:t>
+            </m:r>
+            <m:sSub>
+              <m:e>
+                <m:r>
+                  <m:t>x</m:t>
+                </m:r>
+              </m:e>
+              <m:sub>
+                <m:r>
+                  <m:t>0</m:t>
+                </m:r>
+              </m:sub>
+            </m:sSub>
+            <m:r>
+              <m:rPr>
+                <m:sty m:val="p"/>
+              </m:rPr>
+              <m:t>)</m:t>
+            </m:r>
+            <m:r>
+              <m:rPr>
+                <m:sty m:val="p"/>
+              </m:rPr>
+              <m:t>=</m:t>
+            </m:r>
+            <m:r>
+              <m:t>δ</m:t>
+            </m:r>
+            <m:r>
+              <m:rPr>
+                <m:sty m:val="p"/>
+              </m:rPr>
+              <m:t>(</m:t>
+            </m:r>
+            <m:r>
+              <m:t>x</m:t>
+            </m:r>
+            <m:r>
+              <m:rPr>
+                <m:sty m:val="p"/>
+              </m:rPr>
+              <m:t>−</m:t>
+            </m:r>
+            <m:sSub>
+              <m:e>
+                <m:r>
+                  <m:t>x</m:t>
+                </m:r>
+              </m:e>
+              <m:sub>
+                <m:r>
+                  <m:t>0</m:t>
+                </m:r>
+              </m:sub>
+            </m:sSub>
+            <m:r>
+              <m:rPr>
+                <m:sty m:val="p"/>
+              </m:rPr>
+              <m:t>)</m:t>
+            </m:r>
+          </m:e>
+        </m:borderBox>
+      </m:oMath>
+      <w:r>
+        <w:t xml:space="preserve"> </w:t>
+      </w:r>
+      <w:r>
+        <w:t xml:space="preserve">partindo do Teorema Fundamental do Cálculo, explicitando cada passo.</w:t>
+      </w:r>
+    </w:p>
+    <w:p>
+      <w:pPr>
+        <w:pStyle w:val="BodyText"/>
+      </w:pPr>
+      <w:r>
+        <w:rPr>
+          <w:b/>
+          <w:bCs/>
+        </w:rPr>
+        <w:t xml:space="preserve">b)</w:t>
+      </w:r>
+      <w:r>
+        <w:t xml:space="preserve"> </w:t>
+      </w:r>
+      <w:r>
+        <w:t xml:space="preserve">Use este resultado para calcular</w:t>
+      </w:r>
+      <w:r>
+        <w:t xml:space="preserve"> </w:t>
+      </w:r>
+      <m:oMath>
+        <m:f>
+          <m:fPr>
+            <m:type m:val="bar"/>
+          </m:fPr>
+          <m:num>
+            <m:r>
+              <m:t>d</m:t>
+            </m:r>
+          </m:num>
+          <m:den>
+            <m:r>
+              <m:t>d</m:t>
+            </m:r>
+            <m:r>
+              <m:t>x</m:t>
+            </m:r>
+          </m:den>
+        </m:f>
+        <m:d>
+          <m:dPr>
+            <m:begChr m:val="["/>
+            <m:sepChr m:val=""/>
+            <m:endChr m:val="]"/>
+            <m:grow/>
+          </m:dPr>
+          <m:e>
+            <m:r>
+              <m:t>x</m:t>
+            </m:r>
+            <m:r>
+              <m:t> </m:t>
+            </m:r>
+            <m:r>
+              <m:t>θ</m:t>
+            </m:r>
+            <m:r>
+              <m:rPr>
+                <m:sty m:val="p"/>
+              </m:rPr>
+              <m:t>(</m:t>
+            </m:r>
+            <m:r>
+              <m:t>x</m:t>
+            </m:r>
+            <m:r>
+              <m:rPr>
+                <m:sty m:val="p"/>
+              </m:rPr>
+              <m:t>)</m:t>
+            </m:r>
+          </m:e>
+        </m:d>
+      </m:oMath>
+      <w:r>
+        <w:t xml:space="preserve">.</w:t>
+      </w:r>
+    </w:p>
+    <w:p>
+      <w:pPr>
+        <w:pStyle w:val="BodyText"/>
+      </w:pPr>
+      <w:r>
+        <w:rPr>
+          <w:b/>
+          <w:bCs/>
+        </w:rPr>
+        <w:t xml:space="preserve">c)</w:t>
+      </w:r>
+      <w:r>
+        <w:t xml:space="preserve"> </w:t>
+      </w:r>
+      <w:r>
+        <w:t xml:space="preserve">Calcule</w:t>
+      </w:r>
+      <w:r>
+        <w:t xml:space="preserve"> </w:t>
+      </w:r>
+      <m:oMath>
+        <m:f>
+          <m:fPr>
+            <m:type m:val="bar"/>
+          </m:fPr>
+          <m:num>
+            <m:sSup>
+              <m:e>
+                <m:r>
+                  <m:t>d</m:t>
+                </m:r>
+              </m:e>
+              <m:sup>
+                <m:r>
+                  <m:t>2</m:t>
+                </m:r>
+              </m:sup>
+            </m:sSup>
+          </m:num>
+          <m:den>
+            <m:r>
+              <m:t>d</m:t>
+            </m:r>
+            <m:sSup>
+              <m:e>
+                <m:r>
+                  <m:t>x</m:t>
+                </m:r>
+              </m:e>
+              <m:sup>
+                <m:r>
+                  <m:t>2</m:t>
+                </m:r>
+              </m:sup>
+            </m:sSup>
+          </m:den>
+        </m:f>
+        <m:d>
+          <m:dPr>
+            <m:begChr m:val="["/>
+            <m:sepChr m:val=""/>
+            <m:endChr m:val="]"/>
+            <m:grow/>
+          </m:dPr>
+          <m:e>
+            <m:r>
+              <m:t>x</m:t>
+            </m:r>
+            <m:r>
+              <m:t> </m:t>
+            </m:r>
+            <m:r>
+              <m:t>θ</m:t>
+            </m:r>
+            <m:r>
+              <m:rPr>
+                <m:sty m:val="p"/>
+              </m:rPr>
+              <m:t>(</m:t>
+            </m:r>
+            <m:r>
+              <m:t>x</m:t>
+            </m:r>
+            <m:r>
+              <m:rPr>
+                <m:sty m:val="p"/>
+              </m:rPr>
+              <m:t>)</m:t>
+            </m:r>
+          </m:e>
+        </m:d>
+      </m:oMath>
+      <w:r>
+        <w:t xml:space="preserve"> </w:t>
+      </w:r>
+      <w:r>
+        <w:t xml:space="preserve">e interprete o resultado.</w:t>
+      </w:r>
+    </w:p>
+    <w:p>
+      <w:pPr>
+        <w:pStyle w:val="BodyText"/>
+      </w:pPr>
+      <w:r>
+        <w:rPr>
+          <w:b/>
+          <w:bCs/>
+        </w:rPr>
+        <w:t xml:space="preserve">d)</w:t>
+      </w:r>
+      <w:r>
+        <w:t xml:space="preserve"> </w:t>
+      </w:r>
+      <w:r>
+        <w:t xml:space="preserve">Generalize para</w:t>
+      </w:r>
+      <w:r>
+        <w:t xml:space="preserve"> </w:t>
+      </w:r>
+      <m:oMath>
+        <m:f>
+          <m:fPr>
+            <m:type m:val="bar"/>
+          </m:fPr>
+          <m:num>
+            <m:r>
+              <m:t>d</m:t>
+            </m:r>
+          </m:num>
+          <m:den>
+            <m:r>
+              <m:t>d</m:t>
+            </m:r>
+            <m:r>
+              <m:t>x</m:t>
+            </m:r>
+          </m:den>
+        </m:f>
+        <m:d>
+          <m:dPr>
+            <m:begChr m:val="["/>
+            <m:sepChr m:val=""/>
+            <m:endChr m:val="]"/>
+            <m:grow/>
+          </m:dPr>
+          <m:e>
+            <m:r>
+              <m:t>f</m:t>
+            </m:r>
+            <m:r>
+              <m:rPr>
+                <m:sty m:val="p"/>
+              </m:rPr>
+              <m:t>(</m:t>
+            </m:r>
+            <m:r>
+              <m:t>x</m:t>
+            </m:r>
+            <m:r>
+              <m:rPr>
+                <m:sty m:val="p"/>
+              </m:rPr>
+              <m:t>)</m:t>
+            </m:r>
+            <m:r>
+              <m:t> </m:t>
+            </m:r>
+            <m:r>
+              <m:t>θ</m:t>
+            </m:r>
+            <m:r>
+              <m:rPr>
+                <m:sty m:val="p"/>
+              </m:rPr>
+              <m:t>(</m:t>
+            </m:r>
+            <m:r>
+              <m:t>x</m:t>
+            </m:r>
+            <m:r>
+              <m:rPr>
+                <m:sty m:val="p"/>
+              </m:rPr>
+              <m:t>−</m:t>
+            </m:r>
+            <m:sSub>
+              <m:e>
+                <m:r>
+                  <m:t>x</m:t>
+                </m:r>
+              </m:e>
+              <m:sub>
+                <m:r>
+                  <m:t>0</m:t>
+                </m:r>
+              </m:sub>
+            </m:sSub>
+            <m:r>
+              <m:rPr>
+                <m:sty m:val="p"/>
+              </m:rPr>
+              <m:t>)</m:t>
+            </m:r>
+          </m:e>
+        </m:d>
+      </m:oMath>
+      <w:r>
+        <w:t xml:space="preserve">, com</w:t>
+      </w:r>
+      <w:r>
+        <w:t xml:space="preserve"> </w:t>
+      </w:r>
+      <m:oMath>
+        <m:r>
+          <m:t>f</m:t>
+        </m:r>
+      </m:oMath>
+      <w:r>
+        <w:t xml:space="preserve"> </w:t>
+      </w:r>
+      <w:r>
+        <w:t xml:space="preserve">suave.</w:t>
+      </w:r>
+    </w:p>
+    <w:bookmarkEnd w:id="26"/>
+    <w:bookmarkStart w:id="27" w:name="X35d660d10cab52f950b245ea5b77a3065192d77"/>
+    <w:p>
+      <w:pPr>
+        <w:pStyle w:val="Heading2"/>
+      </w:pPr>
+      <w:r>
+        <w:t xml:space="preserve">Exercício 4: Construindo a Theta a Partir do Módulo</w:t>
+      </w:r>
+    </w:p>
+    <w:p>
+      <w:pPr>
+        <w:pStyle w:val="FirstParagraph"/>
+      </w:pPr>
+      <w:r>
+        <w:rPr>
+          <w:b/>
+          <w:bCs/>
+        </w:rPr>
+        <w:t xml:space="preserve">a)</w:t>
+      </w:r>
+      <w:r>
+        <w:t xml:space="preserve"> </w:t>
+      </w:r>
+      <w:r>
+        <w:t xml:space="preserve">Verifique que</w:t>
+      </w:r>
+      <w:r>
+        <w:t xml:space="preserve"> </w:t>
+      </w:r>
+      <m:oMath>
+        <m:r>
+          <m:t>g</m:t>
+        </m:r>
+        <m:r>
+          <m:rPr>
+            <m:sty m:val="p"/>
+          </m:rPr>
+          <m:t>(</m:t>
+        </m:r>
+        <m:r>
+          <m:t>x</m:t>
+        </m:r>
+        <m:r>
+          <m:rPr>
+            <m:sty m:val="p"/>
+          </m:rPr>
+          <m:t>)</m:t>
+        </m:r>
+        <m:r>
+          <m:rPr>
+            <m:sty m:val="p"/>
+          </m:rPr>
+          <m:t>=</m:t>
+        </m:r>
+        <m:r>
+          <m:rPr>
+            <m:sty m:val="p"/>
+          </m:rPr>
+          <m:t>|</m:t>
+        </m:r>
+        <m:r>
+          <m:t>x</m:t>
+        </m:r>
+        <m:r>
+          <m:rPr>
+            <m:sty m:val="p"/>
+          </m:rPr>
+          <m:t>|</m:t>
+        </m:r>
+        <m:r>
+          <m:rPr>
+            <m:sty m:val="p"/>
+          </m:rPr>
+          <m:t>=</m:t>
+        </m:r>
+        <m:rad>
+          <m:radPr>
+            <m:degHide m:val="on"/>
+          </m:radPr>
+          <m:deg/>
+          <m:e>
+            <m:sSup>
+              <m:e>
+                <m:r>
+                  <m:t>x</m:t>
+                </m:r>
+              </m:e>
+              <m:sup>
+                <m:r>
+                  <m:t>2</m:t>
+                </m:r>
+              </m:sup>
+            </m:sSup>
+          </m:e>
+        </m:rad>
+      </m:oMath>
+      <w:r>
+        <w:t xml:space="preserve"> </w:t>
+      </w:r>
+      <w:r>
+        <w:t xml:space="preserve">é contínua mas não diferenciável em</w:t>
+      </w:r>
+      <w:r>
+        <w:t xml:space="preserve"> </w:t>
+      </w:r>
+      <m:oMath>
+        <m:r>
+          <m:t>x</m:t>
+        </m:r>
+        <m:r>
+          <m:rPr>
+            <m:sty m:val="p"/>
+          </m:rPr>
+          <m:t>=</m:t>
+        </m:r>
+        <m:r>
+          <m:t>0</m:t>
+        </m:r>
+      </m:oMath>
+      <w:r>
+        <w:t xml:space="preserve">.</w:t>
+      </w:r>
+    </w:p>
+    <w:p>
+      <w:pPr>
+        <w:pStyle w:val="BodyText"/>
+      </w:pPr>
+      <w:r>
+        <w:rPr>
+          <w:b/>
+          <w:bCs/>
+        </w:rPr>
+        <w:t xml:space="preserve">b)</w:t>
+      </w:r>
+      <w:r>
+        <w:t xml:space="preserve"> </w:t>
+      </w:r>
+      <w:r>
+        <w:t xml:space="preserve">Mostre explicitamente que</w:t>
+      </w:r>
+      <w:r>
+        <w:t xml:space="preserve"> </w:t>
+      </w:r>
+      <m:oMath>
+        <m:sSup>
+          <m:e>
+            <m:r>
+              <m:t>g</m:t>
+            </m:r>
+          </m:e>
+          <m:sup>
+            <m:r>
+              <m:rPr>
+                <m:sty m:val="p"/>
+              </m:rPr>
+              <m:t>′</m:t>
+            </m:r>
+          </m:sup>
+        </m:sSup>
+        <m:r>
+          <m:rPr>
+            <m:sty m:val="p"/>
+          </m:rPr>
+          <m:t>(</m:t>
+        </m:r>
+        <m:r>
+          <m:t>x</m:t>
+        </m:r>
+        <m:r>
+          <m:rPr>
+            <m:sty m:val="p"/>
+          </m:rPr>
+          <m:t>)</m:t>
+        </m:r>
+        <m:r>
+          <m:rPr>
+            <m:sty m:val="p"/>
+          </m:rPr>
+          <m:t>=</m:t>
+        </m:r>
+        <m:r>
+          <m:rPr>
+            <m:nor/>
+            <m:sty m:val="p"/>
+          </m:rPr>
+          <m:t>sgn</m:t>
+        </m:r>
+        <m:r>
+          <m:rPr>
+            <m:sty m:val="p"/>
+          </m:rPr>
+          <m:t>(</m:t>
+        </m:r>
+        <m:r>
+          <m:t>x</m:t>
+        </m:r>
+        <m:r>
+          <m:rPr>
+            <m:sty m:val="p"/>
+          </m:rPr>
+          <m:t>)</m:t>
+        </m:r>
+      </m:oMath>
+      <w:r>
+        <w:t xml:space="preserve"> </w:t>
+      </w:r>
+      <w:r>
+        <w:t xml:space="preserve">para</w:t>
+      </w:r>
+      <w:r>
+        <w:t xml:space="preserve"> </w:t>
+      </w:r>
+      <m:oMath>
+        <m:r>
+          <m:t>x</m:t>
+        </m:r>
+        <m:r>
+          <m:rPr>
+            <m:sty m:val="p"/>
+          </m:rPr>
+          <m:t>≠</m:t>
+        </m:r>
+        <m:r>
+          <m:t>0</m:t>
+        </m:r>
+      </m:oMath>
+      <w:r>
+        <w:t xml:space="preserve">.</w:t>
+      </w:r>
+    </w:p>
+    <w:p>
+      <w:pPr>
+        <w:pStyle w:val="BodyText"/>
+      </w:pPr>
+      <w:r>
+        <w:rPr>
+          <w:b/>
+          <w:bCs/>
+        </w:rPr>
+        <w:t xml:space="preserve">c)</w:t>
+      </w:r>
+      <w:r>
+        <w:t xml:space="preserve"> </w:t>
+      </w:r>
+      <w:r>
+        <w:t xml:space="preserve">A partir de</w:t>
+      </w:r>
+      <w:r>
+        <w:t xml:space="preserve"> </w:t>
+      </w:r>
+      <m:oMath>
+        <m:r>
+          <m:t>θ</m:t>
+        </m:r>
+        <m:r>
+          <m:rPr>
+            <m:sty m:val="p"/>
+          </m:rPr>
+          <m:t>(</m:t>
+        </m:r>
+        <m:r>
+          <m:t>x</m:t>
+        </m:r>
+        <m:r>
+          <m:rPr>
+            <m:sty m:val="p"/>
+          </m:rPr>
+          <m:t>)</m:t>
+        </m:r>
+        <m:r>
+          <m:rPr>
+            <m:sty m:val="p"/>
+          </m:rPr>
+          <m:t>=</m:t>
+        </m:r>
+        <m:f>
+          <m:fPr>
+            <m:type m:val="bar"/>
+          </m:fPr>
+          <m:num>
+            <m:sSup>
+              <m:e>
+                <m:r>
+                  <m:t>g</m:t>
+                </m:r>
+              </m:e>
+              <m:sup>
+                <m:r>
+                  <m:rPr>
+                    <m:sty m:val="p"/>
+                  </m:rPr>
+                  <m:t>′</m:t>
+                </m:r>
+              </m:sup>
+            </m:sSup>
+            <m:r>
+              <m:rPr>
+                <m:sty m:val="p"/>
+              </m:rPr>
+              <m:t>(</m:t>
+            </m:r>
+            <m:r>
+              <m:t>x</m:t>
+            </m:r>
+            <m:r>
+              <m:rPr>
+                <m:sty m:val="p"/>
+              </m:rPr>
+              <m:t>)</m:t>
+            </m:r>
+            <m:r>
+              <m:rPr>
+                <m:sty m:val="p"/>
+              </m:rPr>
+              <m:t>+</m:t>
+            </m:r>
+            <m:r>
+              <m:t>1</m:t>
+            </m:r>
+          </m:num>
+          <m:den>
+            <m:r>
+              <m:t>2</m:t>
+            </m:r>
+          </m:den>
+        </m:f>
+      </m:oMath>
+      <w:r>
+        <w:t xml:space="preserve">, recupere a definição original de</w:t>
+      </w:r>
+      <w:r>
+        <w:t xml:space="preserve"> </w:t>
+      </w:r>
+      <m:oMath>
+        <m:r>
+          <m:t>θ</m:t>
+        </m:r>
+      </m:oMath>
+      <w:r>
+        <w:t xml:space="preserve"> </w:t>
+      </w:r>
+      <w:r>
+        <w:t xml:space="preserve">por casos.</w:t>
+      </w:r>
+    </w:p>
+    <w:p>
+      <w:pPr>
+        <w:pStyle w:val="BodyText"/>
+      </w:pPr>
+      <w:r>
+        <w:rPr>
+          <w:b/>
+          <w:bCs/>
+        </w:rPr>
+        <w:t xml:space="preserve">d)</w:t>
+      </w:r>
+      <w:r>
+        <w:t xml:space="preserve"> </w:t>
+      </w:r>
+      <w:r>
+        <w:t xml:space="preserve">Proponha uma construção análoga de</w:t>
+      </w:r>
+      <w:r>
+        <w:t xml:space="preserve"> </w:t>
+      </w:r>
+      <m:oMath>
+        <m:r>
+          <m:t>θ</m:t>
+        </m:r>
+        <m:r>
+          <m:rPr>
+            <m:sty m:val="p"/>
+          </m:rPr>
+          <m:t>(</m:t>
+        </m:r>
+        <m:r>
+          <m:t>x</m:t>
+        </m:r>
+        <m:r>
+          <m:rPr>
+            <m:sty m:val="p"/>
+          </m:rPr>
+          <m:t>)</m:t>
+        </m:r>
+      </m:oMath>
+      <w:r>
+        <w:t xml:space="preserve"> </w:t>
+      </w:r>
+      <w:r>
+        <w:t xml:space="preserve">a partir da função</w:t>
+      </w:r>
+      <w:r>
+        <w:t xml:space="preserve"> </w:t>
+      </w:r>
+      <m:oMath>
+        <m:r>
+          <m:rPr>
+            <m:sty m:val="p"/>
+          </m:rPr>
+          <m:t>arctan</m:t>
+        </m:r>
+      </m:oMath>
+      <w:r>
+        <w:t xml:space="preserve"> </w:t>
+      </w:r>
+      <w:r>
+        <w:t xml:space="preserve">ou</w:t>
+      </w:r>
+      <w:r>
+        <w:t xml:space="preserve"> </w:t>
+      </w:r>
+      <m:oMath>
+        <m:r>
+          <m:rPr>
+            <m:sty m:val="p"/>
+          </m:rPr>
+          <m:t>tanh</m:t>
+        </m:r>
+      </m:oMath>
+      <w:r>
+        <w:t xml:space="preserve">, tomando um limite apropriado.</w:t>
+      </w:r>
+    </w:p>
+    <w:bookmarkEnd w:id="27"/>
+    <w:bookmarkStart w:id="28" w:name="Xc544b574b7fe3be07eae854ddf53d5e526187a2"/>
+    <w:p>
+      <w:pPr>
+        <w:pStyle w:val="Heading2"/>
+      </w:pPr>
+      <w:r>
+        <w:t xml:space="preserve">Exercício 5: Aproximação Gaussiana para a Delta</w:t>
+      </w:r>
+    </w:p>
+    <w:p>
+      <w:pPr>
+        <w:pStyle w:val="FirstParagraph"/>
+      </w:pPr>
+      <w:r>
+        <w:rPr>
+          <w:b/>
+          <w:bCs/>
+        </w:rPr>
+        <w:t xml:space="preserve">a)</w:t>
+      </w:r>
+      <w:r>
+        <w:t xml:space="preserve"> </w:t>
+      </w:r>
+      <w:r>
+        <w:t xml:space="preserve">Verifique que</w:t>
+      </w:r>
+      <w:r>
+        <w:t xml:space="preserve"> </w:t>
+      </w:r>
+      <m:oMath>
+        <m:sSub>
+          <m:e>
+            <m:r>
+              <m:t>G</m:t>
+            </m:r>
+          </m:e>
+          <m:sub>
+            <m:r>
+              <m:t>σ</m:t>
+            </m:r>
+          </m:sub>
+        </m:sSub>
+        <m:r>
+          <m:rPr>
+            <m:sty m:val="p"/>
+          </m:rPr>
+          <m:t>(</m:t>
+        </m:r>
+        <m:r>
+          <m:t>x</m:t>
+        </m:r>
+        <m:r>
+          <m:rPr>
+            <m:sty m:val="p"/>
+          </m:rPr>
+          <m:t>)</m:t>
+        </m:r>
+      </m:oMath>
+      <w:r>
+        <w:t xml:space="preserve"> </w:t>
+      </w:r>
+      <w:r>
+        <w:t xml:space="preserve">é normalizada para qualquer</w:t>
+      </w:r>
+      <w:r>
+        <w:t xml:space="preserve"> </w:t>
+      </w:r>
+      <m:oMath>
+        <m:r>
+          <m:t>σ</m:t>
+        </m:r>
+        <m:r>
+          <m:rPr>
+            <m:sty m:val="p"/>
+          </m:rPr>
+          <m:t>&gt;</m:t>
+        </m:r>
+        <m:r>
+          <m:t>0</m:t>
+        </m:r>
+      </m:oMath>
+      <w:r>
+        <w:t xml:space="preserve">.</w:t>
+      </w:r>
+    </w:p>
+    <w:p>
+      <w:pPr>
+        <w:pStyle w:val="BodyText"/>
+      </w:pPr>
+      <w:r>
+        <w:rPr>
+          <w:b/>
+          <w:bCs/>
+        </w:rPr>
+        <w:t xml:space="preserve">b)</w:t>
+      </w:r>
+      <w:r>
+        <w:t xml:space="preserve"> </w:t>
+      </w:r>
+      <w:r>
+        <w:t xml:space="preserve">Mostre que</w:t>
+      </w:r>
+      <w:r>
+        <w:t xml:space="preserve"> </w:t>
+      </w:r>
+      <m:oMath>
+        <m:sSub>
+          <m:e>
+            <m:r>
+              <m:t>G</m:t>
+            </m:r>
+          </m:e>
+          <m:sub>
+            <m:r>
+              <m:t>σ</m:t>
+            </m:r>
+          </m:sub>
+        </m:sSub>
+        <m:r>
+          <m:rPr>
+            <m:sty m:val="p"/>
+          </m:rPr>
+          <m:t>(</m:t>
+        </m:r>
+        <m:r>
+          <m:t>0</m:t>
+        </m:r>
+        <m:r>
+          <m:rPr>
+            <m:sty m:val="p"/>
+          </m:rPr>
+          <m:t>)</m:t>
+        </m:r>
+        <m:r>
+          <m:rPr>
+            <m:sty m:val="p"/>
+          </m:rPr>
+          <m:t>=</m:t>
+        </m:r>
+        <m:f>
+          <m:fPr>
+            <m:type m:val="bar"/>
+          </m:fPr>
+          <m:num>
+            <m:r>
+              <m:t>1</m:t>
+            </m:r>
+          </m:num>
+          <m:den>
+            <m:rad>
+              <m:radPr>
+                <m:degHide m:val="on"/>
+              </m:radPr>
+              <m:deg/>
+              <m:e>
+                <m:r>
+                  <m:t>2</m:t>
+                </m:r>
+                <m:r>
+                  <m:t>π</m:t>
+                </m:r>
+              </m:e>
+            </m:rad>
+            <m:r>
+              <m:t> </m:t>
+            </m:r>
+            <m:r>
+              <m:t>σ</m:t>
+            </m:r>
+          </m:den>
+        </m:f>
+      </m:oMath>
+      <w:r>
+        <w:t xml:space="preserve"> </w:t>
+      </w:r>
+      <w:r>
+        <w:t xml:space="preserve">diverge quando</w:t>
+      </w:r>
+      <w:r>
+        <w:t xml:space="preserve"> </w:t>
+      </w:r>
+      <m:oMath>
+        <m:r>
+          <m:t>σ</m:t>
+        </m:r>
+        <m:r>
+          <m:rPr>
+            <m:sty m:val="p"/>
+          </m:rPr>
+          <m:t>→</m:t>
+        </m:r>
+        <m:r>
+          <m:t>0</m:t>
+        </m:r>
+      </m:oMath>
+      <w:r>
+        <w:t xml:space="preserve">.</w:t>
+      </w:r>
+    </w:p>
+    <w:p>
+      <w:pPr>
+        <w:pStyle w:val="BodyText"/>
+      </w:pPr>
+      <w:r>
+        <w:rPr>
+          <w:b/>
+          <w:bCs/>
+        </w:rPr>
+        <w:t xml:space="preserve">c)</w:t>
+      </w:r>
+      <w:r>
+        <w:t xml:space="preserve"> </w:t>
+      </w:r>
+      <w:r>
+        <w:t xml:space="preserve">Calcule a largura à meia altura (FWHM) de</w:t>
+      </w:r>
+      <w:r>
+        <w:t xml:space="preserve"> </w:t>
+      </w:r>
+      <m:oMath>
+        <m:sSub>
+          <m:e>
+            <m:r>
+              <m:t>G</m:t>
+            </m:r>
+          </m:e>
+          <m:sub>
+            <m:r>
+              <m:t>σ</m:t>
+            </m:r>
+          </m:sub>
+        </m:sSub>
+        <m:r>
+          <m:rPr>
+            <m:sty m:val="p"/>
+          </m:rPr>
+          <m:t>(</m:t>
+        </m:r>
+        <m:r>
+          <m:t>x</m:t>
+        </m:r>
+        <m:r>
+          <m:rPr>
+            <m:sty m:val="p"/>
+          </m:rPr>
+          <m:t>)</m:t>
+        </m:r>
+      </m:oMath>
+      <w:r>
+        <w:t xml:space="preserve"> </w:t>
+      </w:r>
+      <w:r>
+        <w:t xml:space="preserve">e mostre que ela vai a zero com</w:t>
+      </w:r>
+      <w:r>
+        <w:t xml:space="preserve"> </w:t>
+      </w:r>
+      <m:oMath>
+        <m:r>
+          <m:t>σ</m:t>
+        </m:r>
+      </m:oMath>
+      <w:r>
+        <w:t xml:space="preserve">.</w:t>
+      </w:r>
+    </w:p>
+    <w:p>
+      <w:pPr>
+        <w:pStyle w:val="BodyText"/>
+      </w:pPr>
+      <w:r>
+        <w:rPr>
+          <w:b/>
+          <w:bCs/>
+        </w:rPr>
+        <w:t xml:space="preserve">d)</w:t>
+      </w:r>
+      <w:r>
+        <w:t xml:space="preserve"> </w:t>
+      </w:r>
+      <w:r>
+        <w:t xml:space="preserve">Explique por que</w:t>
+      </w:r>
+      <w:r>
+        <w:t xml:space="preserve"> </w:t>
+      </w:r>
+      <m:oMath>
+        <m:sSub>
+          <m:e>
+            <m:r>
+              <m:t>G</m:t>
+            </m:r>
+          </m:e>
+          <m:sub>
+            <m:r>
+              <m:t>σ</m:t>
+            </m:r>
+          </m:sub>
+        </m:sSub>
+        <m:r>
+          <m:rPr>
+            <m:sty m:val="p"/>
+          </m:rPr>
+          <m:t>(</m:t>
+        </m:r>
+        <m:r>
+          <m:t>x</m:t>
+        </m:r>
+        <m:r>
+          <m:rPr>
+            <m:sty m:val="p"/>
+          </m:rPr>
+          <m:t>)</m:t>
+        </m:r>
+      </m:oMath>
+      <w:r>
+        <w:t xml:space="preserve">, apesar de divergir pontualmente, converge para</w:t>
+      </w:r>
+      <w:r>
+        <w:t xml:space="preserve"> </w:t>
+      </w:r>
+      <m:oMath>
+        <m:r>
+          <m:t>δ</m:t>
+        </m:r>
+        <m:r>
+          <m:rPr>
+            <m:sty m:val="p"/>
+          </m:rPr>
+          <m:t>(</m:t>
+        </m:r>
+        <m:r>
+          <m:t>x</m:t>
+        </m:r>
+        <m:r>
+          <m:rPr>
+            <m:sty m:val="p"/>
+          </m:rPr>
+          <m:t>)</m:t>
+        </m:r>
+      </m:oMath>
+      <w:r>
+        <w:t xml:space="preserve"> </w:t>
+      </w:r>
+      <w:r>
+        <w:t xml:space="preserve">no sentido de distribuições.</w:t>
+      </w:r>
+    </w:p>
+    <w:bookmarkEnd w:id="28"/>
+    <w:bookmarkStart w:id="29" w:name="Xfadeb605d3539f3f48d2834432d673750e842f9"/>
+    <w:p>
+      <w:pPr>
+        <w:pStyle w:val="Heading2"/>
+      </w:pPr>
+      <w:r>
+        <w:t xml:space="preserve">Exercício 6: Demonstração da Propriedade de Filtragem via Taylor</w:t>
+      </w:r>
+    </w:p>
+    <w:p>
+      <w:pPr>
+        <w:pStyle w:val="FirstParagraph"/>
+      </w:pPr>
+      <w:r>
+        <w:rPr>
+          <w:b/>
+          <w:bCs/>
+        </w:rPr>
+        <w:t xml:space="preserve">a)</w:t>
+      </w:r>
+      <w:r>
+        <w:t xml:space="preserve"> </w:t>
+      </w:r>
+      <w:r>
+        <w:t xml:space="preserve">Repita a demonstração das notas para uma função par</w:t>
+      </w:r>
+      <w:r>
+        <w:t xml:space="preserve"> </w:t>
+      </w:r>
+      <m:oMath>
+        <m:r>
+          <m:t>f</m:t>
+        </m:r>
+        <m:r>
+          <m:rPr>
+            <m:sty m:val="p"/>
+          </m:rPr>
+          <m:t>(</m:t>
+        </m:r>
+        <m:r>
+          <m:t>x</m:t>
+        </m:r>
+        <m:r>
+          <m:rPr>
+            <m:sty m:val="p"/>
+          </m:rPr>
+          <m:t>)</m:t>
+        </m:r>
+        <m:r>
+          <m:rPr>
+            <m:sty m:val="p"/>
+          </m:rPr>
+          <m:t>=</m:t>
+        </m:r>
+        <m:r>
+          <m:rPr>
+            <m:sty m:val="p"/>
+          </m:rPr>
+          <m:t>cos</m:t>
+        </m:r>
+        <m:r>
+          <m:rPr>
+            <m:sty m:val="p"/>
+          </m:rPr>
+          <m:t>(</m:t>
+        </m:r>
+        <m:r>
+          <m:t>x</m:t>
+        </m:r>
+        <m:r>
+          <m:rPr>
+            <m:sty m:val="p"/>
+          </m:rPr>
+          <m:t>)</m:t>
+        </m:r>
+      </m:oMath>
+      <w:r>
+        <w:t xml:space="preserve"> </w:t>
+      </w:r>
+      <w:r>
+        <w:t xml:space="preserve">até ordem</w:t>
+      </w:r>
+      <w:r>
+        <w:t xml:space="preserve"> </w:t>
+      </w:r>
+      <m:oMath>
+        <m:sSup>
+          <m:e>
+            <m:r>
+              <m:t>x</m:t>
+            </m:r>
+          </m:e>
+          <m:sup>
+            <m:r>
+              <m:t>2</m:t>
+            </m:r>
+          </m:sup>
+        </m:sSup>
+      </m:oMath>
+      <w:r>
+        <w:t xml:space="preserve"> </w:t>
+      </w:r>
+      <w:r>
+        <w:t xml:space="preserve">e verifique o resultado</w:t>
+      </w:r>
+      <w:r>
+        <w:t xml:space="preserve"> </w:t>
+      </w:r>
+      <m:oMath>
+        <m:sSub>
+          <m:e>
+            <m:r>
+              <m:rPr>
+                <m:sty m:val="p"/>
+              </m:rPr>
+              <m:t>lim</m:t>
+            </m:r>
+          </m:e>
+          <m:sub>
+            <m:r>
+              <m:t>σ</m:t>
+            </m:r>
+            <m:r>
+              <m:rPr>
+                <m:sty m:val="p"/>
+              </m:rPr>
+              <m:t>→</m:t>
+            </m:r>
+            <m:r>
+              <m:t>0</m:t>
+            </m:r>
+          </m:sub>
+        </m:sSub>
+        <m:r>
+          <m:rPr>
+            <m:sty m:val="p"/>
+          </m:rPr>
+          <m:t>∫</m:t>
+        </m:r>
+        <m:sSub>
+          <m:e>
+            <m:r>
+              <m:t>G</m:t>
+            </m:r>
+          </m:e>
+          <m:sub>
+            <m:r>
+              <m:t>σ</m:t>
+            </m:r>
+          </m:sub>
+        </m:sSub>
+        <m:r>
+          <m:rPr>
+            <m:sty m:val="p"/>
+          </m:rPr>
+          <m:t>(</m:t>
+        </m:r>
+        <m:r>
+          <m:t>x</m:t>
+        </m:r>
+        <m:r>
+          <m:rPr>
+            <m:sty m:val="p"/>
+          </m:rPr>
+          <m:t>)</m:t>
+        </m:r>
+        <m:r>
+          <m:t>f</m:t>
+        </m:r>
+        <m:r>
+          <m:rPr>
+            <m:sty m:val="p"/>
+          </m:rPr>
+          <m:t>(</m:t>
+        </m:r>
+        <m:r>
+          <m:t>x</m:t>
+        </m:r>
+        <m:r>
+          <m:rPr>
+            <m:sty m:val="p"/>
+          </m:rPr>
+          <m:t>)</m:t>
+        </m:r>
+        <m:r>
+          <m:t> </m:t>
+        </m:r>
+        <m:r>
+          <m:t>d</m:t>
+        </m:r>
+        <m:r>
+          <m:t>x</m:t>
+        </m:r>
+        <m:r>
+          <m:rPr>
+            <m:sty m:val="p"/>
+          </m:rPr>
+          <m:t>=</m:t>
+        </m:r>
+        <m:r>
+          <m:t>f</m:t>
+        </m:r>
+        <m:r>
+          <m:rPr>
+            <m:sty m:val="p"/>
+          </m:rPr>
+          <m:t>(</m:t>
+        </m:r>
+        <m:r>
+          <m:t>0</m:t>
+        </m:r>
+        <m:r>
+          <m:rPr>
+            <m:sty m:val="p"/>
+          </m:rPr>
+          <m:t>)</m:t>
+        </m:r>
+      </m:oMath>
+      <w:r>
+        <w:t xml:space="preserve">.</w:t>
+      </w:r>
+    </w:p>
+    <w:p>
+      <w:pPr>
+        <w:pStyle w:val="BodyText"/>
+      </w:pPr>
+      <w:r>
+        <w:rPr>
+          <w:b/>
+          <w:bCs/>
+        </w:rPr>
+        <w:t xml:space="preserve">b)</w:t>
+      </w:r>
+      <w:r>
+        <w:t xml:space="preserve"> </w:t>
+      </w:r>
+      <w:r>
+        <w:t xml:space="preserve">Explique por que apenas o termo constante</w:t>
+      </w:r>
+      <w:r>
+        <w:t xml:space="preserve"> </w:t>
+      </w:r>
+      <m:oMath>
+        <m:r>
+          <m:t>f</m:t>
+        </m:r>
+        <m:r>
+          <m:rPr>
+            <m:sty m:val="p"/>
+          </m:rPr>
+          <m:t>(</m:t>
+        </m:r>
+        <m:r>
+          <m:t>0</m:t>
+        </m:r>
+        <m:r>
+          <m:rPr>
+            <m:sty m:val="p"/>
+          </m:rPr>
+          <m:t>)</m:t>
+        </m:r>
+      </m:oMath>
+      <w:r>
+        <w:t xml:space="preserve"> </w:t>
+      </w:r>
+      <w:r>
+        <w:t xml:space="preserve">sobrevive no limite</w:t>
+      </w:r>
+      <w:r>
+        <w:t xml:space="preserve"> </w:t>
+      </w:r>
+      <m:oMath>
+        <m:r>
+          <m:t>σ</m:t>
+        </m:r>
+        <m:r>
+          <m:rPr>
+            <m:sty m:val="p"/>
+          </m:rPr>
+          <m:t>→</m:t>
+        </m:r>
+        <m:r>
+          <m:t>0</m:t>
+        </m:r>
+      </m:oMath>
+      <w:r>
+        <w:t xml:space="preserve">.</w:t>
+      </w:r>
+    </w:p>
+    <w:p>
+      <w:pPr>
+        <w:pStyle w:val="BodyText"/>
+      </w:pPr>
+      <w:r>
+        <w:rPr>
+          <w:b/>
+          <w:bCs/>
+        </w:rPr>
+        <w:t xml:space="preserve">c)</w:t>
+      </w:r>
+      <w:r>
+        <w:t xml:space="preserve"> </w:t>
+      </w:r>
+      <w:r>
+        <w:t xml:space="preserve">Mostre que os termos pares de ordem</w:t>
+      </w:r>
+      <w:r>
+        <w:t xml:space="preserve"> </w:t>
+      </w:r>
+      <m:oMath>
+        <m:sSup>
+          <m:e>
+            <m:r>
+              <m:t>x</m:t>
+            </m:r>
+          </m:e>
+          <m:sup>
+            <m:r>
+              <m:t>2</m:t>
+            </m:r>
+            <m:r>
+              <m:t>k</m:t>
+            </m:r>
+          </m:sup>
+        </m:sSup>
+      </m:oMath>
+      <w:r>
+        <w:t xml:space="preserve"> </w:t>
+      </w:r>
+      <w:r>
+        <w:t xml:space="preserve">contribuem com potências</w:t>
+      </w:r>
+      <w:r>
+        <w:t xml:space="preserve"> </w:t>
+      </w:r>
+      <m:oMath>
+        <m:sSup>
+          <m:e>
+            <m:r>
+              <m:t>σ</m:t>
+            </m:r>
+          </m:e>
+          <m:sup>
+            <m:r>
+              <m:t>2</m:t>
+            </m:r>
+            <m:r>
+              <m:t>k</m:t>
+            </m:r>
+          </m:sup>
+        </m:sSup>
+        <m:r>
+          <m:rPr>
+            <m:sty m:val="p"/>
+          </m:rPr>
+          <m:t>→</m:t>
+        </m:r>
+        <m:r>
+          <m:t>0</m:t>
+        </m:r>
+      </m:oMath>
+      <w:r>
+        <w:t xml:space="preserve">.</w:t>
+      </w:r>
+    </w:p>
+    <w:p>
+      <w:pPr>
+        <w:pStyle w:val="BodyText"/>
+      </w:pPr>
+      <w:r>
+        <w:rPr>
+          <w:b/>
+          <w:bCs/>
+        </w:rPr>
+        <w:t xml:space="preserve">d)</w:t>
+      </w:r>
+      <w:r>
+        <w:t xml:space="preserve"> </w:t>
+      </w:r>
+      <w:r>
+        <w:t xml:space="preserve">O que aconteceria se</w:t>
+      </w:r>
+      <w:r>
+        <w:t xml:space="preserve"> </w:t>
+      </w:r>
+      <m:oMath>
+        <m:r>
+          <m:t>f</m:t>
+        </m:r>
+      </m:oMath>
+      <w:r>
+        <w:t xml:space="preserve"> </w:t>
+      </w:r>
+      <w:r>
+        <w:t xml:space="preserve">não fosse suave em</w:t>
+      </w:r>
+      <w:r>
+        <w:t xml:space="preserve"> </w:t>
+      </w:r>
+      <m:oMath>
+        <m:r>
+          <m:t>x</m:t>
+        </m:r>
+        <m:r>
+          <m:rPr>
+            <m:sty m:val="p"/>
+          </m:rPr>
+          <m:t>=</m:t>
+        </m:r>
+        <m:r>
+          <m:t>0</m:t>
+        </m:r>
+      </m:oMath>
+      <w:r>
+        <w:t xml:space="preserve"> </w:t>
+      </w:r>
+      <w:r>
+        <w:t xml:space="preserve">(por exemplo,</w:t>
+      </w:r>
+      <w:r>
+        <w:t xml:space="preserve"> </w:t>
+      </w:r>
+      <m:oMath>
+        <m:r>
+          <m:t>f</m:t>
+        </m:r>
+        <m:r>
+          <m:rPr>
+            <m:sty m:val="p"/>
+          </m:rPr>
+          <m:t>(</m:t>
+        </m:r>
+        <m:r>
+          <m:t>x</m:t>
+        </m:r>
+        <m:r>
+          <m:rPr>
+            <m:sty m:val="p"/>
+          </m:rPr>
+          <m:t>)</m:t>
+        </m:r>
+        <m:r>
+          <m:rPr>
+            <m:sty m:val="p"/>
+          </m:rPr>
+          <m:t>=</m:t>
+        </m:r>
+        <m:r>
+          <m:rPr>
+            <m:sty m:val="p"/>
+          </m:rPr>
+          <m:t>|</m:t>
+        </m:r>
+        <m:r>
+          <m:t>x</m:t>
+        </m:r>
+        <m:r>
+          <m:rPr>
+            <m:sty m:val="p"/>
+          </m:rPr>
+          <m:t>|</m:t>
+        </m:r>
+      </m:oMath>
+      <w:r>
+        <w:t xml:space="preserve">)?</w:t>
+      </w:r>
+    </w:p>
+    <w:bookmarkEnd w:id="29"/>
+    <w:bookmarkStart w:id="30" w:name="Xc4b1c95aee1fa09329e61184bcc97eca16ee4ac"/>
+    <w:p>
+      <w:pPr>
+        <w:pStyle w:val="Heading2"/>
+      </w:pPr>
+      <w:r>
+        <w:t xml:space="preserve">Exercício 7: Função de Green em 1D</w:t>
+      </w:r>
+      <w:r>
+        <w:t xml:space="preserve"> </w:t>
+      </w:r>
+      <w:r>
+        <w:rPr>
+          <w:b/>
+          <w:bCs/>
+        </w:rPr>
+        <w:t xml:space="preserve">(Essencial)</w:t>
+      </w:r>
+    </w:p>
+    <w:p>
+      <w:pPr>
+        <w:pStyle w:val="FirstParagraph"/>
+      </w:pPr>
+      <w:r>
+        <w:rPr>
+          <w:b/>
+          <w:bCs/>
+        </w:rPr>
+        <w:t xml:space="preserve">a)</w:t>
+      </w:r>
+      <w:r>
+        <w:t xml:space="preserve"> </w:t>
+      </w:r>
+      <w:r>
+        <w:t xml:space="preserve">Verifique por substituição direta que</w:t>
+      </w:r>
+      <w:r>
+        <w:t xml:space="preserve"> </w:t>
+      </w:r>
+      <m:oMath>
+        <m:r>
+          <m:t>G</m:t>
+        </m:r>
+        <m:r>
+          <m:rPr>
+            <m:sty m:val="p"/>
+          </m:rPr>
+          <m:t>(</m:t>
+        </m:r>
+        <m:r>
+          <m:t>x</m:t>
+        </m:r>
+        <m:r>
+          <m:rPr>
+            <m:sty m:val="p"/>
+          </m:rPr>
+          <m:t>,</m:t>
+        </m:r>
+        <m:sSub>
+          <m:e>
+            <m:r>
+              <m:t>x</m:t>
+            </m:r>
+          </m:e>
+          <m:sub>
+            <m:r>
+              <m:t>0</m:t>
+            </m:r>
+          </m:sub>
+        </m:sSub>
+        <m:r>
+          <m:rPr>
+            <m:sty m:val="p"/>
+          </m:rPr>
+          <m:t>)</m:t>
+        </m:r>
+        <m:r>
+          <m:rPr>
+            <m:sty m:val="p"/>
+          </m:rPr>
+          <m:t>=</m:t>
+        </m:r>
+        <m:f>
+          <m:fPr>
+            <m:type m:val="bar"/>
+          </m:fPr>
+          <m:num>
+            <m:r>
+              <m:t>1</m:t>
+            </m:r>
+          </m:num>
+          <m:den>
+            <m:r>
+              <m:t>2</m:t>
+            </m:r>
+          </m:den>
+        </m:f>
+        <m:r>
+          <m:rPr>
+            <m:sty m:val="p"/>
+          </m:rPr>
+          <m:t>|</m:t>
+        </m:r>
+        <m:r>
+          <m:t>x</m:t>
+        </m:r>
+        <m:r>
+          <m:rPr>
+            <m:sty m:val="p"/>
+          </m:rPr>
+          <m:t>−</m:t>
+        </m:r>
+        <m:sSub>
+          <m:e>
+            <m:r>
+              <m:t>x</m:t>
+            </m:r>
+          </m:e>
+          <m:sub>
+            <m:r>
+              <m:t>0</m:t>
+            </m:r>
+          </m:sub>
+        </m:sSub>
+        <m:r>
+          <m:rPr>
+            <m:sty m:val="p"/>
+          </m:rPr>
+          <m:t>|</m:t>
+        </m:r>
+      </m:oMath>
+      <w:r>
+        <w:t xml:space="preserve"> </w:t>
+      </w:r>
+      <w:r>
+        <w:t xml:space="preserve">satisfaz</w:t>
+      </w:r>
+      <w:r>
+        <w:t xml:space="preserve"> </w:t>
+      </w:r>
+      <m:oMath>
+        <m:f>
+          <m:fPr>
+            <m:type m:val="bar"/>
+          </m:fPr>
+          <m:num>
+            <m:sSup>
+              <m:e>
+                <m:r>
+                  <m:t>d</m:t>
+                </m:r>
+              </m:e>
+              <m:sup>
+                <m:r>
+                  <m:t>2</m:t>
+                </m:r>
+              </m:sup>
+            </m:sSup>
+          </m:num>
+          <m:den>
+            <m:r>
+              <m:t>d</m:t>
+            </m:r>
+            <m:sSup>
+              <m:e>
+                <m:r>
+                  <m:t>x</m:t>
+                </m:r>
+              </m:e>
+              <m:sup>
+                <m:r>
+                  <m:t>2</m:t>
+                </m:r>
+              </m:sup>
+            </m:sSup>
+          </m:den>
+        </m:f>
+        <m:r>
+          <m:t>G</m:t>
+        </m:r>
+        <m:r>
+          <m:rPr>
+            <m:sty m:val="p"/>
+          </m:rPr>
+          <m:t>=</m:t>
+        </m:r>
+        <m:r>
+          <m:t>δ</m:t>
+        </m:r>
+        <m:r>
+          <m:rPr>
+            <m:sty m:val="p"/>
+          </m:rPr>
+          <m:t>(</m:t>
+        </m:r>
+        <m:r>
+          <m:t>x</m:t>
+        </m:r>
+        <m:r>
+          <m:rPr>
+            <m:sty m:val="p"/>
+          </m:rPr>
+          <m:t>−</m:t>
+        </m:r>
+        <m:sSub>
+          <m:e>
+            <m:r>
+              <m:t>x</m:t>
+            </m:r>
+          </m:e>
+          <m:sub>
+            <m:r>
+              <m:t>0</m:t>
+            </m:r>
+          </m:sub>
+        </m:sSub>
+        <m:r>
+          <m:rPr>
+            <m:sty m:val="p"/>
+          </m:rPr>
+          <m:t>)</m:t>
+        </m:r>
+      </m:oMath>
+      <w:r>
+        <w:t xml:space="preserve">.</w:t>
+      </w:r>
+    </w:p>
+    <w:p>
+      <w:pPr>
+        <w:pStyle w:val="BodyText"/>
+      </w:pPr>
+      <w:r>
+        <w:rPr>
+          <w:b/>
+          <w:bCs/>
+        </w:rPr>
+        <w:t xml:space="preserve">b)</w:t>
+      </w:r>
+      <w:r>
+        <w:t xml:space="preserve"> </w:t>
+      </w:r>
+      <w:r>
+        <w:t xml:space="preserve">Mostre que</w:t>
+      </w:r>
+      <w:r>
+        <w:t xml:space="preserve"> </w:t>
+      </w:r>
+      <m:oMath>
+        <m:r>
+          <m:t>G</m:t>
+        </m:r>
+        <m:r>
+          <m:rPr>
+            <m:sty m:val="p"/>
+          </m:rPr>
+          <m:t>(</m:t>
+        </m:r>
+        <m:r>
+          <m:t>x</m:t>
+        </m:r>
+        <m:r>
+          <m:rPr>
+            <m:sty m:val="p"/>
+          </m:rPr>
+          <m:t>,</m:t>
+        </m:r>
+        <m:sSub>
+          <m:e>
+            <m:r>
+              <m:t>x</m:t>
+            </m:r>
+          </m:e>
+          <m:sub>
+            <m:r>
+              <m:t>0</m:t>
+            </m:r>
+          </m:sub>
+        </m:sSub>
+        <m:r>
+          <m:rPr>
+            <m:sty m:val="p"/>
+          </m:rPr>
+          <m:t>)</m:t>
+        </m:r>
+      </m:oMath>
+      <w:r>
+        <w:t xml:space="preserve"> </w:t>
+      </w:r>
+      <w:r>
+        <w:t xml:space="preserve">não é única: some uma função linear</w:t>
+      </w:r>
+      <w:r>
+        <w:t xml:space="preserve"> </w:t>
+      </w:r>
+      <m:oMath>
+        <m:r>
+          <m:t>a</m:t>
+        </m:r>
+        <m:r>
+          <m:rPr>
+            <m:sty m:val="p"/>
+          </m:rPr>
+          <m:t>+</m:t>
+        </m:r>
+        <m:r>
+          <m:t>b</m:t>
+        </m:r>
+        <m:r>
+          <m:t>x</m:t>
+        </m:r>
+      </m:oMath>
+      <w:r>
+        <w:t xml:space="preserve"> </w:t>
+      </w:r>
+      <w:r>
+        <w:t xml:space="preserve">e verifique que a equação ainda é satisfeita.</w:t>
+      </w:r>
+    </w:p>
+    <w:p>
+      <w:pPr>
+        <w:pStyle w:val="BodyText"/>
+      </w:pPr>
+      <w:r>
+        <w:rPr>
+          <w:b/>
+          <w:bCs/>
+        </w:rPr>
+        <w:t xml:space="preserve">c)</w:t>
+      </w:r>
+      <w:r>
+        <w:t xml:space="preserve"> </w:t>
+      </w:r>
+      <w:r>
+        <w:t xml:space="preserve">Que condições de contorno fixam a constante de integração na prática?</w:t>
+      </w:r>
+    </w:p>
+    <w:p>
+      <w:pPr>
+        <w:pStyle w:val="BodyText"/>
+      </w:pPr>
+      <w:r>
+        <w:rPr>
+          <w:b/>
+          <w:bCs/>
+        </w:rPr>
+        <w:t xml:space="preserve">d)</w:t>
+      </w:r>
+      <w:r>
+        <w:t xml:space="preserve"> </w:t>
+      </w:r>
+      <w:r>
+        <w:t xml:space="preserve">Interprete</w:t>
+      </w:r>
+      <w:r>
+        <w:t xml:space="preserve"> </w:t>
+      </w:r>
+      <m:oMath>
+        <m:r>
+          <m:t>G</m:t>
+        </m:r>
+        <m:r>
+          <m:rPr>
+            <m:sty m:val="p"/>
+          </m:rPr>
+          <m:t>(</m:t>
+        </m:r>
+        <m:r>
+          <m:t>x</m:t>
+        </m:r>
+        <m:r>
+          <m:rPr>
+            <m:sty m:val="p"/>
+          </m:rPr>
+          <m:t>,</m:t>
+        </m:r>
+        <m:sSub>
+          <m:e>
+            <m:r>
+              <m:t>x</m:t>
+            </m:r>
+          </m:e>
+          <m:sub>
+            <m:r>
+              <m:t>0</m:t>
+            </m:r>
+          </m:sub>
+        </m:sSub>
+        <m:r>
+          <m:rPr>
+            <m:sty m:val="p"/>
+          </m:rPr>
+          <m:t>)</m:t>
+        </m:r>
+      </m:oMath>
+      <w:r>
+        <w:t xml:space="preserve"> </w:t>
+      </w:r>
+      <w:r>
+        <w:t xml:space="preserve">como o deslocamento de uma corda infinita sob uma força pontual em</w:t>
+      </w:r>
+      <w:r>
+        <w:t xml:space="preserve"> </w:t>
+      </w:r>
+      <m:oMath>
+        <m:sSub>
+          <m:e>
+            <m:r>
+              <m:t>x</m:t>
+            </m:r>
+          </m:e>
+          <m:sub>
+            <m:r>
+              <m:t>0</m:t>
+            </m:r>
+          </m:sub>
+        </m:sSub>
+      </m:oMath>
+      <w:r>
+        <w:t xml:space="preserve">.</w:t>
+      </w:r>
+    </w:p>
+    <w:bookmarkEnd w:id="30"/>
+    <w:bookmarkStart w:id="31" w:name="exercício-8-dependência-com-a-dimensão"/>
+    <w:p>
+      <w:pPr>
+        <w:pStyle w:val="Heading2"/>
+      </w:pPr>
+      <w:r>
+        <w:t xml:space="preserve">Exercício 8: Dependência com a Dimensão</w:t>
+      </w:r>
+    </w:p>
+    <w:p>
+      <w:pPr>
+        <w:pStyle w:val="FirstParagraph"/>
+      </w:pPr>
+      <w:r>
+        <w:rPr>
+          <w:b/>
+          <w:bCs/>
+        </w:rPr>
+        <w:t xml:space="preserve">a)</w:t>
+      </w:r>
+      <w:r>
+        <w:t xml:space="preserve"> </w:t>
+      </w:r>
+      <w:r>
+        <w:t xml:space="preserve">Verifique, por aplicação direta do laplaciano radial, que</w:t>
+      </w:r>
+      <w:r>
+        <w:t xml:space="preserve"> </w:t>
+      </w:r>
+      <m:oMath>
+        <m:r>
+          <m:t>G</m:t>
+        </m:r>
+        <m:r>
+          <m:rPr>
+            <m:sty m:val="p"/>
+          </m:rPr>
+          <m:t>∝</m:t>
+        </m:r>
+        <m:r>
+          <m:rPr>
+            <m:sty m:val="p"/>
+          </m:rPr>
+          <m:t>log</m:t>
+        </m:r>
+        <m:r>
+          <m:rPr>
+            <m:sty m:val="p"/>
+          </m:rPr>
+          <m:t>|</m:t>
+        </m:r>
+        <m:r>
+          <m:t>x</m:t>
+        </m:r>
+        <m:r>
+          <m:rPr>
+            <m:sty m:val="p"/>
+          </m:rPr>
+          <m:t>−</m:t>
+        </m:r>
+        <m:sSub>
+          <m:e>
+            <m:r>
+              <m:t>x</m:t>
+            </m:r>
+          </m:e>
+          <m:sub>
+            <m:r>
+              <m:t>0</m:t>
+            </m:r>
+          </m:sub>
+        </m:sSub>
+        <m:r>
+          <m:rPr>
+            <m:sty m:val="p"/>
+          </m:rPr>
+          <m:t>|</m:t>
+        </m:r>
+      </m:oMath>
+      <w:r>
+        <w:t xml:space="preserve"> </w:t>
+      </w:r>
+      <w:r>
+        <w:t xml:space="preserve">resolve a equação de Green em 2D.</w:t>
+      </w:r>
+    </w:p>
+    <w:p>
+      <w:pPr>
+        <w:pStyle w:val="BodyText"/>
+      </w:pPr>
+      <w:r>
+        <w:rPr>
+          <w:b/>
+          <w:bCs/>
+        </w:rPr>
+        <w:t xml:space="preserve">b)</w:t>
+      </w:r>
+      <w:r>
+        <w:t xml:space="preserve"> </w:t>
+      </w:r>
+      <w:r>
+        <w:t xml:space="preserve">Verifique que</w:t>
+      </w:r>
+      <w:r>
+        <w:t xml:space="preserve"> </w:t>
+      </w:r>
+      <m:oMath>
+        <m:r>
+          <m:t>G</m:t>
+        </m:r>
+        <m:r>
+          <m:rPr>
+            <m:sty m:val="p"/>
+          </m:rPr>
+          <m:t>∝</m:t>
+        </m:r>
+        <m:r>
+          <m:t>1</m:t>
+        </m:r>
+        <m:r>
+          <m:rPr>
+            <m:sty m:val="p"/>
+          </m:rPr>
+          <m:t>/</m:t>
+        </m:r>
+        <m:r>
+          <m:rPr>
+            <m:sty m:val="p"/>
+          </m:rPr>
+          <m:t>|</m:t>
+        </m:r>
+        <m:r>
+          <m:t>x</m:t>
+        </m:r>
+        <m:r>
+          <m:rPr>
+            <m:sty m:val="p"/>
+          </m:rPr>
+          <m:t>−</m:t>
+        </m:r>
+        <m:sSub>
+          <m:e>
+            <m:r>
+              <m:t>x</m:t>
+            </m:r>
+          </m:e>
+          <m:sub>
+            <m:r>
+              <m:t>0</m:t>
+            </m:r>
+          </m:sub>
+        </m:sSub>
+        <m:r>
+          <m:rPr>
+            <m:sty m:val="p"/>
+          </m:rPr>
+          <m:t>|</m:t>
+        </m:r>
+      </m:oMath>
+      <w:r>
+        <w:t xml:space="preserve"> </w:t>
+      </w:r>
+      <w:r>
+        <w:t xml:space="preserve">resolve a equação de Green em 3D.</w:t>
+      </w:r>
+    </w:p>
+    <w:p>
+      <w:pPr>
+        <w:pStyle w:val="BodyText"/>
+      </w:pPr>
+      <w:r>
+        <w:rPr>
+          <w:b/>
+          <w:bCs/>
+        </w:rPr>
+        <w:t xml:space="preserve">c)</w:t>
+      </w:r>
+      <w:r>
+        <w:t xml:space="preserve"> </w:t>
+      </w:r>
+      <w:r>
+        <w:t xml:space="preserve">Compare o comportamento assintótico (crescimento ou decaimento) nas três dimensões da tabela e explique a tendência.</w:t>
+      </w:r>
+    </w:p>
+    <w:p>
+      <w:pPr>
+        <w:pStyle w:val="BodyText"/>
+      </w:pPr>
+      <w:r>
+        <w:rPr>
+          <w:b/>
+          <w:bCs/>
+        </w:rPr>
+        <w:t xml:space="preserve">d)</w:t>
+      </w:r>
+      <w:r>
+        <w:t xml:space="preserve"> </w:t>
+      </w:r>
+      <w:r>
+        <w:t xml:space="preserve">O que você espera que aconteça com a função de Green em 4D? Justifique sem fazer a conta completa.</w:t>
+      </w:r>
+    </w:p>
+    <w:bookmarkEnd w:id="31"/>
+    <w:bookmarkStart w:id="32" w:name="exercício-9-interpretação-física"/>
+    <w:p>
+      <w:pPr>
+        <w:pStyle w:val="Heading2"/>
+      </w:pPr>
+      <w:r>
+        <w:t xml:space="preserve">Exercício 9: Interpretação Física</w:t>
+      </w:r>
+    </w:p>
+    <w:p>
+      <w:pPr>
+        <w:pStyle w:val="FirstParagraph"/>
+      </w:pPr>
+      <w:r>
+        <w:rPr>
+          <w:b/>
+          <w:bCs/>
+        </w:rPr>
+        <w:t xml:space="preserve">a)</w:t>
+      </w:r>
+      <w:r>
+        <w:t xml:space="preserve"> </w:t>
+      </w:r>
+      <w:r>
+        <w:t xml:space="preserve">Dê outro exemplo físico (além da aceleração instantânea) de uma grandeza idealizada como limite de um processo suave.</w:t>
+      </w:r>
+    </w:p>
+    <w:p>
+      <w:pPr>
+        <w:pStyle w:val="BodyText"/>
+      </w:pPr>
+      <w:r>
+        <w:rPr>
+          <w:b/>
+          <w:bCs/>
+        </w:rPr>
+        <w:t xml:space="preserve">b)</w:t>
+      </w:r>
+      <w:r>
+        <w:t xml:space="preserve"> </w:t>
+      </w:r>
+      <w:r>
+        <w:t xml:space="preserve">Compare a analogia delta/processo-suave com a analogia número-irracional/sequência-racional discutida nas notas. Em que pontos a analogia é forte? Em que pontos ela é frágil?</w:t>
+      </w:r>
+    </w:p>
+    <w:p>
+      <w:pPr>
+        <w:pStyle w:val="BodyText"/>
+      </w:pPr>
+      <w:r>
+        <w:rPr>
+          <w:b/>
+          <w:bCs/>
+        </w:rPr>
+        <w:t xml:space="preserve">c)</w:t>
+      </w:r>
+      <w:r>
+        <w:t xml:space="preserve"> </w:t>
+      </w:r>
+      <w:r>
+        <w:t xml:space="preserve">Por que dizemos que a delta de Dirac</w:t>
+      </w:r>
+      <w:r>
+        <w:t xml:space="preserve"> </w:t>
+      </w:r>
+      <w:r>
+        <w:t xml:space="preserve">“não é uma função”</w:t>
+      </w:r>
+      <w:r>
+        <w:t xml:space="preserve"> </w:t>
+      </w:r>
+      <w:r>
+        <w:t xml:space="preserve">no sentido clássico?</w:t>
+      </w:r>
+    </w:p>
+    <w:p>
+      <w:pPr>
+        <w:pStyle w:val="BodyText"/>
+      </w:pPr>
+      <w:r>
+        <w:rPr>
+          <w:b/>
+          <w:bCs/>
+        </w:rPr>
+        <w:t xml:space="preserve">d)</w:t>
+      </w:r>
+      <w:r>
+        <w:t xml:space="preserve"> </w:t>
+      </w:r>
+      <w:r>
+        <w:t xml:space="preserve">Em que sentido a delta é, ainda assim, um objeto matemático rigoroso?</w:t>
+      </w:r>
+    </w:p>
+    <w:bookmarkEnd w:id="32"/>
+    <w:bookmarkStart w:id="33" w:name="Xa1d1123fcfea7d0435228144037eebf497ac616"/>
+    <w:p>
+      <w:pPr>
+        <w:pStyle w:val="Heading2"/>
+      </w:pPr>
+      <w:r>
+        <w:t xml:space="preserve">Exercício 10: O Truque da Integral Gaussiana</w:t>
+      </w:r>
+    </w:p>
+    <w:p>
+      <w:pPr>
+        <w:pStyle w:val="FirstParagraph"/>
+      </w:pPr>
+      <w:r>
+        <w:rPr>
+          <w:b/>
+          <w:bCs/>
+        </w:rPr>
+        <w:t xml:space="preserve">a)</w:t>
+      </w:r>
+      <w:r>
+        <w:t xml:space="preserve"> </w:t>
+      </w:r>
+      <w:r>
+        <w:t xml:space="preserve">Refaça a mudança para coordenadas polares na integral dupla e explique por que ela elimina a dificuldade de integrar</w:t>
+      </w:r>
+      <w:r>
+        <w:t xml:space="preserve"> </w:t>
+      </w:r>
+      <m:oMath>
+        <m:sSup>
+          <m:e>
+            <m:r>
+              <m:t>e</m:t>
+            </m:r>
+          </m:e>
+          <m:sup>
+            <m:r>
+              <m:rPr>
+                <m:sty m:val="p"/>
+              </m:rPr>
+              <m:t>−</m:t>
+            </m:r>
+            <m:sSup>
+              <m:e>
+                <m:r>
+                  <m:t>x</m:t>
+                </m:r>
+              </m:e>
+              <m:sup>
+                <m:r>
+                  <m:t>2</m:t>
+                </m:r>
+              </m:sup>
+            </m:sSup>
+          </m:sup>
+        </m:sSup>
+      </m:oMath>
+      <w:r>
+        <w:t xml:space="preserve"> </w:t>
+      </w:r>
+      <w:r>
+        <w:t xml:space="preserve">diretamente.</w:t>
+      </w:r>
+    </w:p>
+    <w:p>
+      <w:pPr>
+        <w:pStyle w:val="BodyText"/>
+      </w:pPr>
+      <w:r>
+        <w:rPr>
+          <w:b/>
+          <w:bCs/>
+        </w:rPr>
+        <w:t xml:space="preserve">b)</w:t>
+      </w:r>
+      <w:r>
+        <w:t xml:space="preserve"> </w:t>
+      </w:r>
+      <w:r>
+        <w:t xml:space="preserve">Calcule explicitamente</w:t>
+      </w:r>
+      <w:r>
+        <w:t xml:space="preserve"> </w:t>
+      </w:r>
+      <m:oMath>
+        <m:nary>
+          <m:naryPr>
+            <m:chr m:val="∫"/>
+            <m:limLoc m:val="subSup"/>
+            <m:subHide m:val="off"/>
+            <m:supHide m:val="off"/>
+          </m:naryPr>
+          <m:sub>
+            <m:r>
+              <m:t>0</m:t>
+            </m:r>
+          </m:sub>
+          <m:sup>
+            <m:r>
+              <m:rPr>
+                <m:sty m:val="p"/>
+              </m:rPr>
+              <m:t>∞</m:t>
+            </m:r>
+          </m:sup>
+          <m:e>
+            <m:sSup>
+              <m:e>
+                <m:r>
+                  <m:t>e</m:t>
+                </m:r>
+              </m:e>
+              <m:sup>
+                <m:r>
+                  <m:rPr>
+                    <m:sty m:val="p"/>
+                  </m:rPr>
+                  <m:t>−</m:t>
+                </m:r>
+                <m:sSup>
+                  <m:e>
+                    <m:r>
+                      <m:t>r</m:t>
+                    </m:r>
+                  </m:e>
+                  <m:sup>
+                    <m:r>
+                      <m:t>2</m:t>
+                    </m:r>
+                  </m:sup>
+                </m:sSup>
+                <m:r>
+                  <m:rPr>
+                    <m:sty m:val="p"/>
+                  </m:rPr>
+                  <m:t>/</m:t>
+                </m:r>
+                <m:r>
+                  <m:t>2</m:t>
+                </m:r>
+                <m:sSup>
+                  <m:e>
+                    <m:r>
+                      <m:t>σ</m:t>
+                    </m:r>
+                  </m:e>
+                  <m:sup>
+                    <m:r>
+                      <m:t>2</m:t>
+                    </m:r>
+                  </m:sup>
+                </m:sSup>
+              </m:sup>
+            </m:sSup>
+          </m:e>
+        </m:nary>
+        <m:r>
+          <m:t> </m:t>
+        </m:r>
+        <m:r>
+          <m:t>r</m:t>
+        </m:r>
+        <m:r>
+          <m:t> </m:t>
+        </m:r>
+        <m:r>
+          <m:t>d</m:t>
+        </m:r>
+        <m:r>
+          <m:t>r</m:t>
+        </m:r>
+      </m:oMath>
+      <w:r>
+        <w:t xml:space="preserve"> </w:t>
+      </w:r>
+      <w:r>
+        <w:t xml:space="preserve">e confirme o resultado</w:t>
+      </w:r>
+      <w:r>
+        <w:t xml:space="preserve"> </w:t>
+      </w:r>
+      <m:oMath>
+        <m:r>
+          <m:t>2</m:t>
+        </m:r>
+        <m:r>
+          <m:t>π</m:t>
+        </m:r>
+        <m:sSup>
+          <m:e>
+            <m:r>
+              <m:t>σ</m:t>
+            </m:r>
+          </m:e>
+          <m:sup>
+            <m:r>
+              <m:t>2</m:t>
+            </m:r>
+          </m:sup>
+        </m:sSup>
+      </m:oMath>
+      <w:r>
+        <w:t xml:space="preserve"> </w:t>
+      </w:r>
+      <w:r>
+        <w:t xml:space="preserve">do produto das integrais.</w:t>
+      </w:r>
+    </w:p>
+    <w:p>
+      <w:pPr>
+        <w:pStyle w:val="BodyText"/>
+      </w:pPr>
+      <w:r>
+        <w:rPr>
+          <w:b/>
+          <w:bCs/>
+        </w:rPr>
+        <w:t xml:space="preserve">c)</w:t>
+      </w:r>
+      <w:r>
+        <w:t xml:space="preserve"> </w:t>
+      </w:r>
+      <w:r>
+        <w:t xml:space="preserve">Use o resultado para verificar a normalização de</w:t>
+      </w:r>
+      <w:r>
+        <w:t xml:space="preserve"> </w:t>
+      </w:r>
+      <m:oMath>
+        <m:sSub>
+          <m:e>
+            <m:r>
+              <m:t>G</m:t>
+            </m:r>
+          </m:e>
+          <m:sub>
+            <m:r>
+              <m:t>σ</m:t>
+            </m:r>
+          </m:sub>
+        </m:sSub>
+        <m:r>
+          <m:rPr>
+            <m:sty m:val="p"/>
+          </m:rPr>
+          <m:t>(</m:t>
+        </m:r>
+        <m:r>
+          <m:t>x</m:t>
+        </m:r>
+        <m:r>
+          <m:rPr>
+            <m:sty m:val="p"/>
+          </m:rPr>
+          <m:t>)</m:t>
+        </m:r>
+      </m:oMath>
+      <w:r>
+        <w:t xml:space="preserve"> </w:t>
+      </w:r>
+      <w:r>
+        <w:t xml:space="preserve">explicitamente.</w:t>
+      </w:r>
+    </w:p>
+    <w:p>
+      <w:pPr>
+        <w:pStyle w:val="BodyText"/>
+      </w:pPr>
+      <w:r>
+        <w:rPr>
+          <w:b/>
+          <w:bCs/>
+        </w:rPr>
+        <w:t xml:space="preserve">d)</w:t>
+      </w:r>
+      <w:r>
+        <w:t xml:space="preserve"> </w:t>
+      </w:r>
+      <w:r>
+        <w:t xml:space="preserve">Generalize o truque das coordenadas polares para calcular</w:t>
+      </w:r>
+      <w:r>
+        <w:t xml:space="preserve"> </w:t>
+      </w:r>
+      <m:oMath>
+        <m:nary>
+          <m:naryPr>
+            <m:chr m:val="∫"/>
+            <m:limLoc m:val="subSup"/>
+            <m:subHide m:val="off"/>
+            <m:supHide m:val="off"/>
+          </m:naryPr>
+          <m:sub>
+            <m:r>
+              <m:rPr>
+                <m:sty m:val="p"/>
+              </m:rPr>
+              <m:t>−</m:t>
+            </m:r>
+            <m:r>
+              <m:rPr>
+                <m:sty m:val="p"/>
+              </m:rPr>
+              <m:t>∞</m:t>
+            </m:r>
+          </m:sub>
+          <m:sup>
+            <m:r>
+              <m:rPr>
+                <m:sty m:val="p"/>
+              </m:rPr>
+              <m:t>∞</m:t>
+            </m:r>
+          </m:sup>
+          <m:e>
+            <m:sSup>
+              <m:e>
+                <m:r>
+                  <m:t>e</m:t>
+                </m:r>
+              </m:e>
+              <m:sup>
+                <m:r>
+                  <m:rPr>
+                    <m:sty m:val="p"/>
+                  </m:rPr>
+                  <m:t>−</m:t>
+                </m:r>
+                <m:sSup>
+                  <m:e>
+                    <m:r>
+                      <m:t>x</m:t>
+                    </m:r>
+                  </m:e>
+                  <m:sup>
+                    <m:r>
+                      <m:t>2</m:t>
+                    </m:r>
+                  </m:sup>
+                </m:sSup>
+                <m:r>
+                  <m:rPr>
+                    <m:sty m:val="p"/>
+                  </m:rPr>
+                  <m:t>/</m:t>
+                </m:r>
+                <m:r>
+                  <m:t>2</m:t>
+                </m:r>
+                <m:sSup>
+                  <m:e>
+                    <m:r>
+                      <m:t>σ</m:t>
+                    </m:r>
+                  </m:e>
+                  <m:sup>
+                    <m:r>
+                      <m:t>2</m:t>
+                    </m:r>
+                  </m:sup>
+                </m:sSup>
+              </m:sup>
+            </m:sSup>
+          </m:e>
+        </m:nary>
+        <m:r>
+          <m:t> </m:t>
+        </m:r>
+        <m:sSup>
+          <m:e>
+            <m:r>
+              <m:t>x</m:t>
+            </m:r>
+          </m:e>
+          <m:sup>
+            <m:r>
+              <m:t>2</m:t>
+            </m:r>
+          </m:sup>
+        </m:sSup>
+        <m:r>
+          <m:t> </m:t>
+        </m:r>
+        <m:r>
+          <m:t>d</m:t>
+        </m:r>
+        <m:r>
+          <m:t>x</m:t>
+        </m:r>
+      </m:oMath>
+      <w:r>
+        <w:t xml:space="preserve">.</w:t>
+      </w:r>
+    </w:p>
+    <w:bookmarkEnd w:id="33"/>
+    <w:bookmarkStart w:id="34" w:name="exercício-11-outras-sequências-delta"/>
+    <w:p>
+      <w:pPr>
+        <w:pStyle w:val="Heading2"/>
+      </w:pPr>
+      <w:r>
+        <w:t xml:space="preserve">Exercício 11: Outras Sequências Delta</w:t>
+      </w:r>
+    </w:p>
+    <w:p>
+      <w:pPr>
+        <w:pStyle w:val="FirstParagraph"/>
+      </w:pPr>
+      <w:r>
+        <w:rPr>
+          <w:b/>
+          <w:bCs/>
+        </w:rPr>
+        <w:t xml:space="preserve">a)</w:t>
+      </w:r>
+      <w:r>
+        <w:t xml:space="preserve"> </w:t>
+      </w:r>
+      <w:r>
+        <w:t xml:space="preserve">Mostre que a função retangular</w:t>
+      </w:r>
+      <w:r>
+        <w:t xml:space="preserve"> </w:t>
+      </w:r>
+      <m:oMath>
+        <m:sSub>
+          <m:e>
+            <m:r>
+              <m:t>R</m:t>
+            </m:r>
+          </m:e>
+          <m:sub>
+            <m:r>
+              <m:t>ϵ</m:t>
+            </m:r>
+          </m:sub>
+        </m:sSub>
+        <m:r>
+          <m:rPr>
+            <m:sty m:val="p"/>
+          </m:rPr>
+          <m:t>(</m:t>
+        </m:r>
+        <m:r>
+          <m:t>x</m:t>
+        </m:r>
+        <m:r>
+          <m:rPr>
+            <m:sty m:val="p"/>
+          </m:rPr>
+          <m:t>)</m:t>
+        </m:r>
+        <m:r>
+          <m:rPr>
+            <m:sty m:val="p"/>
+          </m:rPr>
+          <m:t>=</m:t>
+        </m:r>
+        <m:f>
+          <m:fPr>
+            <m:type m:val="bar"/>
+          </m:fPr>
+          <m:num>
+            <m:r>
+              <m:t>1</m:t>
+            </m:r>
+          </m:num>
+          <m:den>
+            <m:r>
+              <m:t>ϵ</m:t>
+            </m:r>
+          </m:den>
+        </m:f>
+      </m:oMath>
+      <w:r>
+        <w:t xml:space="preserve"> </w:t>
+      </w:r>
+      <w:r>
+        <w:t xml:space="preserve">para</w:t>
+      </w:r>
+      <w:r>
+        <w:t xml:space="preserve"> </w:t>
+      </w:r>
+      <m:oMath>
+        <m:r>
+          <m:rPr>
+            <m:sty m:val="p"/>
+          </m:rPr>
+          <m:t>|</m:t>
+        </m:r>
+        <m:r>
+          <m:t>x</m:t>
+        </m:r>
+        <m:r>
+          <m:rPr>
+            <m:sty m:val="p"/>
+          </m:rPr>
+          <m:t>|</m:t>
+        </m:r>
+        <m:r>
+          <m:rPr>
+            <m:sty m:val="p"/>
+          </m:rPr>
+          <m:t>&lt;</m:t>
+        </m:r>
+        <m:r>
+          <m:t>ϵ</m:t>
+        </m:r>
+        <m:r>
+          <m:rPr>
+            <m:sty m:val="p"/>
+          </m:rPr>
+          <m:t>/</m:t>
+        </m:r>
+        <m:r>
+          <m:t>2</m:t>
+        </m:r>
+      </m:oMath>
+      <w:r>
+        <w:t xml:space="preserve"> </w:t>
+      </w:r>
+      <w:r>
+        <w:t xml:space="preserve">e</w:t>
+      </w:r>
+      <w:r>
+        <w:t xml:space="preserve"> </w:t>
+      </w:r>
+      <m:oMath>
+        <m:r>
+          <m:t>0</m:t>
+        </m:r>
+      </m:oMath>
+      <w:r>
+        <w:t xml:space="preserve"> </w:t>
+      </w:r>
+      <w:r>
+        <w:t xml:space="preserve">caso contrário também converge para</w:t>
+      </w:r>
+      <w:r>
+        <w:t xml:space="preserve"> </w:t>
+      </w:r>
+      <m:oMath>
+        <m:r>
+          <m:t>δ</m:t>
+        </m:r>
+        <m:r>
+          <m:rPr>
+            <m:sty m:val="p"/>
+          </m:rPr>
+          <m:t>(</m:t>
+        </m:r>
+        <m:r>
+          <m:t>x</m:t>
+        </m:r>
+        <m:r>
+          <m:rPr>
+            <m:sty m:val="p"/>
+          </m:rPr>
+          <m:t>)</m:t>
+        </m:r>
+      </m:oMath>
+      <w:r>
+        <w:t xml:space="preserve"> </w:t>
+      </w:r>
+      <w:r>
+        <w:t xml:space="preserve">quando</w:t>
+      </w:r>
+      <w:r>
+        <w:t xml:space="preserve"> </w:t>
+      </w:r>
+      <m:oMath>
+        <m:r>
+          <m:t>ϵ</m:t>
+        </m:r>
+        <m:r>
+          <m:rPr>
+            <m:sty m:val="p"/>
+          </m:rPr>
+          <m:t>→</m:t>
+        </m:r>
+        <m:r>
+          <m:t>0</m:t>
+        </m:r>
+      </m:oMath>
+      <w:r>
+        <w:t xml:space="preserve">.</w:t>
+      </w:r>
+    </w:p>
+    <w:p>
+      <w:pPr>
+        <w:pStyle w:val="BodyText"/>
+      </w:pPr>
+      <w:r>
+        <w:rPr>
+          <w:b/>
+          <w:bCs/>
+        </w:rPr>
+        <w:t xml:space="preserve">b)</w:t>
+      </w:r>
+      <w:r>
+        <w:t xml:space="preserve"> </w:t>
+      </w:r>
+      <w:r>
+        <w:t xml:space="preserve">Verifique a propriedade de filtragem para</w:t>
+      </w:r>
+      <w:r>
+        <w:t xml:space="preserve"> </w:t>
+      </w:r>
+      <m:oMath>
+        <m:sSub>
+          <m:e>
+            <m:r>
+              <m:t>R</m:t>
+            </m:r>
+          </m:e>
+          <m:sub>
+            <m:r>
+              <m:t>ϵ</m:t>
+            </m:r>
+          </m:sub>
+        </m:sSub>
+        <m:r>
+          <m:rPr>
+            <m:sty m:val="p"/>
+          </m:rPr>
+          <m:t>(</m:t>
+        </m:r>
+        <m:r>
+          <m:t>x</m:t>
+        </m:r>
+        <m:r>
+          <m:rPr>
+            <m:sty m:val="p"/>
+          </m:rPr>
+          <m:t>)</m:t>
+        </m:r>
+      </m:oMath>
+      <w:r>
+        <w:t xml:space="preserve"> </w:t>
+      </w:r>
+      <w:r>
+        <w:t xml:space="preserve">diretamente, sem expansão de Taylor.</w:t>
+      </w:r>
+    </w:p>
+    <w:p>
+      <w:pPr>
+        <w:pStyle w:val="BodyText"/>
+      </w:pPr>
+      <w:r>
+        <w:rPr>
+          <w:b/>
+          <w:bCs/>
+        </w:rPr>
+        <w:t xml:space="preserve">c)</w:t>
+      </w:r>
+      <w:r>
+        <w:t xml:space="preserve"> </w:t>
+      </w:r>
+      <w:r>
+        <w:t xml:space="preserve">Mostre que a Lorentziana</w:t>
+      </w:r>
+      <w:r>
+        <w:t xml:space="preserve"> </w:t>
+      </w:r>
+      <m:oMath>
+        <m:sSub>
+          <m:e>
+            <m:r>
+              <m:t>L</m:t>
+            </m:r>
+          </m:e>
+          <m:sub>
+            <m:r>
+              <m:t>ϵ</m:t>
+            </m:r>
+          </m:sub>
+        </m:sSub>
+        <m:r>
+          <m:rPr>
+            <m:sty m:val="p"/>
+          </m:rPr>
+          <m:t>(</m:t>
+        </m:r>
+        <m:r>
+          <m:t>x</m:t>
+        </m:r>
+        <m:r>
+          <m:rPr>
+            <m:sty m:val="p"/>
+          </m:rPr>
+          <m:t>)</m:t>
+        </m:r>
+        <m:r>
+          <m:rPr>
+            <m:sty m:val="p"/>
+          </m:rPr>
+          <m:t>=</m:t>
+        </m:r>
+        <m:f>
+          <m:fPr>
+            <m:type m:val="bar"/>
+          </m:fPr>
+          <m:num>
+            <m:r>
+              <m:t>1</m:t>
+            </m:r>
+          </m:num>
+          <m:den>
+            <m:r>
+              <m:t>π</m:t>
+            </m:r>
+          </m:den>
+        </m:f>
+        <m:f>
+          <m:fPr>
+            <m:type m:val="bar"/>
+          </m:fPr>
+          <m:num>
+            <m:r>
+              <m:t>ϵ</m:t>
+            </m:r>
+          </m:num>
+          <m:den>
+            <m:sSup>
+              <m:e>
+                <m:r>
+                  <m:t>x</m:t>
+                </m:r>
+              </m:e>
+              <m:sup>
+                <m:r>
+                  <m:t>2</m:t>
+                </m:r>
+              </m:sup>
+            </m:sSup>
+            <m:r>
+              <m:rPr>
+                <m:sty m:val="p"/>
+              </m:rPr>
+              <m:t>+</m:t>
+            </m:r>
+            <m:sSup>
+              <m:e>
+                <m:r>
+                  <m:t>ϵ</m:t>
+                </m:r>
+              </m:e>
+              <m:sup>
+                <m:r>
+                  <m:t>2</m:t>
+                </m:r>
+              </m:sup>
+            </m:sSup>
+          </m:den>
+        </m:f>
+      </m:oMath>
+      <w:r>
+        <w:t xml:space="preserve"> </w:t>
+      </w:r>
+      <w:r>
+        <w:t xml:space="preserve">também é uma sequência delta válida.</w:t>
+      </w:r>
+    </w:p>
+    <w:p>
+      <w:pPr>
+        <w:pStyle w:val="BodyText"/>
+      </w:pPr>
+      <w:r>
+        <w:rPr>
+          <w:b/>
+          <w:bCs/>
+        </w:rPr>
+        <w:t xml:space="preserve">d)</w:t>
+      </w:r>
+      <w:r>
+        <w:t xml:space="preserve"> </w:t>
+      </w:r>
+      <w:r>
+        <w:t xml:space="preserve">Compare a velocidade de convergência (na cauda, longe de</w:t>
+      </w:r>
+      <w:r>
+        <w:t xml:space="preserve"> </w:t>
+      </w:r>
+      <m:oMath>
+        <m:r>
+          <m:t>x</m:t>
+        </m:r>
+        <m:r>
+          <m:rPr>
+            <m:sty m:val="p"/>
+          </m:rPr>
+          <m:t>=</m:t>
+        </m:r>
+        <m:r>
+          <m:t>0</m:t>
+        </m:r>
+      </m:oMath>
+      <w:r>
+        <w:t xml:space="preserve">) entre</w:t>
+      </w:r>
+      <w:r>
+        <w:t xml:space="preserve"> </w:t>
+      </w:r>
+      <m:oMath>
+        <m:sSub>
+          <m:e>
+            <m:r>
+              <m:t>G</m:t>
+            </m:r>
+          </m:e>
+          <m:sub>
+            <m:r>
+              <m:t>σ</m:t>
+            </m:r>
+          </m:sub>
+        </m:sSub>
+      </m:oMath>
+      <w:r>
+        <w:t xml:space="preserve">,</w:t>
+      </w:r>
+      <w:r>
+        <w:t xml:space="preserve"> </w:t>
+      </w:r>
+      <m:oMath>
+        <m:sSub>
+          <m:e>
+            <m:r>
+              <m:t>R</m:t>
+            </m:r>
+          </m:e>
+          <m:sub>
+            <m:r>
+              <m:t>ϵ</m:t>
+            </m:r>
+          </m:sub>
+        </m:sSub>
+      </m:oMath>
+      <w:r>
+        <w:t xml:space="preserve"> </w:t>
+      </w:r>
+      <w:r>
+        <w:t xml:space="preserve">e</w:t>
+      </w:r>
+      <w:r>
+        <w:t xml:space="preserve"> </w:t>
+      </w:r>
+      <m:oMath>
+        <m:sSub>
+          <m:e>
+            <m:r>
+              <m:t>L</m:t>
+            </m:r>
+          </m:e>
+          <m:sub>
+            <m:r>
+              <m:t>ϵ</m:t>
+            </m:r>
+          </m:sub>
+        </m:sSub>
+      </m:oMath>
+      <w:r>
+        <w:t xml:space="preserve">.</w:t>
+      </w:r>
+    </w:p>
+    <w:bookmarkEnd w:id="34"/>
+    <w:bookmarkStart w:id="35" w:name="exercício-12-implementação-numérica"/>
+    <w:p>
+      <w:pPr>
+        <w:pStyle w:val="Heading2"/>
+      </w:pPr>
+      <w:r>
+        <w:t xml:space="preserve">Exercício 12: Implementação Numérica</w:t>
+      </w:r>
+    </w:p>
+    <w:p>
+      <w:pPr>
+        <w:pStyle w:val="FirstParagraph"/>
+      </w:pPr>
+      <w:r>
+        <w:rPr>
+          <w:b/>
+          <w:bCs/>
+        </w:rPr>
+        <w:t xml:space="preserve">a)</w:t>
+      </w:r>
+      <w:r>
+        <w:t xml:space="preserve"> </w:t>
+      </w:r>
+      <w:r>
+        <w:t xml:space="preserve">Modifique o código Python das notas para sobrepor a função degrau</w:t>
+      </w:r>
+      <w:r>
+        <w:t xml:space="preserve"> </w:t>
+      </w:r>
+      <m:oMath>
+        <m:r>
+          <m:t>θ</m:t>
+        </m:r>
+        <m:r>
+          <m:rPr>
+            <m:sty m:val="p"/>
+          </m:rPr>
+          <m:t>(</m:t>
+        </m:r>
+        <m:r>
+          <m:t>x</m:t>
+        </m:r>
+        <m:r>
+          <m:rPr>
+            <m:sty m:val="p"/>
+          </m:rPr>
+          <m:t>)</m:t>
+        </m:r>
+      </m:oMath>
+      <w:r>
+        <w:t xml:space="preserve"> </w:t>
+      </w:r>
+      <w:r>
+        <w:t xml:space="preserve">ao gráfico da integral acumulada de</w:t>
+      </w:r>
+      <w:r>
+        <w:t xml:space="preserve"> </w:t>
+      </w:r>
+      <m:oMath>
+        <m:sSub>
+          <m:e>
+            <m:r>
+              <m:t>G</m:t>
+            </m:r>
+          </m:e>
+          <m:sub>
+            <m:r>
+              <m:t>σ</m:t>
+            </m:r>
+          </m:sub>
+        </m:sSub>
+        <m:r>
+          <m:rPr>
+            <m:sty m:val="p"/>
+          </m:rPr>
+          <m:t>(</m:t>
+        </m:r>
+        <m:r>
+          <m:t>x</m:t>
+        </m:r>
+        <m:r>
+          <m:rPr>
+            <m:sty m:val="p"/>
+          </m:rPr>
+          <m:t>)</m:t>
+        </m:r>
+      </m:oMath>
+      <w:r>
+        <w:t xml:space="preserve">.</w:t>
+      </w:r>
+    </w:p>
+    <w:p>
+      <w:pPr>
+        <w:pStyle w:val="BodyText"/>
+      </w:pPr>
+      <w:r>
+        <w:rPr>
+          <w:b/>
+          <w:bCs/>
+        </w:rPr>
+        <w:t xml:space="preserve">b)</w:t>
+      </w:r>
+      <w:r>
+        <w:t xml:space="preserve"> </w:t>
+      </w:r>
+      <w:r>
+        <w:t xml:space="preserve">Verifique numericamente que</w:t>
+      </w:r>
+      <w:r>
+        <w:t xml:space="preserve"> </w:t>
+      </w:r>
+      <m:oMath>
+        <m:nary>
+          <m:naryPr>
+            <m:chr m:val="∫"/>
+            <m:limLoc m:val="subSup"/>
+            <m:subHide m:val="off"/>
+            <m:supHide m:val="off"/>
+          </m:naryPr>
+          <m:sub>
+            <m:r>
+              <m:rPr>
+                <m:sty m:val="p"/>
+              </m:rPr>
+              <m:t>−</m:t>
+            </m:r>
+            <m:r>
+              <m:rPr>
+                <m:sty m:val="p"/>
+              </m:rPr>
+              <m:t>∞</m:t>
+            </m:r>
+          </m:sub>
+          <m:sup>
+            <m:r>
+              <m:rPr>
+                <m:sty m:val="p"/>
+              </m:rPr>
+              <m:t>∞</m:t>
+            </m:r>
+          </m:sup>
+          <m:e>
+            <m:sSub>
+              <m:e>
+                <m:r>
+                  <m:t>G</m:t>
+                </m:r>
+              </m:e>
+              <m:sub>
+                <m:r>
+                  <m:t>σ</m:t>
+                </m:r>
+              </m:sub>
+            </m:sSub>
+          </m:e>
+        </m:nary>
+        <m:r>
+          <m:rPr>
+            <m:sty m:val="p"/>
+          </m:rPr>
+          <m:t>(</m:t>
+        </m:r>
+        <m:r>
+          <m:t>x</m:t>
+        </m:r>
+        <m:r>
+          <m:rPr>
+            <m:sty m:val="p"/>
+          </m:rPr>
+          <m:t>)</m:t>
+        </m:r>
+        <m:r>
+          <m:t> </m:t>
+        </m:r>
+        <m:r>
+          <m:t>d</m:t>
+        </m:r>
+        <m:r>
+          <m:t>x</m:t>
+        </m:r>
+        <m:r>
+          <m:rPr>
+            <m:sty m:val="p"/>
+          </m:rPr>
+          <m:t>≈</m:t>
+        </m:r>
+        <m:r>
+          <m:t>1</m:t>
+        </m:r>
+      </m:oMath>
+      <w:r>
+        <w:t xml:space="preserve"> </w:t>
+      </w:r>
+      <w:r>
+        <w:t xml:space="preserve">para os valores de</w:t>
+      </w:r>
+      <w:r>
+        <w:t xml:space="preserve"> </w:t>
+      </w:r>
+      <m:oMath>
+        <m:r>
+          <m:t>σ</m:t>
+        </m:r>
+      </m:oMath>
+      <w:r>
+        <w:t xml:space="preserve"> </w:t>
+      </w:r>
+      <w:r>
+        <w:t xml:space="preserve">usados no código.</w:t>
+      </w:r>
+    </w:p>
+    <w:p>
+      <w:pPr>
+        <w:pStyle w:val="BodyText"/>
+      </w:pPr>
+      <w:r>
+        <w:rPr>
+          <w:b/>
+          <w:bCs/>
+        </w:rPr>
+        <w:t xml:space="preserve">c)</w:t>
+      </w:r>
+      <w:r>
+        <w:t xml:space="preserve"> </w:t>
+      </w:r>
+      <w:r>
+        <w:t xml:space="preserve">Adicione ao gráfico a aproximação retangular</w:t>
+      </w:r>
+      <w:r>
+        <w:t xml:space="preserve"> </w:t>
+      </w:r>
+      <m:oMath>
+        <m:sSub>
+          <m:e>
+            <m:r>
+              <m:t>R</m:t>
+            </m:r>
+          </m:e>
+          <m:sub>
+            <m:r>
+              <m:t>ϵ</m:t>
+            </m:r>
+          </m:sub>
+        </m:sSub>
+        <m:r>
+          <m:rPr>
+            <m:sty m:val="p"/>
+          </m:rPr>
+          <m:t>(</m:t>
+        </m:r>
+        <m:r>
+          <m:t>x</m:t>
+        </m:r>
+        <m:r>
+          <m:rPr>
+            <m:sty m:val="p"/>
+          </m:rPr>
+          <m:t>)</m:t>
+        </m:r>
+      </m:oMath>
+      <w:r>
+        <w:t xml:space="preserve"> </w:t>
+      </w:r>
+      <w:r>
+        <w:t xml:space="preserve">do Exercício 11 e compare visualmente a convergência para a delta.</w:t>
+      </w:r>
+    </w:p>
+    <w:p>
+      <w:pPr>
+        <w:pStyle w:val="BodyText"/>
+      </w:pPr>
+      <w:r>
+        <w:rPr>
+          <w:b/>
+          <w:bCs/>
+        </w:rPr>
+        <w:t xml:space="preserve">d)</w:t>
+      </w:r>
+      <w:r>
+        <w:t xml:space="preserve"> </w:t>
+      </w:r>
+      <w:r>
+        <w:t xml:space="preserve">Estime numericamente, para um</w:t>
+      </w:r>
+      <w:r>
+        <w:t xml:space="preserve"> </w:t>
+      </w:r>
+      <m:oMath>
+        <m:r>
+          <m:t>f</m:t>
+        </m:r>
+        <m:r>
+          <m:rPr>
+            <m:sty m:val="p"/>
+          </m:rPr>
+          <m:t>(</m:t>
+        </m:r>
+        <m:r>
+          <m:t>x</m:t>
+        </m:r>
+        <m:r>
+          <m:rPr>
+            <m:sty m:val="p"/>
+          </m:rPr>
+          <m:t>)</m:t>
+        </m:r>
+      </m:oMath>
+      <w:r>
+        <w:t xml:space="preserve"> </w:t>
+      </w:r>
+      <w:r>
+        <w:t xml:space="preserve">de sua escolha, o erro</w:t>
+      </w:r>
+      <w:r>
+        <w:t xml:space="preserve"> </w:t>
+      </w:r>
+      <m:oMath>
+        <m:d>
+          <m:dPr>
+            <m:begChr m:val="|"/>
+            <m:sepChr m:val=""/>
+            <m:endChr m:val="|"/>
+            <m:grow/>
+          </m:dPr>
+          <m:e>
+            <m:r>
+              <m:rPr>
+                <m:sty m:val="p"/>
+              </m:rPr>
+              <m:t>∫</m:t>
+            </m:r>
+            <m:sSub>
+              <m:e>
+                <m:r>
+                  <m:t>G</m:t>
+                </m:r>
+              </m:e>
+              <m:sub>
+                <m:r>
+                  <m:t>σ</m:t>
+                </m:r>
+              </m:sub>
+            </m:sSub>
+            <m:r>
+              <m:rPr>
+                <m:sty m:val="p"/>
+              </m:rPr>
+              <m:t>(</m:t>
+            </m:r>
+            <m:r>
+              <m:t>x</m:t>
+            </m:r>
+            <m:r>
+              <m:rPr>
+                <m:sty m:val="p"/>
+              </m:rPr>
+              <m:t>)</m:t>
+            </m:r>
+            <m:r>
+              <m:t>f</m:t>
+            </m:r>
+            <m:r>
+              <m:rPr>
+                <m:sty m:val="p"/>
+              </m:rPr>
+              <m:t>(</m:t>
+            </m:r>
+            <m:r>
+              <m:t>x</m:t>
+            </m:r>
+            <m:r>
+              <m:rPr>
+                <m:sty m:val="p"/>
+              </m:rPr>
+              <m:t>)</m:t>
+            </m:r>
+            <m:r>
+              <m:t> </m:t>
+            </m:r>
+            <m:r>
+              <m:t>d</m:t>
+            </m:r>
+            <m:r>
+              <m:t>x</m:t>
+            </m:r>
+            <m:r>
+              <m:rPr>
+                <m:sty m:val="p"/>
+              </m:rPr>
+              <m:t>−</m:t>
+            </m:r>
+            <m:r>
+              <m:t>f</m:t>
+            </m:r>
+            <m:r>
+              <m:rPr>
+                <m:sty m:val="p"/>
+              </m:rPr>
+              <m:t>(</m:t>
+            </m:r>
+            <m:r>
+              <m:t>0</m:t>
+            </m:r>
+            <m:r>
+              <m:rPr>
+                <m:sty m:val="p"/>
+              </m:rPr>
+              <m:t>)</m:t>
+            </m:r>
+          </m:e>
+        </m:d>
+      </m:oMath>
+      <w:r>
+        <w:t xml:space="preserve"> </w:t>
+      </w:r>
+      <w:r>
+        <w:t xml:space="preserve">em função de</w:t>
+      </w:r>
+      <w:r>
+        <w:t xml:space="preserve"> </w:t>
+      </w:r>
+      <m:oMath>
+        <m:r>
+          <m:t>σ</m:t>
+        </m:r>
+      </m:oMath>
+      <w:r>
+        <w:t xml:space="preserve">, e verifique como ele decresce.</w:t>
+      </w:r>
+    </w:p>
+    <w:bookmarkEnd w:id="35"/>
+    <w:bookmarkEnd w:id="36"/>
     <w:sectPr>
       <w:footnotePr>
         <w:numRestart w:val="eachSect"/>

--- a/courses/mathematical-physics/delta-dirac-green.docx
+++ b/courses/mathematical-physics/delta-dirac-green.docx
@@ -4876,7 +4876,7 @@
       </w:r>
     </w:p>
     <w:bookmarkEnd w:id="23"/>
-    <w:bookmarkStart w:id="36" w:name="exercícios"/>
+    <w:bookmarkStart w:id="30" w:name="exercícios"/>
     <w:p>
       <w:pPr>
         <w:pStyle w:val="Heading1"/>
@@ -4885,722 +4885,13 @@
         <w:t xml:space="preserve">Exercícios</w:t>
       </w:r>
     </w:p>
-    <w:bookmarkStart w:id="24" w:name="exercício-1-função-degrau-de-heaviside"/>
+    <w:bookmarkStart w:id="24" w:name="X872b5666081bf3e0821f3048d2634bfd8eafaa6"/>
     <w:p>
       <w:pPr>
         <w:pStyle w:val="Heading2"/>
       </w:pPr>
       <w:r>
-        <w:t xml:space="preserve">Exercício 1: Função Degrau de Heaviside</w:t>
-      </w:r>
-    </w:p>
-    <w:p>
-      <w:pPr>
-        <w:pStyle w:val="FirstParagraph"/>
-      </w:pPr>
-      <w:r>
-        <w:rPr>
-          <w:b/>
-          <w:bCs/>
-        </w:rPr>
-        <w:t xml:space="preserve">a)</w:t>
-      </w:r>
-      <w:r>
-        <w:t xml:space="preserve"> </w:t>
-      </w:r>
-      <w:r>
-        <w:t xml:space="preserve">Esboce o gráfico de</w:t>
-      </w:r>
-      <w:r>
-        <w:t xml:space="preserve"> </w:t>
-      </w:r>
-      <m:oMath>
-        <m:r>
-          <m:t>θ</m:t>
-        </m:r>
-        <m:r>
-          <m:rPr>
-            <m:sty m:val="p"/>
-          </m:rPr>
-          <m:t>(</m:t>
-        </m:r>
-        <m:r>
-          <m:t>x</m:t>
-        </m:r>
-        <m:r>
-          <m:rPr>
-            <m:sty m:val="p"/>
-          </m:rPr>
-          <m:t>)</m:t>
-        </m:r>
-      </m:oMath>
-      <w:r>
-        <w:t xml:space="preserve"> </w:t>
-      </w:r>
-      <w:r>
-        <w:t xml:space="preserve">e identifique o tipo de descontinuidade em</w:t>
-      </w:r>
-      <w:r>
-        <w:t xml:space="preserve"> </w:t>
-      </w:r>
-      <m:oMath>
-        <m:r>
-          <m:t>x</m:t>
-        </m:r>
-        <m:r>
-          <m:rPr>
-            <m:sty m:val="p"/>
-          </m:rPr>
-          <m:t>=</m:t>
-        </m:r>
-        <m:r>
-          <m:t>0</m:t>
-        </m:r>
-      </m:oMath>
-      <w:r>
-        <w:t xml:space="preserve">.</w:t>
-      </w:r>
-    </w:p>
-    <w:p>
-      <w:pPr>
-        <w:pStyle w:val="BodyText"/>
-      </w:pPr>
-      <w:r>
-        <w:rPr>
-          <w:b/>
-          <w:bCs/>
-        </w:rPr>
-        <w:t xml:space="preserve">b)</w:t>
-      </w:r>
-      <w:r>
-        <w:t xml:space="preserve"> </w:t>
-      </w:r>
-      <w:r>
-        <w:t xml:space="preserve">Calcule</w:t>
-      </w:r>
-      <w:r>
-        <w:t xml:space="preserve"> </w:t>
-      </w:r>
-      <m:oMath>
-        <m:r>
-          <m:t>θ</m:t>
-        </m:r>
-        <m:r>
-          <m:rPr>
-            <m:sty m:val="p"/>
-          </m:rPr>
-          <m:t>(</m:t>
-        </m:r>
-        <m:r>
-          <m:t>x</m:t>
-        </m:r>
-        <m:r>
-          <m:rPr>
-            <m:sty m:val="p"/>
-          </m:rPr>
-          <m:t>)</m:t>
-        </m:r>
-        <m:r>
-          <m:rPr>
-            <m:sty m:val="p"/>
-          </m:rPr>
-          <m:t>+</m:t>
-        </m:r>
-        <m:r>
-          <m:t>θ</m:t>
-        </m:r>
-        <m:r>
-          <m:rPr>
-            <m:sty m:val="p"/>
-          </m:rPr>
-          <m:t>(</m:t>
-        </m:r>
-        <m:r>
-          <m:rPr>
-            <m:sty m:val="p"/>
-          </m:rPr>
-          <m:t>−</m:t>
-        </m:r>
-        <m:r>
-          <m:t>x</m:t>
-        </m:r>
-        <m:r>
-          <m:rPr>
-            <m:sty m:val="p"/>
-          </m:rPr>
-          <m:t>)</m:t>
-        </m:r>
-      </m:oMath>
-      <w:r>
-        <w:t xml:space="preserve"> </w:t>
-      </w:r>
-      <w:r>
-        <w:t xml:space="preserve">para</w:t>
-      </w:r>
-      <w:r>
-        <w:t xml:space="preserve"> </w:t>
-      </w:r>
-      <m:oMath>
-        <m:r>
-          <m:t>x</m:t>
-        </m:r>
-        <m:r>
-          <m:rPr>
-            <m:sty m:val="p"/>
-          </m:rPr>
-          <m:t>≠</m:t>
-        </m:r>
-        <m:r>
-          <m:t>0</m:t>
-        </m:r>
-      </m:oMath>
-      <w:r>
-        <w:t xml:space="preserve">. O que acontece em</w:t>
-      </w:r>
-      <w:r>
-        <w:t xml:space="preserve"> </w:t>
-      </w:r>
-      <m:oMath>
-        <m:r>
-          <m:t>x</m:t>
-        </m:r>
-        <m:r>
-          <m:rPr>
-            <m:sty m:val="p"/>
-          </m:rPr>
-          <m:t>=</m:t>
-        </m:r>
-        <m:r>
-          <m:t>0</m:t>
-        </m:r>
-      </m:oMath>
-      <w:r>
-        <w:t xml:space="preserve">?</w:t>
-      </w:r>
-    </w:p>
-    <w:p>
-      <w:pPr>
-        <w:pStyle w:val="BodyText"/>
-      </w:pPr>
-      <w:r>
-        <w:rPr>
-          <w:b/>
-          <w:bCs/>
-        </w:rPr>
-        <w:t xml:space="preserve">c)</w:t>
-      </w:r>
-      <w:r>
-        <w:t xml:space="preserve"> </w:t>
-      </w:r>
-      <w:r>
-        <w:t xml:space="preserve">Mostre que</w:t>
-      </w:r>
-      <w:r>
-        <w:t xml:space="preserve"> </w:t>
-      </w:r>
-      <m:oMath>
-        <m:r>
-          <m:t>θ</m:t>
-        </m:r>
-        <m:r>
-          <m:rPr>
-            <m:sty m:val="p"/>
-          </m:rPr>
-          <m:t>(</m:t>
-        </m:r>
-        <m:r>
-          <m:t>x</m:t>
-        </m:r>
-        <m:r>
-          <m:rPr>
-            <m:sty m:val="p"/>
-          </m:rPr>
-          <m:t>−</m:t>
-        </m:r>
-        <m:sSub>
-          <m:e>
-            <m:r>
-              <m:t>x</m:t>
-            </m:r>
-          </m:e>
-          <m:sub>
-            <m:r>
-              <m:t>0</m:t>
-            </m:r>
-          </m:sub>
-        </m:sSub>
-        <m:r>
-          <m:rPr>
-            <m:sty m:val="p"/>
-          </m:rPr>
-          <m:t>)</m:t>
-        </m:r>
-      </m:oMath>
-      <w:r>
-        <w:t xml:space="preserve"> </w:t>
-      </w:r>
-      <w:r>
-        <w:t xml:space="preserve">representa um deslocamento da descontinuidade para</w:t>
-      </w:r>
-      <w:r>
-        <w:t xml:space="preserve"> </w:t>
-      </w:r>
-      <m:oMath>
-        <m:r>
-          <m:t>x</m:t>
-        </m:r>
-        <m:r>
-          <m:rPr>
-            <m:sty m:val="p"/>
-          </m:rPr>
-          <m:t>=</m:t>
-        </m:r>
-        <m:sSub>
-          <m:e>
-            <m:r>
-              <m:t>x</m:t>
-            </m:r>
-          </m:e>
-          <m:sub>
-            <m:r>
-              <m:t>0</m:t>
-            </m:r>
-          </m:sub>
-        </m:sSub>
-      </m:oMath>
-      <w:r>
-        <w:t xml:space="preserve">.</w:t>
-      </w:r>
-    </w:p>
-    <w:p>
-      <w:pPr>
-        <w:pStyle w:val="BodyText"/>
-      </w:pPr>
-      <w:r>
-        <w:rPr>
-          <w:b/>
-          <w:bCs/>
-        </w:rPr>
-        <w:t xml:space="preserve">d)</w:t>
-      </w:r>
-      <w:r>
-        <w:t xml:space="preserve"> </w:t>
-      </w:r>
-      <w:r>
-        <w:t xml:space="preserve">Por que a convenção do valor de</w:t>
-      </w:r>
-      <w:r>
-        <w:t xml:space="preserve"> </w:t>
-      </w:r>
-      <m:oMath>
-        <m:r>
-          <m:t>θ</m:t>
-        </m:r>
-        <m:r>
-          <m:rPr>
-            <m:sty m:val="p"/>
-          </m:rPr>
-          <m:t>(</m:t>
-        </m:r>
-        <m:r>
-          <m:t>0</m:t>
-        </m:r>
-        <m:r>
-          <m:rPr>
-            <m:sty m:val="p"/>
-          </m:rPr>
-          <m:t>)</m:t>
-        </m:r>
-      </m:oMath>
-      <w:r>
-        <w:t xml:space="preserve"> </w:t>
-      </w:r>
-      <w:r>
-        <w:t xml:space="preserve">(0, 1/2 ou indefinido) raramente afeta cálculos físicos?</w:t>
-      </w:r>
-    </w:p>
-    <w:bookmarkEnd w:id="24"/>
-    <w:bookmarkStart w:id="25" w:name="Xd7a6bf36572f55a3e901cf6f160f3f76218a918"/>
-    <w:p>
-      <w:pPr>
-        <w:pStyle w:val="Heading2"/>
-      </w:pPr>
-      <w:r>
-        <w:t xml:space="preserve">Exercício 2: Propriedade de Filtragem da Delta</w:t>
-      </w:r>
-    </w:p>
-    <w:p>
-      <w:pPr>
-        <w:pStyle w:val="FirstParagraph"/>
-      </w:pPr>
-      <w:r>
-        <w:rPr>
-          <w:b/>
-          <w:bCs/>
-        </w:rPr>
-        <w:t xml:space="preserve">a)</w:t>
-      </w:r>
-      <w:r>
-        <w:t xml:space="preserve"> </w:t>
-      </w:r>
-      <w:r>
-        <w:t xml:space="preserve">Use a definição de filtragem para calcular</w:t>
-      </w:r>
-      <w:r>
-        <w:t xml:space="preserve"> </w:t>
-      </w:r>
-      <m:oMath>
-        <m:nary>
-          <m:naryPr>
-            <m:chr m:val="∫"/>
-            <m:limLoc m:val="subSup"/>
-            <m:subHide m:val="off"/>
-            <m:supHide m:val="off"/>
-          </m:naryPr>
-          <m:sub>
-            <m:r>
-              <m:rPr>
-                <m:sty m:val="p"/>
-              </m:rPr>
-              <m:t>−</m:t>
-            </m:r>
-            <m:r>
-              <m:rPr>
-                <m:sty m:val="p"/>
-              </m:rPr>
-              <m:t>∞</m:t>
-            </m:r>
-          </m:sub>
-          <m:sup>
-            <m:r>
-              <m:rPr>
-                <m:sty m:val="p"/>
-              </m:rPr>
-              <m:t>∞</m:t>
-            </m:r>
-          </m:sup>
-          <m:e>
-            <m:r>
-              <m:t>δ</m:t>
-            </m:r>
-          </m:e>
-        </m:nary>
-        <m:r>
-          <m:rPr>
-            <m:sty m:val="p"/>
-          </m:rPr>
-          <m:t>(</m:t>
-        </m:r>
-        <m:r>
-          <m:t>x</m:t>
-        </m:r>
-        <m:r>
-          <m:rPr>
-            <m:sty m:val="p"/>
-          </m:rPr>
-          <m:t>−</m:t>
-        </m:r>
-        <m:r>
-          <m:t>3</m:t>
-        </m:r>
-        <m:r>
-          <m:rPr>
-            <m:sty m:val="p"/>
-          </m:rPr>
-          <m:t>)</m:t>
-        </m:r>
-        <m:r>
-          <m:t> </m:t>
-        </m:r>
-        <m:sSup>
-          <m:e>
-            <m:r>
-              <m:t>x</m:t>
-            </m:r>
-          </m:e>
-          <m:sup>
-            <m:r>
-              <m:t>2</m:t>
-            </m:r>
-          </m:sup>
-        </m:sSup>
-        <m:r>
-          <m:t> </m:t>
-        </m:r>
-        <m:r>
-          <m:t>d</m:t>
-        </m:r>
-        <m:r>
-          <m:t>x</m:t>
-        </m:r>
-      </m:oMath>
-      <w:r>
-        <w:t xml:space="preserve">.</w:t>
-      </w:r>
-    </w:p>
-    <w:p>
-      <w:pPr>
-        <w:pStyle w:val="BodyText"/>
-      </w:pPr>
-      <w:r>
-        <w:rPr>
-          <w:b/>
-          <w:bCs/>
-        </w:rPr>
-        <w:t xml:space="preserve">b)</w:t>
-      </w:r>
-      <w:r>
-        <w:t xml:space="preserve"> </w:t>
-      </w:r>
-      <w:r>
-        <w:t xml:space="preserve">Mostre que</w:t>
-      </w:r>
-      <w:r>
-        <w:t xml:space="preserve"> </w:t>
-      </w:r>
-      <m:oMath>
-        <m:r>
-          <m:t>δ</m:t>
-        </m:r>
-        <m:r>
-          <m:rPr>
-            <m:sty m:val="p"/>
-          </m:rPr>
-          <m:t>(</m:t>
-        </m:r>
-        <m:r>
-          <m:t>x</m:t>
-        </m:r>
-        <m:r>
-          <m:rPr>
-            <m:sty m:val="p"/>
-          </m:rPr>
-          <m:t>)</m:t>
-        </m:r>
-      </m:oMath>
-      <w:r>
-        <w:t xml:space="preserve"> </w:t>
-      </w:r>
-      <w:r>
-        <w:t xml:space="preserve">não é uma função no sentido usual (dica: considere seu valor em</w:t>
-      </w:r>
-      <w:r>
-        <w:t xml:space="preserve"> </w:t>
-      </w:r>
-      <m:oMath>
-        <m:r>
-          <m:t>x</m:t>
-        </m:r>
-        <m:r>
-          <m:rPr>
-            <m:sty m:val="p"/>
-          </m:rPr>
-          <m:t>=</m:t>
-        </m:r>
-        <m:r>
-          <m:t>0</m:t>
-        </m:r>
-      </m:oMath>
-      <w:r>
-        <w:t xml:space="preserve"> </w:t>
-      </w:r>
-      <w:r>
-        <w:t xml:space="preserve">e sua integral).</w:t>
-      </w:r>
-    </w:p>
-    <w:p>
-      <w:pPr>
-        <w:pStyle w:val="BodyText"/>
-      </w:pPr>
-      <w:r>
-        <w:rPr>
-          <w:b/>
-          <w:bCs/>
-        </w:rPr>
-        <w:t xml:space="preserve">c)</w:t>
-      </w:r>
-      <w:r>
-        <w:t xml:space="preserve"> </w:t>
-      </w:r>
-      <w:r>
-        <w:t xml:space="preserve">Calcule</w:t>
-      </w:r>
-      <w:r>
-        <w:t xml:space="preserve"> </w:t>
-      </w:r>
-      <m:oMath>
-        <m:nary>
-          <m:naryPr>
-            <m:chr m:val="∫"/>
-            <m:limLoc m:val="subSup"/>
-            <m:subHide m:val="off"/>
-            <m:supHide m:val="off"/>
-          </m:naryPr>
-          <m:sub>
-            <m:r>
-              <m:rPr>
-                <m:sty m:val="p"/>
-              </m:rPr>
-              <m:t>−</m:t>
-            </m:r>
-            <m:r>
-              <m:rPr>
-                <m:sty m:val="p"/>
-              </m:rPr>
-              <m:t>∞</m:t>
-            </m:r>
-          </m:sub>
-          <m:sup>
-            <m:r>
-              <m:rPr>
-                <m:sty m:val="p"/>
-              </m:rPr>
-              <m:t>∞</m:t>
-            </m:r>
-          </m:sup>
-          <m:e>
-            <m:r>
-              <m:t>δ</m:t>
-            </m:r>
-          </m:e>
-        </m:nary>
-        <m:r>
-          <m:rPr>
-            <m:sty m:val="p"/>
-          </m:rPr>
-          <m:t>(</m:t>
-        </m:r>
-        <m:r>
-          <m:t>2</m:t>
-        </m:r>
-        <m:r>
-          <m:t>x</m:t>
-        </m:r>
-        <m:r>
-          <m:rPr>
-            <m:sty m:val="p"/>
-          </m:rPr>
-          <m:t>)</m:t>
-        </m:r>
-        <m:r>
-          <m:t> </m:t>
-        </m:r>
-        <m:r>
-          <m:t>d</m:t>
-        </m:r>
-        <m:r>
-          <m:t>x</m:t>
-        </m:r>
-      </m:oMath>
-      <w:r>
-        <w:t xml:space="preserve"> </w:t>
-      </w:r>
-      <w:r>
-        <w:t xml:space="preserve">e generalize para</w:t>
-      </w:r>
-      <w:r>
-        <w:t xml:space="preserve"> </w:t>
-      </w:r>
-      <m:oMath>
-        <m:r>
-          <m:t>δ</m:t>
-        </m:r>
-        <m:r>
-          <m:rPr>
-            <m:sty m:val="p"/>
-          </m:rPr>
-          <m:t>(</m:t>
-        </m:r>
-        <m:r>
-          <m:t>a</m:t>
-        </m:r>
-        <m:r>
-          <m:t>x</m:t>
-        </m:r>
-        <m:r>
-          <m:rPr>
-            <m:sty m:val="p"/>
-          </m:rPr>
-          <m:t>)</m:t>
-        </m:r>
-      </m:oMath>
-      <w:r>
-        <w:t xml:space="preserve">.</w:t>
-      </w:r>
-    </w:p>
-    <w:p>
-      <w:pPr>
-        <w:pStyle w:val="BodyText"/>
-      </w:pPr>
-      <w:r>
-        <w:rPr>
-          <w:b/>
-          <w:bCs/>
-        </w:rPr>
-        <w:t xml:space="preserve">d)</w:t>
-      </w:r>
-      <w:r>
-        <w:t xml:space="preserve"> </w:t>
-      </w:r>
-      <w:r>
-        <w:t xml:space="preserve">Interprete fisicamente</w:t>
-      </w:r>
-      <w:r>
-        <w:t xml:space="preserve"> </w:t>
-      </w:r>
-      <m:oMath>
-        <m:r>
-          <m:t>δ</m:t>
-        </m:r>
-        <m:r>
-          <m:rPr>
-            <m:sty m:val="p"/>
-          </m:rPr>
-          <m:t>(</m:t>
-        </m:r>
-        <m:r>
-          <m:t>x</m:t>
-        </m:r>
-        <m:r>
-          <m:rPr>
-            <m:sty m:val="p"/>
-          </m:rPr>
-          <m:t>−</m:t>
-        </m:r>
-        <m:sSub>
-          <m:e>
-            <m:r>
-              <m:t>x</m:t>
-            </m:r>
-          </m:e>
-          <m:sub>
-            <m:r>
-              <m:t>0</m:t>
-            </m:r>
-          </m:sub>
-        </m:sSub>
-        <m:r>
-          <m:rPr>
-            <m:sty m:val="p"/>
-          </m:rPr>
-          <m:t>)</m:t>
-        </m:r>
-      </m:oMath>
-      <w:r>
-        <w:t xml:space="preserve"> </w:t>
-      </w:r>
-      <w:r>
-        <w:t xml:space="preserve">como densidade de uma partícula pontual.</w:t>
-      </w:r>
-    </w:p>
-    <w:bookmarkEnd w:id="25"/>
-    <w:bookmarkStart w:id="26" w:name="X2a5e406b12cc0472dd7c2a08ac7a9be0d4643e4"/>
-    <w:p>
-      <w:pPr>
-        <w:pStyle w:val="Heading2"/>
-      </w:pPr>
-      <w:r>
-        <w:t xml:space="preserve">Exercício 3: Delta como Derivada da Theta</w:t>
+        <w:t xml:space="preserve">Exercício 1: A Função Degrau e Sua Derivada</w:t>
       </w:r>
       <w:r>
         <w:t xml:space="preserve"> </w:t>
@@ -5757,319 +5048,7 @@
         <w:t xml:space="preserve"> </w:t>
       </w:r>
       <w:r>
-        <w:t xml:space="preserve">Use este resultado para calcular</w:t>
-      </w:r>
-      <w:r>
-        <w:t xml:space="preserve"> </w:t>
-      </w:r>
-      <m:oMath>
-        <m:f>
-          <m:fPr>
-            <m:type m:val="bar"/>
-          </m:fPr>
-          <m:num>
-            <m:r>
-              <m:t>d</m:t>
-            </m:r>
-          </m:num>
-          <m:den>
-            <m:r>
-              <m:t>d</m:t>
-            </m:r>
-            <m:r>
-              <m:t>x</m:t>
-            </m:r>
-          </m:den>
-        </m:f>
-        <m:d>
-          <m:dPr>
-            <m:begChr m:val="["/>
-            <m:sepChr m:val=""/>
-            <m:endChr m:val="]"/>
-            <m:grow/>
-          </m:dPr>
-          <m:e>
-            <m:r>
-              <m:t>x</m:t>
-            </m:r>
-            <m:r>
-              <m:t> </m:t>
-            </m:r>
-            <m:r>
-              <m:t>θ</m:t>
-            </m:r>
-            <m:r>
-              <m:rPr>
-                <m:sty m:val="p"/>
-              </m:rPr>
-              <m:t>(</m:t>
-            </m:r>
-            <m:r>
-              <m:t>x</m:t>
-            </m:r>
-            <m:r>
-              <m:rPr>
-                <m:sty m:val="p"/>
-              </m:rPr>
-              <m:t>)</m:t>
-            </m:r>
-          </m:e>
-        </m:d>
-      </m:oMath>
-      <w:r>
-        <w:t xml:space="preserve">.</w:t>
-      </w:r>
-    </w:p>
-    <w:p>
-      <w:pPr>
-        <w:pStyle w:val="BodyText"/>
-      </w:pPr>
-      <w:r>
-        <w:rPr>
-          <w:b/>
-          <w:bCs/>
-        </w:rPr>
-        <w:t xml:space="preserve">c)</w:t>
-      </w:r>
-      <w:r>
-        <w:t xml:space="preserve"> </w:t>
-      </w:r>
-      <w:r>
-        <w:t xml:space="preserve">Calcule</w:t>
-      </w:r>
-      <w:r>
-        <w:t xml:space="preserve"> </w:t>
-      </w:r>
-      <m:oMath>
-        <m:f>
-          <m:fPr>
-            <m:type m:val="bar"/>
-          </m:fPr>
-          <m:num>
-            <m:sSup>
-              <m:e>
-                <m:r>
-                  <m:t>d</m:t>
-                </m:r>
-              </m:e>
-              <m:sup>
-                <m:r>
-                  <m:t>2</m:t>
-                </m:r>
-              </m:sup>
-            </m:sSup>
-          </m:num>
-          <m:den>
-            <m:r>
-              <m:t>d</m:t>
-            </m:r>
-            <m:sSup>
-              <m:e>
-                <m:r>
-                  <m:t>x</m:t>
-                </m:r>
-              </m:e>
-              <m:sup>
-                <m:r>
-                  <m:t>2</m:t>
-                </m:r>
-              </m:sup>
-            </m:sSup>
-          </m:den>
-        </m:f>
-        <m:d>
-          <m:dPr>
-            <m:begChr m:val="["/>
-            <m:sepChr m:val=""/>
-            <m:endChr m:val="]"/>
-            <m:grow/>
-          </m:dPr>
-          <m:e>
-            <m:r>
-              <m:t>x</m:t>
-            </m:r>
-            <m:r>
-              <m:t> </m:t>
-            </m:r>
-            <m:r>
-              <m:t>θ</m:t>
-            </m:r>
-            <m:r>
-              <m:rPr>
-                <m:sty m:val="p"/>
-              </m:rPr>
-              <m:t>(</m:t>
-            </m:r>
-            <m:r>
-              <m:t>x</m:t>
-            </m:r>
-            <m:r>
-              <m:rPr>
-                <m:sty m:val="p"/>
-              </m:rPr>
-              <m:t>)</m:t>
-            </m:r>
-          </m:e>
-        </m:d>
-      </m:oMath>
-      <w:r>
-        <w:t xml:space="preserve"> </w:t>
-      </w:r>
-      <w:r>
-        <w:t xml:space="preserve">e interprete o resultado.</w:t>
-      </w:r>
-    </w:p>
-    <w:p>
-      <w:pPr>
-        <w:pStyle w:val="BodyText"/>
-      </w:pPr>
-      <w:r>
-        <w:rPr>
-          <w:b/>
-          <w:bCs/>
-        </w:rPr>
-        <w:t xml:space="preserve">d)</w:t>
-      </w:r>
-      <w:r>
-        <w:t xml:space="preserve"> </w:t>
-      </w:r>
-      <w:r>
-        <w:t xml:space="preserve">Generalize para</w:t>
-      </w:r>
-      <w:r>
-        <w:t xml:space="preserve"> </w:t>
-      </w:r>
-      <m:oMath>
-        <m:f>
-          <m:fPr>
-            <m:type m:val="bar"/>
-          </m:fPr>
-          <m:num>
-            <m:r>
-              <m:t>d</m:t>
-            </m:r>
-          </m:num>
-          <m:den>
-            <m:r>
-              <m:t>d</m:t>
-            </m:r>
-            <m:r>
-              <m:t>x</m:t>
-            </m:r>
-          </m:den>
-        </m:f>
-        <m:d>
-          <m:dPr>
-            <m:begChr m:val="["/>
-            <m:sepChr m:val=""/>
-            <m:endChr m:val="]"/>
-            <m:grow/>
-          </m:dPr>
-          <m:e>
-            <m:r>
-              <m:t>f</m:t>
-            </m:r>
-            <m:r>
-              <m:rPr>
-                <m:sty m:val="p"/>
-              </m:rPr>
-              <m:t>(</m:t>
-            </m:r>
-            <m:r>
-              <m:t>x</m:t>
-            </m:r>
-            <m:r>
-              <m:rPr>
-                <m:sty m:val="p"/>
-              </m:rPr>
-              <m:t>)</m:t>
-            </m:r>
-            <m:r>
-              <m:t> </m:t>
-            </m:r>
-            <m:r>
-              <m:t>θ</m:t>
-            </m:r>
-            <m:r>
-              <m:rPr>
-                <m:sty m:val="p"/>
-              </m:rPr>
-              <m:t>(</m:t>
-            </m:r>
-            <m:r>
-              <m:t>x</m:t>
-            </m:r>
-            <m:r>
-              <m:rPr>
-                <m:sty m:val="p"/>
-              </m:rPr>
-              <m:t>−</m:t>
-            </m:r>
-            <m:sSub>
-              <m:e>
-                <m:r>
-                  <m:t>x</m:t>
-                </m:r>
-              </m:e>
-              <m:sub>
-                <m:r>
-                  <m:t>0</m:t>
-                </m:r>
-              </m:sub>
-            </m:sSub>
-            <m:r>
-              <m:rPr>
-                <m:sty m:val="p"/>
-              </m:rPr>
-              <m:t>)</m:t>
-            </m:r>
-          </m:e>
-        </m:d>
-      </m:oMath>
-      <w:r>
-        <w:t xml:space="preserve">, com</w:t>
-      </w:r>
-      <w:r>
-        <w:t xml:space="preserve"> </w:t>
-      </w:r>
-      <m:oMath>
-        <m:r>
-          <m:t>f</m:t>
-        </m:r>
-      </m:oMath>
-      <w:r>
-        <w:t xml:space="preserve"> </w:t>
-      </w:r>
-      <w:r>
-        <w:t xml:space="preserve">suave.</w:t>
-      </w:r>
-    </w:p>
-    <w:bookmarkEnd w:id="26"/>
-    <w:bookmarkStart w:id="27" w:name="X35d660d10cab52f950b245ea5b77a3065192d77"/>
-    <w:p>
-      <w:pPr>
-        <w:pStyle w:val="Heading2"/>
-      </w:pPr>
-      <w:r>
-        <w:t xml:space="preserve">Exercício 4: Construindo a Theta a Partir do Módulo</w:t>
-      </w:r>
-    </w:p>
-    <w:p>
-      <w:pPr>
-        <w:pStyle w:val="FirstParagraph"/>
-      </w:pPr>
-      <w:r>
-        <w:rPr>
-          <w:b/>
-          <w:bCs/>
-        </w:rPr>
-        <w:t xml:space="preserve">a)</w:t>
-      </w:r>
-      <w:r>
-        <w:t xml:space="preserve"> </w:t>
-      </w:r>
-      <w:r>
-        <w:t xml:space="preserve">Verifique que</w:t>
+        <w:t xml:space="preserve">A partir de</w:t>
       </w:r>
       <w:r>
         <w:t xml:space="preserve"> </w:t>
@@ -6142,48 +5121,7 @@
         </m:rad>
       </m:oMath>
       <w:r>
-        <w:t xml:space="preserve"> </w:t>
-      </w:r>
-      <w:r>
-        <w:t xml:space="preserve">é contínua mas não diferenciável em</w:t>
-      </w:r>
-      <w:r>
-        <w:t xml:space="preserve"> </w:t>
-      </w:r>
-      <m:oMath>
-        <m:r>
-          <m:t>x</m:t>
-        </m:r>
-        <m:r>
-          <m:rPr>
-            <m:sty m:val="p"/>
-          </m:rPr>
-          <m:t>=</m:t>
-        </m:r>
-        <m:r>
-          <m:t>0</m:t>
-        </m:r>
-      </m:oMath>
-      <w:r>
-        <w:t xml:space="preserve">.</w:t>
-      </w:r>
-    </w:p>
-    <w:p>
-      <w:pPr>
-        <w:pStyle w:val="BodyText"/>
-      </w:pPr>
-      <w:r>
-        <w:rPr>
-          <w:b/>
-          <w:bCs/>
-        </w:rPr>
-        <w:t xml:space="preserve">b)</w:t>
-      </w:r>
-      <w:r>
-        <w:t xml:space="preserve"> </w:t>
-      </w:r>
-      <w:r>
-        <w:t xml:space="preserve">Mostre explicitamente que</w:t>
+        <w:t xml:space="preserve">, mostre que</w:t>
       </w:r>
       <w:r>
         <w:t xml:space="preserve"> </w:t>
@@ -6272,25 +5210,10 @@
         </m:r>
       </m:oMath>
       <w:r>
-        <w:t xml:space="preserve">.</w:t>
-      </w:r>
-    </w:p>
-    <w:p>
-      <w:pPr>
-        <w:pStyle w:val="BodyText"/>
-      </w:pPr>
-      <w:r>
-        <w:rPr>
-          <w:b/>
-          <w:bCs/>
-        </w:rPr>
-        <w:t xml:space="preserve">c)</w:t>
-      </w:r>
-      <w:r>
-        <w:t xml:space="preserve"> </w:t>
-      </w:r>
-      <w:r>
-        <w:t xml:space="preserve">A partir de</w:t>
+        <w:t xml:space="preserve"> </w:t>
+      </w:r>
+      <w:r>
+        <w:t xml:space="preserve">e recupere</w:t>
       </w:r>
       <w:r>
         <w:t xml:space="preserve"> </w:t>
@@ -6373,21 +5296,7 @@
         </m:f>
       </m:oMath>
       <w:r>
-        <w:t xml:space="preserve">, recupere a definição original de</w:t>
-      </w:r>
-      <w:r>
-        <w:t xml:space="preserve"> </w:t>
-      </w:r>
-      <m:oMath>
-        <m:r>
-          <m:t>θ</m:t>
-        </m:r>
-      </m:oMath>
-      <w:r>
-        <w:t xml:space="preserve"> </w:t>
-      </w:r>
-      <w:r>
-        <w:t xml:space="preserve">por casos.</w:t>
+        <w:t xml:space="preserve">.</w:t>
       </w:r>
     </w:p>
     <w:p>
@@ -6399,95 +5308,381 @@
           <w:b/>
           <w:bCs/>
         </w:rPr>
-        <w:t xml:space="preserve">d)</w:t>
-      </w:r>
-      <w:r>
-        <w:t xml:space="preserve"> </w:t>
-      </w:r>
-      <w:r>
-        <w:t xml:space="preserve">Proponha uma construção análoga de</w:t>
+        <w:t xml:space="preserve">c)</w:t>
+      </w:r>
+      <w:r>
+        <w:t xml:space="preserve"> </w:t>
+      </w:r>
+      <w:r>
+        <w:t xml:space="preserve">Generalize o resultado de (a) para</w:t>
       </w:r>
       <w:r>
         <w:t xml:space="preserve"> </w:t>
       </w:r>
       <m:oMath>
-        <m:r>
-          <m:t>θ</m:t>
-        </m:r>
-        <m:r>
-          <m:rPr>
-            <m:sty m:val="p"/>
-          </m:rPr>
-          <m:t>(</m:t>
-        </m:r>
-        <m:r>
-          <m:t>x</m:t>
-        </m:r>
-        <m:r>
-          <m:rPr>
-            <m:sty m:val="p"/>
-          </m:rPr>
-          <m:t>)</m:t>
-        </m:r>
+        <m:f>
+          <m:fPr>
+            <m:type m:val="bar"/>
+          </m:fPr>
+          <m:num>
+            <m:r>
+              <m:t>d</m:t>
+            </m:r>
+          </m:num>
+          <m:den>
+            <m:r>
+              <m:t>d</m:t>
+            </m:r>
+            <m:r>
+              <m:t>x</m:t>
+            </m:r>
+          </m:den>
+        </m:f>
+        <m:d>
+          <m:dPr>
+            <m:begChr m:val="["/>
+            <m:sepChr m:val=""/>
+            <m:endChr m:val="]"/>
+            <m:grow/>
+          </m:dPr>
+          <m:e>
+            <m:r>
+              <m:t>f</m:t>
+            </m:r>
+            <m:r>
+              <m:rPr>
+                <m:sty m:val="p"/>
+              </m:rPr>
+              <m:t>(</m:t>
+            </m:r>
+            <m:r>
+              <m:t>x</m:t>
+            </m:r>
+            <m:r>
+              <m:rPr>
+                <m:sty m:val="p"/>
+              </m:rPr>
+              <m:t>)</m:t>
+            </m:r>
+            <m:r>
+              <m:t> </m:t>
+            </m:r>
+            <m:r>
+              <m:t>θ</m:t>
+            </m:r>
+            <m:r>
+              <m:rPr>
+                <m:sty m:val="p"/>
+              </m:rPr>
+              <m:t>(</m:t>
+            </m:r>
+            <m:r>
+              <m:t>x</m:t>
+            </m:r>
+            <m:r>
+              <m:rPr>
+                <m:sty m:val="p"/>
+              </m:rPr>
+              <m:t>−</m:t>
+            </m:r>
+            <m:sSub>
+              <m:e>
+                <m:r>
+                  <m:t>x</m:t>
+                </m:r>
+              </m:e>
+              <m:sub>
+                <m:r>
+                  <m:t>0</m:t>
+                </m:r>
+              </m:sub>
+            </m:sSub>
+            <m:r>
+              <m:rPr>
+                <m:sty m:val="p"/>
+              </m:rPr>
+              <m:t>)</m:t>
+            </m:r>
+          </m:e>
+        </m:d>
       </m:oMath>
       <w:r>
-        <w:t xml:space="preserve"> </w:t>
-      </w:r>
-      <w:r>
-        <w:t xml:space="preserve">a partir da função</w:t>
+        <w:t xml:space="preserve">, com</w:t>
       </w:r>
       <w:r>
         <w:t xml:space="preserve"> </w:t>
       </w:r>
       <m:oMath>
         <m:r>
-          <m:rPr>
-            <m:sty m:val="p"/>
-          </m:rPr>
-          <m:t>arctan</m:t>
+          <m:t>f</m:t>
         </m:r>
       </m:oMath>
       <w:r>
         <w:t xml:space="preserve"> </w:t>
       </w:r>
       <w:r>
-        <w:t xml:space="preserve">ou</w:t>
-      </w:r>
-      <w:r>
-        <w:t xml:space="preserve"> </w:t>
-      </w:r>
-      <m:oMath>
-        <m:r>
-          <m:rPr>
-            <m:sty m:val="p"/>
-          </m:rPr>
-          <m:t>tanh</m:t>
-        </m:r>
-      </m:oMath>
-      <w:r>
-        <w:t xml:space="preserve">, tomando um limite apropriado.</w:t>
-      </w:r>
-    </w:p>
-    <w:bookmarkEnd w:id="27"/>
-    <w:bookmarkStart w:id="28" w:name="Xc544b574b7fe3be07eae854ddf53d5e526187a2"/>
-    <w:p>
-      <w:pPr>
-        <w:pStyle w:val="Heading2"/>
-      </w:pPr>
-      <w:r>
-        <w:t xml:space="preserve">Exercício 5: Aproximação Gaussiana para a Delta</w:t>
-      </w:r>
-    </w:p>
-    <w:p>
-      <w:pPr>
-        <w:pStyle w:val="FirstParagraph"/>
+        <w:t xml:space="preserve">suave.</w:t>
+      </w:r>
+    </w:p>
+    <w:p>
+      <w:pPr>
+        <w:pStyle w:val="BodyText"/>
       </w:pPr>
       <w:r>
         <w:rPr>
           <w:b/>
           <w:bCs/>
         </w:rPr>
+        <w:t xml:space="preserve">d)</w:t>
+      </w:r>
+      <w:r>
+        <w:t xml:space="preserve"> </w:t>
+      </w:r>
+      <w:r>
+        <w:t xml:space="preserve">Por que a convenção do valor de</w:t>
+      </w:r>
+      <w:r>
+        <w:t xml:space="preserve"> </w:t>
+      </w:r>
+      <m:oMath>
+        <m:r>
+          <m:t>θ</m:t>
+        </m:r>
+        <m:r>
+          <m:rPr>
+            <m:sty m:val="p"/>
+          </m:rPr>
+          <m:t>(</m:t>
+        </m:r>
+        <m:r>
+          <m:t>0</m:t>
+        </m:r>
+        <m:r>
+          <m:rPr>
+            <m:sty m:val="p"/>
+          </m:rPr>
+          <m:t>)</m:t>
+        </m:r>
+      </m:oMath>
+      <w:r>
+        <w:t xml:space="preserve"> </w:t>
+      </w:r>
+      <w:r>
+        <w:t xml:space="preserve">(0, 1/2 ou indefinido) raramente afeta cálculos físicos?</w:t>
+      </w:r>
+    </w:p>
+    <w:bookmarkEnd w:id="24"/>
+    <w:bookmarkStart w:id="25" w:name="X8026ae7d3299071278dd91410fccb7fc6fcb893"/>
+    <w:p>
+      <w:pPr>
+        <w:pStyle w:val="Heading2"/>
+      </w:pPr>
+      <w:r>
+        <w:t xml:space="preserve">Exercício 2: Filtragem e a Sequência Delta Gaussiana</w:t>
+      </w:r>
+      <w:r>
+        <w:t xml:space="preserve"> </w:t>
+      </w:r>
+      <w:r>
+        <w:rPr>
+          <w:b/>
+          <w:bCs/>
+        </w:rPr>
+        <w:t xml:space="preserve">(Essencial)</w:t>
+      </w:r>
+    </w:p>
+    <w:p>
+      <w:pPr>
+        <w:pStyle w:val="FirstParagraph"/>
+      </w:pPr>
+      <w:r>
+        <w:rPr>
+          <w:b/>
+          <w:bCs/>
+        </w:rPr>
         <w:t xml:space="preserve">a)</w:t>
+      </w:r>
+      <w:r>
+        <w:t xml:space="preserve"> </w:t>
+      </w:r>
+      <w:r>
+        <w:t xml:space="preserve">Calcule</w:t>
+      </w:r>
+      <w:r>
+        <w:t xml:space="preserve"> </w:t>
+      </w:r>
+      <m:oMath>
+        <m:nary>
+          <m:naryPr>
+            <m:chr m:val="∫"/>
+            <m:limLoc m:val="subSup"/>
+            <m:subHide m:val="off"/>
+            <m:supHide m:val="off"/>
+          </m:naryPr>
+          <m:sub>
+            <m:r>
+              <m:rPr>
+                <m:sty m:val="p"/>
+              </m:rPr>
+              <m:t>−</m:t>
+            </m:r>
+            <m:r>
+              <m:rPr>
+                <m:sty m:val="p"/>
+              </m:rPr>
+              <m:t>∞</m:t>
+            </m:r>
+          </m:sub>
+          <m:sup>
+            <m:r>
+              <m:rPr>
+                <m:sty m:val="p"/>
+              </m:rPr>
+              <m:t>∞</m:t>
+            </m:r>
+          </m:sup>
+          <m:e>
+            <m:r>
+              <m:t>δ</m:t>
+            </m:r>
+          </m:e>
+        </m:nary>
+        <m:r>
+          <m:rPr>
+            <m:sty m:val="p"/>
+          </m:rPr>
+          <m:t>(</m:t>
+        </m:r>
+        <m:r>
+          <m:t>x</m:t>
+        </m:r>
+        <m:r>
+          <m:rPr>
+            <m:sty m:val="p"/>
+          </m:rPr>
+          <m:t>−</m:t>
+        </m:r>
+        <m:r>
+          <m:t>3</m:t>
+        </m:r>
+        <m:r>
+          <m:rPr>
+            <m:sty m:val="p"/>
+          </m:rPr>
+          <m:t>)</m:t>
+        </m:r>
+        <m:r>
+          <m:t> </m:t>
+        </m:r>
+        <m:sSup>
+          <m:e>
+            <m:r>
+              <m:t>x</m:t>
+            </m:r>
+          </m:e>
+          <m:sup>
+            <m:r>
+              <m:t>2</m:t>
+            </m:r>
+          </m:sup>
+        </m:sSup>
+        <m:r>
+          <m:t> </m:t>
+        </m:r>
+        <m:r>
+          <m:t>d</m:t>
+        </m:r>
+        <m:r>
+          <m:t>x</m:t>
+        </m:r>
+      </m:oMath>
+      <w:r>
+        <w:t xml:space="preserve"> </w:t>
+      </w:r>
+      <w:r>
+        <w:t xml:space="preserve">e generalize o resultado para</w:t>
+      </w:r>
+      <w:r>
+        <w:t xml:space="preserve"> </w:t>
+      </w:r>
+      <m:oMath>
+        <m:nary>
+          <m:naryPr>
+            <m:chr m:val="∫"/>
+            <m:limLoc m:val="subSup"/>
+            <m:subHide m:val="off"/>
+            <m:supHide m:val="off"/>
+          </m:naryPr>
+          <m:sub>
+            <m:r>
+              <m:rPr>
+                <m:sty m:val="p"/>
+              </m:rPr>
+              <m:t>−</m:t>
+            </m:r>
+            <m:r>
+              <m:rPr>
+                <m:sty m:val="p"/>
+              </m:rPr>
+              <m:t>∞</m:t>
+            </m:r>
+          </m:sub>
+          <m:sup>
+            <m:r>
+              <m:rPr>
+                <m:sty m:val="p"/>
+              </m:rPr>
+              <m:t>∞</m:t>
+            </m:r>
+          </m:sup>
+          <m:e>
+            <m:r>
+              <m:t>δ</m:t>
+            </m:r>
+          </m:e>
+        </m:nary>
+        <m:r>
+          <m:rPr>
+            <m:sty m:val="p"/>
+          </m:rPr>
+          <m:t>(</m:t>
+        </m:r>
+        <m:r>
+          <m:t>a</m:t>
+        </m:r>
+        <m:r>
+          <m:t>x</m:t>
+        </m:r>
+        <m:r>
+          <m:rPr>
+            <m:sty m:val="p"/>
+          </m:rPr>
+          <m:t>)</m:t>
+        </m:r>
+        <m:r>
+          <m:t> </m:t>
+        </m:r>
+        <m:r>
+          <m:t>d</m:t>
+        </m:r>
+        <m:r>
+          <m:t>x</m:t>
+        </m:r>
+      </m:oMath>
+      <w:r>
+        <w:t xml:space="preserve">.</w:t>
+      </w:r>
+    </w:p>
+    <w:p>
+      <w:pPr>
+        <w:pStyle w:val="BodyText"/>
+      </w:pPr>
+      <w:r>
+        <w:rPr>
+          <w:b/>
+          <w:bCs/>
+        </w:rPr>
+        <w:t xml:space="preserve">b)</w:t>
       </w:r>
       <w:r>
         <w:t xml:space="preserve"> </w:t>
@@ -6551,25 +5746,7 @@
         </m:r>
       </m:oMath>
       <w:r>
-        <w:t xml:space="preserve">.</w:t>
-      </w:r>
-    </w:p>
-    <w:p>
-      <w:pPr>
-        <w:pStyle w:val="BodyText"/>
-      </w:pPr>
-      <w:r>
-        <w:rPr>
-          <w:b/>
-          <w:bCs/>
-        </w:rPr>
-        <w:t xml:space="preserve">b)</w:t>
-      </w:r>
-      <w:r>
-        <w:t xml:space="preserve"> </w:t>
-      </w:r>
-      <w:r>
-        <w:t xml:space="preserve">Mostre que</w:t>
+        <w:t xml:space="preserve">, e que</w:t>
       </w:r>
       <w:r>
         <w:t xml:space="preserve"> </w:t>
@@ -6633,9 +5810,6 @@
               </m:e>
             </m:rad>
             <m:r>
-              <m:t> </m:t>
-            </m:r>
-            <m:r>
               <m:t>σ</m:t>
             </m:r>
           </m:den>
@@ -6683,166 +5857,7 @@
         <w:t xml:space="preserve"> </w:t>
       </w:r>
       <w:r>
-        <w:t xml:space="preserve">Calcule a largura à meia altura (FWHM) de</w:t>
-      </w:r>
-      <w:r>
-        <w:t xml:space="preserve"> </w:t>
-      </w:r>
-      <m:oMath>
-        <m:sSub>
-          <m:e>
-            <m:r>
-              <m:t>G</m:t>
-            </m:r>
-          </m:e>
-          <m:sub>
-            <m:r>
-              <m:t>σ</m:t>
-            </m:r>
-          </m:sub>
-        </m:sSub>
-        <m:r>
-          <m:rPr>
-            <m:sty m:val="p"/>
-          </m:rPr>
-          <m:t>(</m:t>
-        </m:r>
-        <m:r>
-          <m:t>x</m:t>
-        </m:r>
-        <m:r>
-          <m:rPr>
-            <m:sty m:val="p"/>
-          </m:rPr>
-          <m:t>)</m:t>
-        </m:r>
-      </m:oMath>
-      <w:r>
-        <w:t xml:space="preserve"> </w:t>
-      </w:r>
-      <w:r>
-        <w:t xml:space="preserve">e mostre que ela vai a zero com</w:t>
-      </w:r>
-      <w:r>
-        <w:t xml:space="preserve"> </w:t>
-      </w:r>
-      <m:oMath>
-        <m:r>
-          <m:t>σ</m:t>
-        </m:r>
-      </m:oMath>
-      <w:r>
-        <w:t xml:space="preserve">.</w:t>
-      </w:r>
-    </w:p>
-    <w:p>
-      <w:pPr>
-        <w:pStyle w:val="BodyText"/>
-      </w:pPr>
-      <w:r>
-        <w:rPr>
-          <w:b/>
-          <w:bCs/>
-        </w:rPr>
-        <w:t xml:space="preserve">d)</w:t>
-      </w:r>
-      <w:r>
-        <w:t xml:space="preserve"> </w:t>
-      </w:r>
-      <w:r>
-        <w:t xml:space="preserve">Explique por que</w:t>
-      </w:r>
-      <w:r>
-        <w:t xml:space="preserve"> </w:t>
-      </w:r>
-      <m:oMath>
-        <m:sSub>
-          <m:e>
-            <m:r>
-              <m:t>G</m:t>
-            </m:r>
-          </m:e>
-          <m:sub>
-            <m:r>
-              <m:t>σ</m:t>
-            </m:r>
-          </m:sub>
-        </m:sSub>
-        <m:r>
-          <m:rPr>
-            <m:sty m:val="p"/>
-          </m:rPr>
-          <m:t>(</m:t>
-        </m:r>
-        <m:r>
-          <m:t>x</m:t>
-        </m:r>
-        <m:r>
-          <m:rPr>
-            <m:sty m:val="p"/>
-          </m:rPr>
-          <m:t>)</m:t>
-        </m:r>
-      </m:oMath>
-      <w:r>
-        <w:t xml:space="preserve">, apesar de divergir pontualmente, converge para</w:t>
-      </w:r>
-      <w:r>
-        <w:t xml:space="preserve"> </w:t>
-      </w:r>
-      <m:oMath>
-        <m:r>
-          <m:t>δ</m:t>
-        </m:r>
-        <m:r>
-          <m:rPr>
-            <m:sty m:val="p"/>
-          </m:rPr>
-          <m:t>(</m:t>
-        </m:r>
-        <m:r>
-          <m:t>x</m:t>
-        </m:r>
-        <m:r>
-          <m:rPr>
-            <m:sty m:val="p"/>
-          </m:rPr>
-          <m:t>)</m:t>
-        </m:r>
-      </m:oMath>
-      <w:r>
-        <w:t xml:space="preserve"> </w:t>
-      </w:r>
-      <w:r>
-        <w:t xml:space="preserve">no sentido de distribuições.</w:t>
-      </w:r>
-    </w:p>
-    <w:bookmarkEnd w:id="28"/>
-    <w:bookmarkStart w:id="29" w:name="Xfadeb605d3539f3f48d2834432d673750e842f9"/>
-    <w:p>
-      <w:pPr>
-        <w:pStyle w:val="Heading2"/>
-      </w:pPr>
-      <w:r>
-        <w:t xml:space="preserve">Exercício 6: Demonstração da Propriedade de Filtragem via Taylor</w:t>
-      </w:r>
-    </w:p>
-    <w:p>
-      <w:pPr>
-        <w:pStyle w:val="FirstParagraph"/>
-      </w:pPr>
-      <w:r>
-        <w:rPr>
-          <w:b/>
-          <w:bCs/>
-        </w:rPr>
-        <w:t xml:space="preserve">a)</w:t>
-      </w:r>
-      <w:r>
-        <w:t xml:space="preserve"> </w:t>
-      </w:r>
-      <w:r>
-        <w:t xml:space="preserve">Repita a demonstração das notas para uma função par</w:t>
+        <w:t xml:space="preserve">Refaça a demonstração da propriedade de filtragem via série de Taylor para uma função par</w:t>
       </w:r>
       <w:r>
         <w:t xml:space="preserve"> </w:t>
@@ -6918,57 +5933,15 @@
         </m:sSup>
       </m:oMath>
       <w:r>
-        <w:t xml:space="preserve"> </w:t>
-      </w:r>
-      <w:r>
-        <w:t xml:space="preserve">e verifique o resultado</w:t>
+        <w:t xml:space="preserve">, explicando por que apenas o termo constante</w:t>
       </w:r>
       <w:r>
         <w:t xml:space="preserve"> </w:t>
       </w:r>
       <m:oMath>
-        <m:sSub>
-          <m:e>
-            <m:r>
-              <m:rPr>
-                <m:sty m:val="p"/>
-              </m:rPr>
-              <m:t>lim</m:t>
-            </m:r>
-          </m:e>
-          <m:sub>
-            <m:r>
-              <m:t>σ</m:t>
-            </m:r>
-            <m:r>
-              <m:rPr>
-                <m:sty m:val="p"/>
-              </m:rPr>
-              <m:t>→</m:t>
-            </m:r>
-            <m:r>
-              <m:t>0</m:t>
-            </m:r>
-          </m:sub>
-        </m:sSub>
-        <m:r>
-          <m:rPr>
-            <m:sty m:val="p"/>
-          </m:rPr>
-          <m:t>∫</m:t>
-        </m:r>
-        <m:sSub>
-          <m:e>
-            <m:r>
-              <m:t>G</m:t>
-            </m:r>
-          </m:e>
-          <m:sub>
-            <m:r>
-              <m:t>σ</m:t>
-            </m:r>
-          </m:sub>
-        </m:sSub>
+        <m:r>
+          <m:t>f</m:t>
+        </m:r>
         <m:r>
           <m:rPr>
             <m:sty m:val="p"/>
@@ -6976,7 +5949,7 @@
           <m:t>(</m:t>
         </m:r>
         <m:r>
-          <m:t>x</m:t>
+          <m:t>0</m:t>
         </m:r>
         <m:r>
           <m:rPr>
@@ -6984,1108 +5957,60 @@
           </m:rPr>
           <m:t>)</m:t>
         </m:r>
-        <m:r>
-          <m:t>f</m:t>
-        </m:r>
-        <m:r>
-          <m:rPr>
-            <m:sty m:val="p"/>
-          </m:rPr>
-          <m:t>(</m:t>
-        </m:r>
-        <m:r>
-          <m:t>x</m:t>
-        </m:r>
-        <m:r>
-          <m:rPr>
-            <m:sty m:val="p"/>
-          </m:rPr>
-          <m:t>)</m:t>
-        </m:r>
-        <m:r>
-          <m:t> </m:t>
-        </m:r>
-        <m:r>
-          <m:t>d</m:t>
-        </m:r>
-        <m:r>
-          <m:t>x</m:t>
-        </m:r>
-        <m:r>
-          <m:rPr>
-            <m:sty m:val="p"/>
-          </m:rPr>
-          <m:t>=</m:t>
-        </m:r>
-        <m:r>
-          <m:t>f</m:t>
-        </m:r>
-        <m:r>
-          <m:rPr>
-            <m:sty m:val="p"/>
-          </m:rPr>
-          <m:t>(</m:t>
+      </m:oMath>
+      <w:r>
+        <w:t xml:space="preserve"> </w:t>
+      </w:r>
+      <w:r>
+        <w:t xml:space="preserve">sobrevive no limite</w:t>
+      </w:r>
+      <w:r>
+        <w:t xml:space="preserve"> </w:t>
+      </w:r>
+      <m:oMath>
+        <m:r>
+          <m:t>σ</m:t>
+        </m:r>
+        <m:r>
+          <m:rPr>
+            <m:sty m:val="p"/>
+          </m:rPr>
+          <m:t>→</m:t>
         </m:r>
         <m:r>
           <m:t>0</m:t>
         </m:r>
-        <m:r>
-          <m:rPr>
-            <m:sty m:val="p"/>
-          </m:rPr>
-          <m:t>)</m:t>
-        </m:r>
       </m:oMath>
       <w:r>
         <w:t xml:space="preserve">.</w:t>
       </w:r>
     </w:p>
-    <w:p>
-      <w:pPr>
-        <w:pStyle w:val="BodyText"/>
+    <w:bookmarkEnd w:id="25"/>
+    <w:bookmarkStart w:id="26" w:name="X0ba403daac3d528e5c1a389c114c482c79a8e8d"/>
+    <w:p>
+      <w:pPr>
+        <w:pStyle w:val="Heading2"/>
+      </w:pPr>
+      <w:r>
+        <w:t xml:space="preserve">Exercício 3: O Truque da Integral Gaussiana</w:t>
+      </w:r>
+    </w:p>
+    <w:p>
+      <w:pPr>
+        <w:pStyle w:val="FirstParagraph"/>
       </w:pPr>
       <w:r>
         <w:rPr>
           <w:b/>
           <w:bCs/>
         </w:rPr>
-        <w:t xml:space="preserve">b)</w:t>
-      </w:r>
-      <w:r>
-        <w:t xml:space="preserve"> </w:t>
-      </w:r>
-      <w:r>
-        <w:t xml:space="preserve">Explique por que apenas o termo constante</w:t>
-      </w:r>
-      <w:r>
-        <w:t xml:space="preserve"> </w:t>
-      </w:r>
-      <m:oMath>
-        <m:r>
-          <m:t>f</m:t>
-        </m:r>
-        <m:r>
-          <m:rPr>
-            <m:sty m:val="p"/>
-          </m:rPr>
-          <m:t>(</m:t>
-        </m:r>
-        <m:r>
-          <m:t>0</m:t>
-        </m:r>
-        <m:r>
-          <m:rPr>
-            <m:sty m:val="p"/>
-          </m:rPr>
-          <m:t>)</m:t>
-        </m:r>
-      </m:oMath>
-      <w:r>
-        <w:t xml:space="preserve"> </w:t>
-      </w:r>
-      <w:r>
-        <w:t xml:space="preserve">sobrevive no limite</w:t>
-      </w:r>
-      <w:r>
-        <w:t xml:space="preserve"> </w:t>
-      </w:r>
-      <m:oMath>
-        <m:r>
-          <m:t>σ</m:t>
-        </m:r>
-        <m:r>
-          <m:rPr>
-            <m:sty m:val="p"/>
-          </m:rPr>
-          <m:t>→</m:t>
-        </m:r>
-        <m:r>
-          <m:t>0</m:t>
-        </m:r>
-      </m:oMath>
-      <w:r>
-        <w:t xml:space="preserve">.</w:t>
-      </w:r>
-    </w:p>
-    <w:p>
-      <w:pPr>
-        <w:pStyle w:val="BodyText"/>
-      </w:pPr>
-      <w:r>
-        <w:rPr>
-          <w:b/>
-          <w:bCs/>
-        </w:rPr>
-        <w:t xml:space="preserve">c)</w:t>
-      </w:r>
-      <w:r>
-        <w:t xml:space="preserve"> </w:t>
-      </w:r>
-      <w:r>
-        <w:t xml:space="preserve">Mostre que os termos pares de ordem</w:t>
-      </w:r>
-      <w:r>
-        <w:t xml:space="preserve"> </w:t>
-      </w:r>
-      <m:oMath>
-        <m:sSup>
-          <m:e>
-            <m:r>
-              <m:t>x</m:t>
-            </m:r>
-          </m:e>
-          <m:sup>
-            <m:r>
-              <m:t>2</m:t>
-            </m:r>
-            <m:r>
-              <m:t>k</m:t>
-            </m:r>
-          </m:sup>
-        </m:sSup>
-      </m:oMath>
-      <w:r>
-        <w:t xml:space="preserve"> </w:t>
-      </w:r>
-      <w:r>
-        <w:t xml:space="preserve">contribuem com potências</w:t>
-      </w:r>
-      <w:r>
-        <w:t xml:space="preserve"> </w:t>
-      </w:r>
-      <m:oMath>
-        <m:sSup>
-          <m:e>
-            <m:r>
-              <m:t>σ</m:t>
-            </m:r>
-          </m:e>
-          <m:sup>
-            <m:r>
-              <m:t>2</m:t>
-            </m:r>
-            <m:r>
-              <m:t>k</m:t>
-            </m:r>
-          </m:sup>
-        </m:sSup>
-        <m:r>
-          <m:rPr>
-            <m:sty m:val="p"/>
-          </m:rPr>
-          <m:t>→</m:t>
-        </m:r>
-        <m:r>
-          <m:t>0</m:t>
-        </m:r>
-      </m:oMath>
-      <w:r>
-        <w:t xml:space="preserve">.</w:t>
-      </w:r>
-    </w:p>
-    <w:p>
-      <w:pPr>
-        <w:pStyle w:val="BodyText"/>
-      </w:pPr>
-      <w:r>
-        <w:rPr>
-          <w:b/>
-          <w:bCs/>
-        </w:rPr>
-        <w:t xml:space="preserve">d)</w:t>
-      </w:r>
-      <w:r>
-        <w:t xml:space="preserve"> </w:t>
-      </w:r>
-      <w:r>
-        <w:t xml:space="preserve">O que aconteceria se</w:t>
-      </w:r>
-      <w:r>
-        <w:t xml:space="preserve"> </w:t>
-      </w:r>
-      <m:oMath>
-        <m:r>
-          <m:t>f</m:t>
-        </m:r>
-      </m:oMath>
-      <w:r>
-        <w:t xml:space="preserve"> </w:t>
-      </w:r>
-      <w:r>
-        <w:t xml:space="preserve">não fosse suave em</w:t>
-      </w:r>
-      <w:r>
-        <w:t xml:space="preserve"> </w:t>
-      </w:r>
-      <m:oMath>
-        <m:r>
-          <m:t>x</m:t>
-        </m:r>
-        <m:r>
-          <m:rPr>
-            <m:sty m:val="p"/>
-          </m:rPr>
-          <m:t>=</m:t>
-        </m:r>
-        <m:r>
-          <m:t>0</m:t>
-        </m:r>
-      </m:oMath>
-      <w:r>
-        <w:t xml:space="preserve"> </w:t>
-      </w:r>
-      <w:r>
-        <w:t xml:space="preserve">(por exemplo,</w:t>
-      </w:r>
-      <w:r>
-        <w:t xml:space="preserve"> </w:t>
-      </w:r>
-      <m:oMath>
-        <m:r>
-          <m:t>f</m:t>
-        </m:r>
-        <m:r>
-          <m:rPr>
-            <m:sty m:val="p"/>
-          </m:rPr>
-          <m:t>(</m:t>
-        </m:r>
-        <m:r>
-          <m:t>x</m:t>
-        </m:r>
-        <m:r>
-          <m:rPr>
-            <m:sty m:val="p"/>
-          </m:rPr>
-          <m:t>)</m:t>
-        </m:r>
-        <m:r>
-          <m:rPr>
-            <m:sty m:val="p"/>
-          </m:rPr>
-          <m:t>=</m:t>
-        </m:r>
-        <m:r>
-          <m:rPr>
-            <m:sty m:val="p"/>
-          </m:rPr>
-          <m:t>|</m:t>
-        </m:r>
-        <m:r>
-          <m:t>x</m:t>
-        </m:r>
-        <m:r>
-          <m:rPr>
-            <m:sty m:val="p"/>
-          </m:rPr>
-          <m:t>|</m:t>
-        </m:r>
-      </m:oMath>
-      <w:r>
-        <w:t xml:space="preserve">)?</w:t>
-      </w:r>
-    </w:p>
-    <w:bookmarkEnd w:id="29"/>
-    <w:bookmarkStart w:id="30" w:name="Xc4b1c95aee1fa09329e61184bcc97eca16ee4ac"/>
-    <w:p>
-      <w:pPr>
-        <w:pStyle w:val="Heading2"/>
-      </w:pPr>
-      <w:r>
-        <w:t xml:space="preserve">Exercício 7: Função de Green em 1D</w:t>
-      </w:r>
-      <w:r>
-        <w:t xml:space="preserve"> </w:t>
-      </w:r>
-      <w:r>
-        <w:rPr>
-          <w:b/>
-          <w:bCs/>
-        </w:rPr>
-        <w:t xml:space="preserve">(Essencial)</w:t>
-      </w:r>
-    </w:p>
-    <w:p>
-      <w:pPr>
-        <w:pStyle w:val="FirstParagraph"/>
-      </w:pPr>
-      <w:r>
-        <w:rPr>
-          <w:b/>
-          <w:bCs/>
-        </w:rPr>
         <w:t xml:space="preserve">a)</w:t>
       </w:r>
       <w:r>
         <w:t xml:space="preserve"> </w:t>
       </w:r>
       <w:r>
-        <w:t xml:space="preserve">Verifique por substituição direta que</w:t>
-      </w:r>
-      <w:r>
-        <w:t xml:space="preserve"> </w:t>
-      </w:r>
-      <m:oMath>
-        <m:r>
-          <m:t>G</m:t>
-        </m:r>
-        <m:r>
-          <m:rPr>
-            <m:sty m:val="p"/>
-          </m:rPr>
-          <m:t>(</m:t>
-        </m:r>
-        <m:r>
-          <m:t>x</m:t>
-        </m:r>
-        <m:r>
-          <m:rPr>
-            <m:sty m:val="p"/>
-          </m:rPr>
-          <m:t>,</m:t>
-        </m:r>
-        <m:sSub>
-          <m:e>
-            <m:r>
-              <m:t>x</m:t>
-            </m:r>
-          </m:e>
-          <m:sub>
-            <m:r>
-              <m:t>0</m:t>
-            </m:r>
-          </m:sub>
-        </m:sSub>
-        <m:r>
-          <m:rPr>
-            <m:sty m:val="p"/>
-          </m:rPr>
-          <m:t>)</m:t>
-        </m:r>
-        <m:r>
-          <m:rPr>
-            <m:sty m:val="p"/>
-          </m:rPr>
-          <m:t>=</m:t>
-        </m:r>
-        <m:f>
-          <m:fPr>
-            <m:type m:val="bar"/>
-          </m:fPr>
-          <m:num>
-            <m:r>
-              <m:t>1</m:t>
-            </m:r>
-          </m:num>
-          <m:den>
-            <m:r>
-              <m:t>2</m:t>
-            </m:r>
-          </m:den>
-        </m:f>
-        <m:r>
-          <m:rPr>
-            <m:sty m:val="p"/>
-          </m:rPr>
-          <m:t>|</m:t>
-        </m:r>
-        <m:r>
-          <m:t>x</m:t>
-        </m:r>
-        <m:r>
-          <m:rPr>
-            <m:sty m:val="p"/>
-          </m:rPr>
-          <m:t>−</m:t>
-        </m:r>
-        <m:sSub>
-          <m:e>
-            <m:r>
-              <m:t>x</m:t>
-            </m:r>
-          </m:e>
-          <m:sub>
-            <m:r>
-              <m:t>0</m:t>
-            </m:r>
-          </m:sub>
-        </m:sSub>
-        <m:r>
-          <m:rPr>
-            <m:sty m:val="p"/>
-          </m:rPr>
-          <m:t>|</m:t>
-        </m:r>
-      </m:oMath>
-      <w:r>
-        <w:t xml:space="preserve"> </w:t>
-      </w:r>
-      <w:r>
-        <w:t xml:space="preserve">satisfaz</w:t>
-      </w:r>
-      <w:r>
-        <w:t xml:space="preserve"> </w:t>
-      </w:r>
-      <m:oMath>
-        <m:f>
-          <m:fPr>
-            <m:type m:val="bar"/>
-          </m:fPr>
-          <m:num>
-            <m:sSup>
-              <m:e>
-                <m:r>
-                  <m:t>d</m:t>
-                </m:r>
-              </m:e>
-              <m:sup>
-                <m:r>
-                  <m:t>2</m:t>
-                </m:r>
-              </m:sup>
-            </m:sSup>
-          </m:num>
-          <m:den>
-            <m:r>
-              <m:t>d</m:t>
-            </m:r>
-            <m:sSup>
-              <m:e>
-                <m:r>
-                  <m:t>x</m:t>
-                </m:r>
-              </m:e>
-              <m:sup>
-                <m:r>
-                  <m:t>2</m:t>
-                </m:r>
-              </m:sup>
-            </m:sSup>
-          </m:den>
-        </m:f>
-        <m:r>
-          <m:t>G</m:t>
-        </m:r>
-        <m:r>
-          <m:rPr>
-            <m:sty m:val="p"/>
-          </m:rPr>
-          <m:t>=</m:t>
-        </m:r>
-        <m:r>
-          <m:t>δ</m:t>
-        </m:r>
-        <m:r>
-          <m:rPr>
-            <m:sty m:val="p"/>
-          </m:rPr>
-          <m:t>(</m:t>
-        </m:r>
-        <m:r>
-          <m:t>x</m:t>
-        </m:r>
-        <m:r>
-          <m:rPr>
-            <m:sty m:val="p"/>
-          </m:rPr>
-          <m:t>−</m:t>
-        </m:r>
-        <m:sSub>
-          <m:e>
-            <m:r>
-              <m:t>x</m:t>
-            </m:r>
-          </m:e>
-          <m:sub>
-            <m:r>
-              <m:t>0</m:t>
-            </m:r>
-          </m:sub>
-        </m:sSub>
-        <m:r>
-          <m:rPr>
-            <m:sty m:val="p"/>
-          </m:rPr>
-          <m:t>)</m:t>
-        </m:r>
-      </m:oMath>
-      <w:r>
-        <w:t xml:space="preserve">.</w:t>
-      </w:r>
-    </w:p>
-    <w:p>
-      <w:pPr>
-        <w:pStyle w:val="BodyText"/>
-      </w:pPr>
-      <w:r>
-        <w:rPr>
-          <w:b/>
-          <w:bCs/>
-        </w:rPr>
-        <w:t xml:space="preserve">b)</w:t>
-      </w:r>
-      <w:r>
-        <w:t xml:space="preserve"> </w:t>
-      </w:r>
-      <w:r>
-        <w:t xml:space="preserve">Mostre que</w:t>
-      </w:r>
-      <w:r>
-        <w:t xml:space="preserve"> </w:t>
-      </w:r>
-      <m:oMath>
-        <m:r>
-          <m:t>G</m:t>
-        </m:r>
-        <m:r>
-          <m:rPr>
-            <m:sty m:val="p"/>
-          </m:rPr>
-          <m:t>(</m:t>
-        </m:r>
-        <m:r>
-          <m:t>x</m:t>
-        </m:r>
-        <m:r>
-          <m:rPr>
-            <m:sty m:val="p"/>
-          </m:rPr>
-          <m:t>,</m:t>
-        </m:r>
-        <m:sSub>
-          <m:e>
-            <m:r>
-              <m:t>x</m:t>
-            </m:r>
-          </m:e>
-          <m:sub>
-            <m:r>
-              <m:t>0</m:t>
-            </m:r>
-          </m:sub>
-        </m:sSub>
-        <m:r>
-          <m:rPr>
-            <m:sty m:val="p"/>
-          </m:rPr>
-          <m:t>)</m:t>
-        </m:r>
-      </m:oMath>
-      <w:r>
-        <w:t xml:space="preserve"> </w:t>
-      </w:r>
-      <w:r>
-        <w:t xml:space="preserve">não é única: some uma função linear</w:t>
-      </w:r>
-      <w:r>
-        <w:t xml:space="preserve"> </w:t>
-      </w:r>
-      <m:oMath>
-        <m:r>
-          <m:t>a</m:t>
-        </m:r>
-        <m:r>
-          <m:rPr>
-            <m:sty m:val="p"/>
-          </m:rPr>
-          <m:t>+</m:t>
-        </m:r>
-        <m:r>
-          <m:t>b</m:t>
-        </m:r>
-        <m:r>
-          <m:t>x</m:t>
-        </m:r>
-      </m:oMath>
-      <w:r>
-        <w:t xml:space="preserve"> </w:t>
-      </w:r>
-      <w:r>
-        <w:t xml:space="preserve">e verifique que a equação ainda é satisfeita.</w:t>
-      </w:r>
-    </w:p>
-    <w:p>
-      <w:pPr>
-        <w:pStyle w:val="BodyText"/>
-      </w:pPr>
-      <w:r>
-        <w:rPr>
-          <w:b/>
-          <w:bCs/>
-        </w:rPr>
-        <w:t xml:space="preserve">c)</w:t>
-      </w:r>
-      <w:r>
-        <w:t xml:space="preserve"> </w:t>
-      </w:r>
-      <w:r>
-        <w:t xml:space="preserve">Que condições de contorno fixam a constante de integração na prática?</w:t>
-      </w:r>
-    </w:p>
-    <w:p>
-      <w:pPr>
-        <w:pStyle w:val="BodyText"/>
-      </w:pPr>
-      <w:r>
-        <w:rPr>
-          <w:b/>
-          <w:bCs/>
-        </w:rPr>
-        <w:t xml:space="preserve">d)</w:t>
-      </w:r>
-      <w:r>
-        <w:t xml:space="preserve"> </w:t>
-      </w:r>
-      <w:r>
-        <w:t xml:space="preserve">Interprete</w:t>
-      </w:r>
-      <w:r>
-        <w:t xml:space="preserve"> </w:t>
-      </w:r>
-      <m:oMath>
-        <m:r>
-          <m:t>G</m:t>
-        </m:r>
-        <m:r>
-          <m:rPr>
-            <m:sty m:val="p"/>
-          </m:rPr>
-          <m:t>(</m:t>
-        </m:r>
-        <m:r>
-          <m:t>x</m:t>
-        </m:r>
-        <m:r>
-          <m:rPr>
-            <m:sty m:val="p"/>
-          </m:rPr>
-          <m:t>,</m:t>
-        </m:r>
-        <m:sSub>
-          <m:e>
-            <m:r>
-              <m:t>x</m:t>
-            </m:r>
-          </m:e>
-          <m:sub>
-            <m:r>
-              <m:t>0</m:t>
-            </m:r>
-          </m:sub>
-        </m:sSub>
-        <m:r>
-          <m:rPr>
-            <m:sty m:val="p"/>
-          </m:rPr>
-          <m:t>)</m:t>
-        </m:r>
-      </m:oMath>
-      <w:r>
-        <w:t xml:space="preserve"> </w:t>
-      </w:r>
-      <w:r>
-        <w:t xml:space="preserve">como o deslocamento de uma corda infinita sob uma força pontual em</w:t>
-      </w:r>
-      <w:r>
-        <w:t xml:space="preserve"> </w:t>
-      </w:r>
-      <m:oMath>
-        <m:sSub>
-          <m:e>
-            <m:r>
-              <m:t>x</m:t>
-            </m:r>
-          </m:e>
-          <m:sub>
-            <m:r>
-              <m:t>0</m:t>
-            </m:r>
-          </m:sub>
-        </m:sSub>
-      </m:oMath>
-      <w:r>
-        <w:t xml:space="preserve">.</w:t>
-      </w:r>
-    </w:p>
-    <w:bookmarkEnd w:id="30"/>
-    <w:bookmarkStart w:id="31" w:name="exercício-8-dependência-com-a-dimensão"/>
-    <w:p>
-      <w:pPr>
-        <w:pStyle w:val="Heading2"/>
-      </w:pPr>
-      <w:r>
-        <w:t xml:space="preserve">Exercício 8: Dependência com a Dimensão</w:t>
-      </w:r>
-    </w:p>
-    <w:p>
-      <w:pPr>
-        <w:pStyle w:val="FirstParagraph"/>
-      </w:pPr>
-      <w:r>
-        <w:rPr>
-          <w:b/>
-          <w:bCs/>
-        </w:rPr>
-        <w:t xml:space="preserve">a)</w:t>
-      </w:r>
-      <w:r>
-        <w:t xml:space="preserve"> </w:t>
-      </w:r>
-      <w:r>
-        <w:t xml:space="preserve">Verifique, por aplicação direta do laplaciano radial, que</w:t>
-      </w:r>
-      <w:r>
-        <w:t xml:space="preserve"> </w:t>
-      </w:r>
-      <m:oMath>
-        <m:r>
-          <m:t>G</m:t>
-        </m:r>
-        <m:r>
-          <m:rPr>
-            <m:sty m:val="p"/>
-          </m:rPr>
-          <m:t>∝</m:t>
-        </m:r>
-        <m:r>
-          <m:rPr>
-            <m:sty m:val="p"/>
-          </m:rPr>
-          <m:t>log</m:t>
-        </m:r>
-        <m:r>
-          <m:rPr>
-            <m:sty m:val="p"/>
-          </m:rPr>
-          <m:t>|</m:t>
-        </m:r>
-        <m:r>
-          <m:t>x</m:t>
-        </m:r>
-        <m:r>
-          <m:rPr>
-            <m:sty m:val="p"/>
-          </m:rPr>
-          <m:t>−</m:t>
-        </m:r>
-        <m:sSub>
-          <m:e>
-            <m:r>
-              <m:t>x</m:t>
-            </m:r>
-          </m:e>
-          <m:sub>
-            <m:r>
-              <m:t>0</m:t>
-            </m:r>
-          </m:sub>
-        </m:sSub>
-        <m:r>
-          <m:rPr>
-            <m:sty m:val="p"/>
-          </m:rPr>
-          <m:t>|</m:t>
-        </m:r>
-      </m:oMath>
-      <w:r>
-        <w:t xml:space="preserve"> </w:t>
-      </w:r>
-      <w:r>
-        <w:t xml:space="preserve">resolve a equação de Green em 2D.</w:t>
-      </w:r>
-    </w:p>
-    <w:p>
-      <w:pPr>
-        <w:pStyle w:val="BodyText"/>
-      </w:pPr>
-      <w:r>
-        <w:rPr>
-          <w:b/>
-          <w:bCs/>
-        </w:rPr>
-        <w:t xml:space="preserve">b)</w:t>
-      </w:r>
-      <w:r>
-        <w:t xml:space="preserve"> </w:t>
-      </w:r>
-      <w:r>
-        <w:t xml:space="preserve">Verifique que</w:t>
-      </w:r>
-      <w:r>
-        <w:t xml:space="preserve"> </w:t>
-      </w:r>
-      <m:oMath>
-        <m:r>
-          <m:t>G</m:t>
-        </m:r>
-        <m:r>
-          <m:rPr>
-            <m:sty m:val="p"/>
-          </m:rPr>
-          <m:t>∝</m:t>
-        </m:r>
-        <m:r>
-          <m:t>1</m:t>
-        </m:r>
-        <m:r>
-          <m:rPr>
-            <m:sty m:val="p"/>
-          </m:rPr>
-          <m:t>/</m:t>
-        </m:r>
-        <m:r>
-          <m:rPr>
-            <m:sty m:val="p"/>
-          </m:rPr>
-          <m:t>|</m:t>
-        </m:r>
-        <m:r>
-          <m:t>x</m:t>
-        </m:r>
-        <m:r>
-          <m:rPr>
-            <m:sty m:val="p"/>
-          </m:rPr>
-          <m:t>−</m:t>
-        </m:r>
-        <m:sSub>
-          <m:e>
-            <m:r>
-              <m:t>x</m:t>
-            </m:r>
-          </m:e>
-          <m:sub>
-            <m:r>
-              <m:t>0</m:t>
-            </m:r>
-          </m:sub>
-        </m:sSub>
-        <m:r>
-          <m:rPr>
-            <m:sty m:val="p"/>
-          </m:rPr>
-          <m:t>|</m:t>
-        </m:r>
-      </m:oMath>
-      <w:r>
-        <w:t xml:space="preserve"> </w:t>
-      </w:r>
-      <w:r>
-        <w:t xml:space="preserve">resolve a equação de Green em 3D.</w:t>
-      </w:r>
-    </w:p>
-    <w:p>
-      <w:pPr>
-        <w:pStyle w:val="BodyText"/>
-      </w:pPr>
-      <w:r>
-        <w:rPr>
-          <w:b/>
-          <w:bCs/>
-        </w:rPr>
-        <w:t xml:space="preserve">c)</w:t>
-      </w:r>
-      <w:r>
-        <w:t xml:space="preserve"> </w:t>
-      </w:r>
-      <w:r>
-        <w:t xml:space="preserve">Compare o comportamento assintótico (crescimento ou decaimento) nas três dimensões da tabela e explique a tendência.</w:t>
-      </w:r>
-    </w:p>
-    <w:p>
-      <w:pPr>
-        <w:pStyle w:val="BodyText"/>
-      </w:pPr>
-      <w:r>
-        <w:rPr>
-          <w:b/>
-          <w:bCs/>
-        </w:rPr>
-        <w:t xml:space="preserve">d)</w:t>
-      </w:r>
-      <w:r>
-        <w:t xml:space="preserve"> </w:t>
-      </w:r>
-      <w:r>
-        <w:t xml:space="preserve">O que você espera que aconteça com a função de Green em 4D? Justifique sem fazer a conta completa.</w:t>
-      </w:r>
-    </w:p>
-    <w:bookmarkEnd w:id="31"/>
-    <w:bookmarkStart w:id="32" w:name="exercício-9-interpretação-física"/>
-    <w:p>
-      <w:pPr>
-        <w:pStyle w:val="Heading2"/>
-      </w:pPr>
-      <w:r>
-        <w:t xml:space="preserve">Exercício 9: Interpretação Física</w:t>
-      </w:r>
-    </w:p>
-    <w:p>
-      <w:pPr>
-        <w:pStyle w:val="FirstParagraph"/>
-      </w:pPr>
-      <w:r>
-        <w:rPr>
-          <w:b/>
-          <w:bCs/>
-        </w:rPr>
-        <w:t xml:space="preserve">a)</w:t>
-      </w:r>
-      <w:r>
-        <w:t xml:space="preserve"> </w:t>
-      </w:r>
-      <w:r>
-        <w:t xml:space="preserve">Dê outro exemplo físico (além da aceleração instantânea) de uma grandeza idealizada como limite de um processo suave.</w:t>
-      </w:r>
-    </w:p>
-    <w:p>
-      <w:pPr>
-        <w:pStyle w:val="BodyText"/>
-      </w:pPr>
-      <w:r>
-        <w:rPr>
-          <w:b/>
-          <w:bCs/>
-        </w:rPr>
-        <w:t xml:space="preserve">b)</w:t>
-      </w:r>
-      <w:r>
-        <w:t xml:space="preserve"> </w:t>
-      </w:r>
-      <w:r>
-        <w:t xml:space="preserve">Compare a analogia delta/processo-suave com a analogia número-irracional/sequência-racional discutida nas notas. Em que pontos a analogia é forte? Em que pontos ela é frágil?</w:t>
-      </w:r>
-    </w:p>
-    <w:p>
-      <w:pPr>
-        <w:pStyle w:val="BodyText"/>
-      </w:pPr>
-      <w:r>
-        <w:rPr>
-          <w:b/>
-          <w:bCs/>
-        </w:rPr>
-        <w:t xml:space="preserve">c)</w:t>
-      </w:r>
-      <w:r>
-        <w:t xml:space="preserve"> </w:t>
-      </w:r>
-      <w:r>
-        <w:t xml:space="preserve">Por que dizemos que a delta de Dirac</w:t>
-      </w:r>
-      <w:r>
-        <w:t xml:space="preserve"> </w:t>
-      </w:r>
-      <w:r>
-        <w:t xml:space="preserve">“não é uma função”</w:t>
-      </w:r>
-      <w:r>
-        <w:t xml:space="preserve"> </w:t>
-      </w:r>
-      <w:r>
-        <w:t xml:space="preserve">no sentido clássico?</w:t>
-      </w:r>
-    </w:p>
-    <w:p>
-      <w:pPr>
-        <w:pStyle w:val="BodyText"/>
-      </w:pPr>
-      <w:r>
-        <w:rPr>
-          <w:b/>
-          <w:bCs/>
-        </w:rPr>
-        <w:t xml:space="preserve">d)</w:t>
-      </w:r>
-      <w:r>
-        <w:t xml:space="preserve"> </w:t>
-      </w:r>
-      <w:r>
-        <w:t xml:space="preserve">Em que sentido a delta é, ainda assim, um objeto matemático rigoroso?</w:t>
-      </w:r>
-    </w:p>
-    <w:bookmarkEnd w:id="32"/>
-    <w:bookmarkStart w:id="33" w:name="Xa1d1123fcfea7d0435228144037eebf497ac616"/>
-    <w:p>
-      <w:pPr>
-        <w:pStyle w:val="Heading2"/>
-      </w:pPr>
-      <w:r>
-        <w:t xml:space="preserve">Exercício 10: O Truque da Integral Gaussiana</w:t>
-      </w:r>
-    </w:p>
-    <w:p>
-      <w:pPr>
-        <w:pStyle w:val="FirstParagraph"/>
-      </w:pPr>
-      <w:r>
-        <w:rPr>
-          <w:b/>
-          <w:bCs/>
-        </w:rPr>
-        <w:t xml:space="preserve">a)</w:t>
-      </w:r>
-      <w:r>
-        <w:t xml:space="preserve"> </w:t>
-      </w:r>
-      <w:r>
-        <w:t xml:space="preserve">Refaça a mudança para coordenadas polares na integral dupla e explique por que ela elimina a dificuldade de integrar</w:t>
-      </w:r>
-      <w:r>
-        <w:t xml:space="preserve"> </w:t>
-      </w:r>
-      <m:oMath>
-        <m:sSup>
-          <m:e>
-            <m:r>
-              <m:t>e</m:t>
-            </m:r>
-          </m:e>
-          <m:sup>
-            <m:r>
-              <m:rPr>
-                <m:sty m:val="p"/>
-              </m:rPr>
-              <m:t>−</m:t>
-            </m:r>
-            <m:sSup>
-              <m:e>
-                <m:r>
-                  <m:t>x</m:t>
-                </m:r>
-              </m:e>
-              <m:sup>
-                <m:r>
-                  <m:t>2</m:t>
-                </m:r>
-              </m:sup>
-            </m:sSup>
-          </m:sup>
-        </m:sSup>
-      </m:oMath>
-      <w:r>
-        <w:t xml:space="preserve"> </w:t>
-      </w:r>
-      <w:r>
-        <w:t xml:space="preserve">diretamente.</w:t>
-      </w:r>
-    </w:p>
-    <w:p>
-      <w:pPr>
-        <w:pStyle w:val="BodyText"/>
-      </w:pPr>
-      <w:r>
-        <w:rPr>
-          <w:b/>
-          <w:bCs/>
-        </w:rPr>
-        <w:t xml:space="preserve">b)</w:t>
-      </w:r>
-      <w:r>
-        <w:t xml:space="preserve"> </w:t>
-      </w:r>
-      <w:r>
-        <w:t xml:space="preserve">Calcule explicitamente</w:t>
+        <w:t xml:space="preserve">Refaça a mudança para coordenadas polares na integral dupla e calcule explicitamente</w:t>
       </w:r>
       <w:r>
         <w:t xml:space="preserve"> </w:t>
@@ -8179,39 +6104,7 @@
         </m:r>
       </m:oMath>
       <w:r>
-        <w:t xml:space="preserve"> </w:t>
-      </w:r>
-      <w:r>
-        <w:t xml:space="preserve">e confirme o resultado</w:t>
-      </w:r>
-      <w:r>
-        <w:t xml:space="preserve"> </w:t>
-      </w:r>
-      <m:oMath>
-        <m:r>
-          <m:t>2</m:t>
-        </m:r>
-        <m:r>
-          <m:t>π</m:t>
-        </m:r>
-        <m:sSup>
-          <m:e>
-            <m:r>
-              <m:t>σ</m:t>
-            </m:r>
-          </m:e>
-          <m:sup>
-            <m:r>
-              <m:t>2</m:t>
-            </m:r>
-          </m:sup>
-        </m:sSup>
-      </m:oMath>
-      <w:r>
-        <w:t xml:space="preserve"> </w:t>
-      </w:r>
-      <w:r>
-        <w:t xml:space="preserve">do produto das integrais.</w:t>
+        <w:t xml:space="preserve">.</w:t>
       </w:r>
     </w:p>
     <w:p>
@@ -8223,7 +6116,7 @@
           <w:b/>
           <w:bCs/>
         </w:rPr>
-        <w:t xml:space="preserve">c)</w:t>
+        <w:t xml:space="preserve">b)</w:t>
       </w:r>
       <w:r>
         <w:t xml:space="preserve"> </w:t>
@@ -8264,150 +6157,27 @@
         </m:r>
       </m:oMath>
       <w:r>
-        <w:t xml:space="preserve"> </w:t>
-      </w:r>
-      <w:r>
-        <w:t xml:space="preserve">explicitamente.</w:t>
-      </w:r>
-    </w:p>
-    <w:p>
-      <w:pPr>
-        <w:pStyle w:val="BodyText"/>
-      </w:pPr>
+        <w:t xml:space="preserve">.</w:t>
+      </w:r>
+    </w:p>
+    <w:bookmarkEnd w:id="26"/>
+    <w:bookmarkStart w:id="27" w:name="X052cf726180117a5c62f1e3c9723c385d450c92"/>
+    <w:p>
+      <w:pPr>
+        <w:pStyle w:val="Heading2"/>
+      </w:pPr>
+      <w:r>
+        <w:t xml:space="preserve">Exercício 4: Função de Green em 1D</w:t>
+      </w:r>
+      <w:r>
+        <w:t xml:space="preserve"> </w:t>
+      </w:r>
       <w:r>
         <w:rPr>
           <w:b/>
           <w:bCs/>
         </w:rPr>
-        <w:t xml:space="preserve">d)</w:t>
-      </w:r>
-      <w:r>
-        <w:t xml:space="preserve"> </w:t>
-      </w:r>
-      <w:r>
-        <w:t xml:space="preserve">Generalize o truque das coordenadas polares para calcular</w:t>
-      </w:r>
-      <w:r>
-        <w:t xml:space="preserve"> </w:t>
-      </w:r>
-      <m:oMath>
-        <m:nary>
-          <m:naryPr>
-            <m:chr m:val="∫"/>
-            <m:limLoc m:val="subSup"/>
-            <m:subHide m:val="off"/>
-            <m:supHide m:val="off"/>
-          </m:naryPr>
-          <m:sub>
-            <m:r>
-              <m:rPr>
-                <m:sty m:val="p"/>
-              </m:rPr>
-              <m:t>−</m:t>
-            </m:r>
-            <m:r>
-              <m:rPr>
-                <m:sty m:val="p"/>
-              </m:rPr>
-              <m:t>∞</m:t>
-            </m:r>
-          </m:sub>
-          <m:sup>
-            <m:r>
-              <m:rPr>
-                <m:sty m:val="p"/>
-              </m:rPr>
-              <m:t>∞</m:t>
-            </m:r>
-          </m:sup>
-          <m:e>
-            <m:sSup>
-              <m:e>
-                <m:r>
-                  <m:t>e</m:t>
-                </m:r>
-              </m:e>
-              <m:sup>
-                <m:r>
-                  <m:rPr>
-                    <m:sty m:val="p"/>
-                  </m:rPr>
-                  <m:t>−</m:t>
-                </m:r>
-                <m:sSup>
-                  <m:e>
-                    <m:r>
-                      <m:t>x</m:t>
-                    </m:r>
-                  </m:e>
-                  <m:sup>
-                    <m:r>
-                      <m:t>2</m:t>
-                    </m:r>
-                  </m:sup>
-                </m:sSup>
-                <m:r>
-                  <m:rPr>
-                    <m:sty m:val="p"/>
-                  </m:rPr>
-                  <m:t>/</m:t>
-                </m:r>
-                <m:r>
-                  <m:t>2</m:t>
-                </m:r>
-                <m:sSup>
-                  <m:e>
-                    <m:r>
-                      <m:t>σ</m:t>
-                    </m:r>
-                  </m:e>
-                  <m:sup>
-                    <m:r>
-                      <m:t>2</m:t>
-                    </m:r>
-                  </m:sup>
-                </m:sSup>
-              </m:sup>
-            </m:sSup>
-          </m:e>
-        </m:nary>
-        <m:r>
-          <m:t> </m:t>
-        </m:r>
-        <m:sSup>
-          <m:e>
-            <m:r>
-              <m:t>x</m:t>
-            </m:r>
-          </m:e>
-          <m:sup>
-            <m:r>
-              <m:t>2</m:t>
-            </m:r>
-          </m:sup>
-        </m:sSup>
-        <m:r>
-          <m:t> </m:t>
-        </m:r>
-        <m:r>
-          <m:t>d</m:t>
-        </m:r>
-        <m:r>
-          <m:t>x</m:t>
-        </m:r>
-      </m:oMath>
-      <w:r>
-        <w:t xml:space="preserve">.</w:t>
-      </w:r>
-    </w:p>
-    <w:bookmarkEnd w:id="33"/>
-    <w:bookmarkStart w:id="34" w:name="exercício-11-outras-sequências-delta"/>
-    <w:p>
-      <w:pPr>
-        <w:pStyle w:val="Heading2"/>
-      </w:pPr>
-      <w:r>
-        <w:t xml:space="preserve">Exercício 11: Outras Sequências Delta</w:t>
+        <w:t xml:space="preserve">(Essencial)</w:t>
       </w:r>
     </w:p>
     <w:p>
@@ -8425,33 +6195,42 @@
         <w:t xml:space="preserve"> </w:t>
       </w:r>
       <w:r>
-        <w:t xml:space="preserve">Mostre que a função retangular</w:t>
+        <w:t xml:space="preserve">Verifique por substituição direta que</w:t>
       </w:r>
       <w:r>
         <w:t xml:space="preserve"> </w:t>
       </w:r>
       <m:oMath>
+        <m:r>
+          <m:t>G</m:t>
+        </m:r>
+        <m:r>
+          <m:rPr>
+            <m:sty m:val="p"/>
+          </m:rPr>
+          <m:t>(</m:t>
+        </m:r>
+        <m:r>
+          <m:t>x</m:t>
+        </m:r>
+        <m:r>
+          <m:rPr>
+            <m:sty m:val="p"/>
+          </m:rPr>
+          <m:t>,</m:t>
+        </m:r>
         <m:sSub>
           <m:e>
             <m:r>
-              <m:t>R</m:t>
+              <m:t>x</m:t>
             </m:r>
           </m:e>
           <m:sub>
             <m:r>
-              <m:t>ϵ</m:t>
+              <m:t>0</m:t>
             </m:r>
           </m:sub>
         </m:sSub>
-        <m:r>
-          <m:rPr>
-            <m:sty m:val="p"/>
-          </m:rPr>
-          <m:t>(</m:t>
-        </m:r>
-        <m:r>
-          <m:t>x</m:t>
-        </m:r>
         <m:r>
           <m:rPr>
             <m:sty m:val="p"/>
@@ -8475,6 +6254,391 @@
           </m:num>
           <m:den>
             <m:r>
+              <m:t>2</m:t>
+            </m:r>
+          </m:den>
+        </m:f>
+        <m:r>
+          <m:rPr>
+            <m:sty m:val="p"/>
+          </m:rPr>
+          <m:t>|</m:t>
+        </m:r>
+        <m:r>
+          <m:t>x</m:t>
+        </m:r>
+        <m:r>
+          <m:rPr>
+            <m:sty m:val="p"/>
+          </m:rPr>
+          <m:t>−</m:t>
+        </m:r>
+        <m:sSub>
+          <m:e>
+            <m:r>
+              <m:t>x</m:t>
+            </m:r>
+          </m:e>
+          <m:sub>
+            <m:r>
+              <m:t>0</m:t>
+            </m:r>
+          </m:sub>
+        </m:sSub>
+        <m:r>
+          <m:rPr>
+            <m:sty m:val="p"/>
+          </m:rPr>
+          <m:t>|</m:t>
+        </m:r>
+      </m:oMath>
+      <w:r>
+        <w:t xml:space="preserve"> </w:t>
+      </w:r>
+      <w:r>
+        <w:t xml:space="preserve">satisfaz</w:t>
+      </w:r>
+      <w:r>
+        <w:t xml:space="preserve"> </w:t>
+      </w:r>
+      <m:oMath>
+        <m:f>
+          <m:fPr>
+            <m:type m:val="bar"/>
+          </m:fPr>
+          <m:num>
+            <m:sSup>
+              <m:e>
+                <m:r>
+                  <m:t>d</m:t>
+                </m:r>
+              </m:e>
+              <m:sup>
+                <m:r>
+                  <m:t>2</m:t>
+                </m:r>
+              </m:sup>
+            </m:sSup>
+          </m:num>
+          <m:den>
+            <m:r>
+              <m:t>d</m:t>
+            </m:r>
+            <m:sSup>
+              <m:e>
+                <m:r>
+                  <m:t>x</m:t>
+                </m:r>
+              </m:e>
+              <m:sup>
+                <m:r>
+                  <m:t>2</m:t>
+                </m:r>
+              </m:sup>
+            </m:sSup>
+          </m:den>
+        </m:f>
+        <m:r>
+          <m:t>G</m:t>
+        </m:r>
+        <m:r>
+          <m:rPr>
+            <m:sty m:val="p"/>
+          </m:rPr>
+          <m:t>=</m:t>
+        </m:r>
+        <m:r>
+          <m:t>δ</m:t>
+        </m:r>
+        <m:r>
+          <m:rPr>
+            <m:sty m:val="p"/>
+          </m:rPr>
+          <m:t>(</m:t>
+        </m:r>
+        <m:r>
+          <m:t>x</m:t>
+        </m:r>
+        <m:r>
+          <m:rPr>
+            <m:sty m:val="p"/>
+          </m:rPr>
+          <m:t>−</m:t>
+        </m:r>
+        <m:sSub>
+          <m:e>
+            <m:r>
+              <m:t>x</m:t>
+            </m:r>
+          </m:e>
+          <m:sub>
+            <m:r>
+              <m:t>0</m:t>
+            </m:r>
+          </m:sub>
+        </m:sSub>
+        <m:r>
+          <m:rPr>
+            <m:sty m:val="p"/>
+          </m:rPr>
+          <m:t>)</m:t>
+        </m:r>
+      </m:oMath>
+      <w:r>
+        <w:t xml:space="preserve">.</w:t>
+      </w:r>
+    </w:p>
+    <w:p>
+      <w:pPr>
+        <w:pStyle w:val="BodyText"/>
+      </w:pPr>
+      <w:r>
+        <w:rPr>
+          <w:b/>
+          <w:bCs/>
+        </w:rPr>
+        <w:t xml:space="preserve">b)</w:t>
+      </w:r>
+      <w:r>
+        <w:t xml:space="preserve"> </w:t>
+      </w:r>
+      <w:r>
+        <w:t xml:space="preserve">Mostre que</w:t>
+      </w:r>
+      <w:r>
+        <w:t xml:space="preserve"> </w:t>
+      </w:r>
+      <m:oMath>
+        <m:r>
+          <m:t>G</m:t>
+        </m:r>
+        <m:r>
+          <m:rPr>
+            <m:sty m:val="p"/>
+          </m:rPr>
+          <m:t>(</m:t>
+        </m:r>
+        <m:r>
+          <m:t>x</m:t>
+        </m:r>
+        <m:r>
+          <m:rPr>
+            <m:sty m:val="p"/>
+          </m:rPr>
+          <m:t>,</m:t>
+        </m:r>
+        <m:sSub>
+          <m:e>
+            <m:r>
+              <m:t>x</m:t>
+            </m:r>
+          </m:e>
+          <m:sub>
+            <m:r>
+              <m:t>0</m:t>
+            </m:r>
+          </m:sub>
+        </m:sSub>
+        <m:r>
+          <m:rPr>
+            <m:sty m:val="p"/>
+          </m:rPr>
+          <m:t>)</m:t>
+        </m:r>
+      </m:oMath>
+      <w:r>
+        <w:t xml:space="preserve"> </w:t>
+      </w:r>
+      <w:r>
+        <w:t xml:space="preserve">não é única: some uma função linear</w:t>
+      </w:r>
+      <w:r>
+        <w:t xml:space="preserve"> </w:t>
+      </w:r>
+      <m:oMath>
+        <m:r>
+          <m:t>a</m:t>
+        </m:r>
+        <m:r>
+          <m:rPr>
+            <m:sty m:val="p"/>
+          </m:rPr>
+          <m:t>+</m:t>
+        </m:r>
+        <m:r>
+          <m:t>b</m:t>
+        </m:r>
+        <m:r>
+          <m:t>x</m:t>
+        </m:r>
+      </m:oMath>
+      <w:r>
+        <w:t xml:space="preserve"> </w:t>
+      </w:r>
+      <w:r>
+        <w:t xml:space="preserve">e verifique que a equação ainda é satisfeita. Que condições de contorno fixam essa constante de integração?</w:t>
+      </w:r>
+    </w:p>
+    <w:p>
+      <w:pPr>
+        <w:pStyle w:val="BodyText"/>
+      </w:pPr>
+      <w:r>
+        <w:rPr>
+          <w:b/>
+          <w:bCs/>
+        </w:rPr>
+        <w:t xml:space="preserve">c)</w:t>
+      </w:r>
+      <w:r>
+        <w:t xml:space="preserve"> </w:t>
+      </w:r>
+      <w:r>
+        <w:t xml:space="preserve">Interprete</w:t>
+      </w:r>
+      <w:r>
+        <w:t xml:space="preserve"> </w:t>
+      </w:r>
+      <m:oMath>
+        <m:r>
+          <m:t>G</m:t>
+        </m:r>
+        <m:r>
+          <m:rPr>
+            <m:sty m:val="p"/>
+          </m:rPr>
+          <m:t>(</m:t>
+        </m:r>
+        <m:r>
+          <m:t>x</m:t>
+        </m:r>
+        <m:r>
+          <m:rPr>
+            <m:sty m:val="p"/>
+          </m:rPr>
+          <m:t>,</m:t>
+        </m:r>
+        <m:sSub>
+          <m:e>
+            <m:r>
+              <m:t>x</m:t>
+            </m:r>
+          </m:e>
+          <m:sub>
+            <m:r>
+              <m:t>0</m:t>
+            </m:r>
+          </m:sub>
+        </m:sSub>
+        <m:r>
+          <m:rPr>
+            <m:sty m:val="p"/>
+          </m:rPr>
+          <m:t>)</m:t>
+        </m:r>
+      </m:oMath>
+      <w:r>
+        <w:t xml:space="preserve"> </w:t>
+      </w:r>
+      <w:r>
+        <w:t xml:space="preserve">como o deslocamento de uma corda infinita sob uma força pontual em</w:t>
+      </w:r>
+      <w:r>
+        <w:t xml:space="preserve"> </w:t>
+      </w:r>
+      <m:oMath>
+        <m:sSub>
+          <m:e>
+            <m:r>
+              <m:t>x</m:t>
+            </m:r>
+          </m:e>
+          <m:sub>
+            <m:r>
+              <m:t>0</m:t>
+            </m:r>
+          </m:sub>
+        </m:sSub>
+      </m:oMath>
+      <w:r>
+        <w:t xml:space="preserve">.</w:t>
+      </w:r>
+    </w:p>
+    <w:bookmarkEnd w:id="27"/>
+    <w:bookmarkStart w:id="28" w:name="exercício-5-outras-sequências-delta"/>
+    <w:p>
+      <w:pPr>
+        <w:pStyle w:val="Heading2"/>
+      </w:pPr>
+      <w:r>
+        <w:t xml:space="preserve">Exercício 5: Outras Sequências Delta</w:t>
+      </w:r>
+    </w:p>
+    <w:p>
+      <w:pPr>
+        <w:pStyle w:val="FirstParagraph"/>
+      </w:pPr>
+      <w:r>
+        <w:rPr>
+          <w:b/>
+          <w:bCs/>
+        </w:rPr>
+        <w:t xml:space="preserve">a)</w:t>
+      </w:r>
+      <w:r>
+        <w:t xml:space="preserve"> </w:t>
+      </w:r>
+      <w:r>
+        <w:t xml:space="preserve">Mostre que a função retangular</w:t>
+      </w:r>
+      <w:r>
+        <w:t xml:space="preserve"> </w:t>
+      </w:r>
+      <m:oMath>
+        <m:sSub>
+          <m:e>
+            <m:r>
+              <m:t>R</m:t>
+            </m:r>
+          </m:e>
+          <m:sub>
+            <m:r>
+              <m:t>ϵ</m:t>
+            </m:r>
+          </m:sub>
+        </m:sSub>
+        <m:r>
+          <m:rPr>
+            <m:sty m:val="p"/>
+          </m:rPr>
+          <m:t>(</m:t>
+        </m:r>
+        <m:r>
+          <m:t>x</m:t>
+        </m:r>
+        <m:r>
+          <m:rPr>
+            <m:sty m:val="p"/>
+          </m:rPr>
+          <m:t>)</m:t>
+        </m:r>
+        <m:r>
+          <m:rPr>
+            <m:sty m:val="p"/>
+          </m:rPr>
+          <m:t>=</m:t>
+        </m:r>
+        <m:f>
+          <m:fPr>
+            <m:type m:val="bar"/>
+          </m:fPr>
+          <m:num>
+            <m:r>
+              <m:t>1</m:t>
+            </m:r>
+          </m:num>
+          <m:den>
+            <m:r>
               <m:t>ϵ</m:t>
             </m:r>
           </m:den>
@@ -8604,62 +6768,6 @@
           <w:bCs/>
         </w:rPr>
         <w:t xml:space="preserve">b)</w:t>
-      </w:r>
-      <w:r>
-        <w:t xml:space="preserve"> </w:t>
-      </w:r>
-      <w:r>
-        <w:t xml:space="preserve">Verifique a propriedade de filtragem para</w:t>
-      </w:r>
-      <w:r>
-        <w:t xml:space="preserve"> </w:t>
-      </w:r>
-      <m:oMath>
-        <m:sSub>
-          <m:e>
-            <m:r>
-              <m:t>R</m:t>
-            </m:r>
-          </m:e>
-          <m:sub>
-            <m:r>
-              <m:t>ϵ</m:t>
-            </m:r>
-          </m:sub>
-        </m:sSub>
-        <m:r>
-          <m:rPr>
-            <m:sty m:val="p"/>
-          </m:rPr>
-          <m:t>(</m:t>
-        </m:r>
-        <m:r>
-          <m:t>x</m:t>
-        </m:r>
-        <m:r>
-          <m:rPr>
-            <m:sty m:val="p"/>
-          </m:rPr>
-          <m:t>)</m:t>
-        </m:r>
-      </m:oMath>
-      <w:r>
-        <w:t xml:space="preserve"> </w:t>
-      </w:r>
-      <w:r>
-        <w:t xml:space="preserve">diretamente, sem expansão de Taylor.</w:t>
-      </w:r>
-    </w:p>
-    <w:p>
-      <w:pPr>
-        <w:pStyle w:val="BodyText"/>
-      </w:pPr>
-      <w:r>
-        <w:rPr>
-          <w:b/>
-          <w:bCs/>
-        </w:rPr>
-        <w:t xml:space="preserve">c)</w:t>
       </w:r>
       <w:r>
         <w:t xml:space="preserve"> </w:t>
@@ -8778,7 +6886,7 @@
           <w:b/>
           <w:bCs/>
         </w:rPr>
-        <w:t xml:space="preserve">d)</w:t>
+        <w:t xml:space="preserve">c)</w:t>
       </w:r>
       <w:r>
         <w:t xml:space="preserve"> </w:t>
@@ -8870,14 +6978,14 @@
         <w:t xml:space="preserve">.</w:t>
       </w:r>
     </w:p>
-    <w:bookmarkEnd w:id="34"/>
-    <w:bookmarkStart w:id="35" w:name="exercício-12-implementação-numérica"/>
+    <w:bookmarkEnd w:id="28"/>
+    <w:bookmarkStart w:id="29" w:name="X7bf14cb73e49b538a286b3b1106ce370fce89ea"/>
     <w:p>
       <w:pPr>
         <w:pStyle w:val="Heading2"/>
       </w:pPr>
       <w:r>
-        <w:t xml:space="preserve">Exercício 12: Implementação Numérica</w:t>
+        <w:t xml:space="preserve">Exercício 6: Dependência com a Dimensão e Interpretação Física</w:t>
       </w:r>
     </w:p>
     <w:p>
@@ -8895,20 +7003,32 @@
         <w:t xml:space="preserve"> </w:t>
       </w:r>
       <w:r>
-        <w:t xml:space="preserve">Modifique o código Python das notas para sobrepor a função degrau</w:t>
+        <w:t xml:space="preserve">Verifique, por aplicação direta do laplaciano radial, que</w:t>
       </w:r>
       <w:r>
         <w:t xml:space="preserve"> </w:t>
       </w:r>
       <m:oMath>
         <m:r>
-          <m:t>θ</m:t>
-        </m:r>
-        <m:r>
-          <m:rPr>
-            <m:sty m:val="p"/>
-          </m:rPr>
-          <m:t>(</m:t>
+          <m:t>G</m:t>
+        </m:r>
+        <m:r>
+          <m:rPr>
+            <m:sty m:val="p"/>
+          </m:rPr>
+          <m:t>∝</m:t>
+        </m:r>
+        <m:r>
+          <m:rPr>
+            <m:sty m:val="p"/>
+          </m:rPr>
+          <m:t>log</m:t>
+        </m:r>
+        <m:r>
+          <m:rPr>
+            <m:sty m:val="p"/>
+          </m:rPr>
+          <m:t>|</m:t>
         </m:r>
         <m:r>
           <m:t>x</m:t>
@@ -8917,28 +7037,17 @@
           <m:rPr>
             <m:sty m:val="p"/>
           </m:rPr>
-          <m:t>)</m:t>
-        </m:r>
-      </m:oMath>
-      <w:r>
-        <w:t xml:space="preserve"> </w:t>
-      </w:r>
-      <w:r>
-        <w:t xml:space="preserve">ao gráfico da integral acumulada de</w:t>
-      </w:r>
-      <w:r>
-        <w:t xml:space="preserve"> </w:t>
-      </w:r>
-      <m:oMath>
+          <m:t>−</m:t>
+        </m:r>
         <m:sSub>
           <m:e>
             <m:r>
-              <m:t>G</m:t>
+              <m:t>x</m:t>
             </m:r>
           </m:e>
           <m:sub>
             <m:r>
-              <m:t>σ</m:t>
+              <m:t>0</m:t>
             </m:r>
           </m:sub>
         </m:sSub>
@@ -8946,7 +7055,42 @@
           <m:rPr>
             <m:sty m:val="p"/>
           </m:rPr>
-          <m:t>(</m:t>
+          <m:t>|</m:t>
+        </m:r>
+      </m:oMath>
+      <w:r>
+        <w:t xml:space="preserve"> </w:t>
+      </w:r>
+      <w:r>
+        <w:t xml:space="preserve">resolve a equação de Green em 2D e que</w:t>
+      </w:r>
+      <w:r>
+        <w:t xml:space="preserve"> </w:t>
+      </w:r>
+      <m:oMath>
+        <m:r>
+          <m:t>G</m:t>
+        </m:r>
+        <m:r>
+          <m:rPr>
+            <m:sty m:val="p"/>
+          </m:rPr>
+          <m:t>∝</m:t>
+        </m:r>
+        <m:r>
+          <m:t>1</m:t>
+        </m:r>
+        <m:r>
+          <m:rPr>
+            <m:sty m:val="p"/>
+          </m:rPr>
+          <m:t>/</m:t>
+        </m:r>
+        <m:r>
+          <m:rPr>
+            <m:sty m:val="p"/>
+          </m:rPr>
+          <m:t>|</m:t>
         </m:r>
         <m:r>
           <m:t>x</m:t>
@@ -8955,11 +7099,32 @@
           <m:rPr>
             <m:sty m:val="p"/>
           </m:rPr>
-          <m:t>)</m:t>
+          <m:t>−</m:t>
+        </m:r>
+        <m:sSub>
+          <m:e>
+            <m:r>
+              <m:t>x</m:t>
+            </m:r>
+          </m:e>
+          <m:sub>
+            <m:r>
+              <m:t>0</m:t>
+            </m:r>
+          </m:sub>
+        </m:sSub>
+        <m:r>
+          <m:rPr>
+            <m:sty m:val="p"/>
+          </m:rPr>
+          <m:t>|</m:t>
         </m:r>
       </m:oMath>
       <w:r>
-        <w:t xml:space="preserve">.</w:t>
+        <w:t xml:space="preserve"> </w:t>
+      </w:r>
+      <w:r>
+        <w:t xml:space="preserve">a resolve em 3D.</w:t>
       </w:r>
     </w:p>
     <w:p>
@@ -8977,109 +7142,7 @@
         <w:t xml:space="preserve"> </w:t>
       </w:r>
       <w:r>
-        <w:t xml:space="preserve">Verifique numericamente que</w:t>
-      </w:r>
-      <w:r>
-        <w:t xml:space="preserve"> </w:t>
-      </w:r>
-      <m:oMath>
-        <m:nary>
-          <m:naryPr>
-            <m:chr m:val="∫"/>
-            <m:limLoc m:val="subSup"/>
-            <m:subHide m:val="off"/>
-            <m:supHide m:val="off"/>
-          </m:naryPr>
-          <m:sub>
-            <m:r>
-              <m:rPr>
-                <m:sty m:val="p"/>
-              </m:rPr>
-              <m:t>−</m:t>
-            </m:r>
-            <m:r>
-              <m:rPr>
-                <m:sty m:val="p"/>
-              </m:rPr>
-              <m:t>∞</m:t>
-            </m:r>
-          </m:sub>
-          <m:sup>
-            <m:r>
-              <m:rPr>
-                <m:sty m:val="p"/>
-              </m:rPr>
-              <m:t>∞</m:t>
-            </m:r>
-          </m:sup>
-          <m:e>
-            <m:sSub>
-              <m:e>
-                <m:r>
-                  <m:t>G</m:t>
-                </m:r>
-              </m:e>
-              <m:sub>
-                <m:r>
-                  <m:t>σ</m:t>
-                </m:r>
-              </m:sub>
-            </m:sSub>
-          </m:e>
-        </m:nary>
-        <m:r>
-          <m:rPr>
-            <m:sty m:val="p"/>
-          </m:rPr>
-          <m:t>(</m:t>
-        </m:r>
-        <m:r>
-          <m:t>x</m:t>
-        </m:r>
-        <m:r>
-          <m:rPr>
-            <m:sty m:val="p"/>
-          </m:rPr>
-          <m:t>)</m:t>
-        </m:r>
-        <m:r>
-          <m:t> </m:t>
-        </m:r>
-        <m:r>
-          <m:t>d</m:t>
-        </m:r>
-        <m:r>
-          <m:t>x</m:t>
-        </m:r>
-        <m:r>
-          <m:rPr>
-            <m:sty m:val="p"/>
-          </m:rPr>
-          <m:t>≈</m:t>
-        </m:r>
-        <m:r>
-          <m:t>1</m:t>
-        </m:r>
-      </m:oMath>
-      <w:r>
-        <w:t xml:space="preserve"> </w:t>
-      </w:r>
-      <w:r>
-        <w:t xml:space="preserve">para os valores de</w:t>
-      </w:r>
-      <w:r>
-        <w:t xml:space="preserve"> </w:t>
-      </w:r>
-      <m:oMath>
-        <m:r>
-          <m:t>σ</m:t>
-        </m:r>
-      </m:oMath>
-      <w:r>
-        <w:t xml:space="preserve"> </w:t>
-      </w:r>
-      <w:r>
-        <w:t xml:space="preserve">usados no código.</w:t>
+        <w:t xml:space="preserve">O que você espera que aconteça com a função de Green em 4D? Justifique sem fazer a conta completa (o caso geral será tratado na próxima aula).</w:t>
       </w:r>
     </w:p>
     <w:p>
@@ -9097,212 +7160,23 @@
         <w:t xml:space="preserve"> </w:t>
       </w:r>
       <w:r>
-        <w:t xml:space="preserve">Adicione ao gráfico a aproximação retangular</w:t>
-      </w:r>
-      <w:r>
-        <w:t xml:space="preserve"> </w:t>
-      </w:r>
-      <m:oMath>
-        <m:sSub>
-          <m:e>
-            <m:r>
-              <m:t>R</m:t>
-            </m:r>
-          </m:e>
-          <m:sub>
-            <m:r>
-              <m:t>ϵ</m:t>
-            </m:r>
-          </m:sub>
-        </m:sSub>
-        <m:r>
-          <m:rPr>
-            <m:sty m:val="p"/>
-          </m:rPr>
-          <m:t>(</m:t>
-        </m:r>
-        <m:r>
-          <m:t>x</m:t>
-        </m:r>
-        <m:r>
-          <m:rPr>
-            <m:sty m:val="p"/>
-          </m:rPr>
-          <m:t>)</m:t>
-        </m:r>
-      </m:oMath>
-      <w:r>
-        <w:t xml:space="preserve"> </w:t>
-      </w:r>
-      <w:r>
-        <w:t xml:space="preserve">do Exercício 11 e compare visualmente a convergência para a delta.</w:t>
-      </w:r>
-    </w:p>
-    <w:p>
-      <w:pPr>
-        <w:pStyle w:val="BodyText"/>
-      </w:pPr>
-      <w:r>
-        <w:rPr>
-          <w:b/>
-          <w:bCs/>
-        </w:rPr>
-        <w:t xml:space="preserve">d)</w:t>
-      </w:r>
-      <w:r>
-        <w:t xml:space="preserve"> </w:t>
-      </w:r>
-      <w:r>
-        <w:t xml:space="preserve">Estime numericamente, para um</w:t>
-      </w:r>
-      <w:r>
-        <w:t xml:space="preserve"> </w:t>
-      </w:r>
-      <m:oMath>
-        <m:r>
-          <m:t>f</m:t>
-        </m:r>
-        <m:r>
-          <m:rPr>
-            <m:sty m:val="p"/>
-          </m:rPr>
-          <m:t>(</m:t>
-        </m:r>
-        <m:r>
-          <m:t>x</m:t>
-        </m:r>
-        <m:r>
-          <m:rPr>
-            <m:sty m:val="p"/>
-          </m:rPr>
-          <m:t>)</m:t>
-        </m:r>
-      </m:oMath>
-      <w:r>
-        <w:t xml:space="preserve"> </w:t>
-      </w:r>
-      <w:r>
-        <w:t xml:space="preserve">de sua escolha, o erro</w:t>
-      </w:r>
-      <w:r>
-        <w:t xml:space="preserve"> </w:t>
-      </w:r>
-      <m:oMath>
-        <m:d>
-          <m:dPr>
-            <m:begChr m:val="|"/>
-            <m:sepChr m:val=""/>
-            <m:endChr m:val="|"/>
-            <m:grow/>
-          </m:dPr>
-          <m:e>
-            <m:r>
-              <m:rPr>
-                <m:sty m:val="p"/>
-              </m:rPr>
-              <m:t>∫</m:t>
-            </m:r>
-            <m:sSub>
-              <m:e>
-                <m:r>
-                  <m:t>G</m:t>
-                </m:r>
-              </m:e>
-              <m:sub>
-                <m:r>
-                  <m:t>σ</m:t>
-                </m:r>
-              </m:sub>
-            </m:sSub>
-            <m:r>
-              <m:rPr>
-                <m:sty m:val="p"/>
-              </m:rPr>
-              <m:t>(</m:t>
-            </m:r>
-            <m:r>
-              <m:t>x</m:t>
-            </m:r>
-            <m:r>
-              <m:rPr>
-                <m:sty m:val="p"/>
-              </m:rPr>
-              <m:t>)</m:t>
-            </m:r>
-            <m:r>
-              <m:t>f</m:t>
-            </m:r>
-            <m:r>
-              <m:rPr>
-                <m:sty m:val="p"/>
-              </m:rPr>
-              <m:t>(</m:t>
-            </m:r>
-            <m:r>
-              <m:t>x</m:t>
-            </m:r>
-            <m:r>
-              <m:rPr>
-                <m:sty m:val="p"/>
-              </m:rPr>
-              <m:t>)</m:t>
-            </m:r>
-            <m:r>
-              <m:t> </m:t>
-            </m:r>
-            <m:r>
-              <m:t>d</m:t>
-            </m:r>
-            <m:r>
-              <m:t>x</m:t>
-            </m:r>
-            <m:r>
-              <m:rPr>
-                <m:sty m:val="p"/>
-              </m:rPr>
-              <m:t>−</m:t>
-            </m:r>
-            <m:r>
-              <m:t>f</m:t>
-            </m:r>
-            <m:r>
-              <m:rPr>
-                <m:sty m:val="p"/>
-              </m:rPr>
-              <m:t>(</m:t>
-            </m:r>
-            <m:r>
-              <m:t>0</m:t>
-            </m:r>
-            <m:r>
-              <m:rPr>
-                <m:sty m:val="p"/>
-              </m:rPr>
-              <m:t>)</m:t>
-            </m:r>
-          </m:e>
-        </m:d>
-      </m:oMath>
-      <w:r>
-        <w:t xml:space="preserve"> </w:t>
-      </w:r>
-      <w:r>
-        <w:t xml:space="preserve">em função de</w:t>
-      </w:r>
-      <w:r>
-        <w:t xml:space="preserve"> </w:t>
-      </w:r>
-      <m:oMath>
-        <m:r>
-          <m:t>σ</m:t>
-        </m:r>
-      </m:oMath>
-      <w:r>
-        <w:t xml:space="preserve">, e verifique como ele decresce.</w:t>
-      </w:r>
-    </w:p>
-    <w:bookmarkEnd w:id="35"/>
-    <w:bookmarkEnd w:id="36"/>
+        <w:t xml:space="preserve">Por que dizemos que a delta de Dirac</w:t>
+      </w:r>
+      <w:r>
+        <w:t xml:space="preserve"> </w:t>
+      </w:r>
+      <w:r>
+        <w:t xml:space="preserve">“não é uma função”</w:t>
+      </w:r>
+      <w:r>
+        <w:t xml:space="preserve"> </w:t>
+      </w:r>
+      <w:r>
+        <w:t xml:space="preserve">no sentido clássico? Em que sentido ela é, ainda assim, um objeto matemático rigoroso?</w:t>
+      </w:r>
+    </w:p>
+    <w:bookmarkEnd w:id="29"/>
+    <w:bookmarkEnd w:id="30"/>
     <w:sectPr>
       <w:footnotePr>
         <w:numRestart w:val="eachSect"/>
